--- a/Proyecto/PDAW 25-26. Plantilla de Propuesta.docx
+++ b/Proyecto/PDAW 25-26. Plantilla de Propuesta.docx
@@ -39,36 +39,42 @@
       <w:pPr>
         <w:pStyle w:val="Ttulo"/>
       </w:pPr>
+      <w:proofErr w:type="spellStart"/>
       <w:r>
         <w:rPr>
           <w:spacing w:val="-12"/>
         </w:rPr>
         <w:t>Serapī</w:t>
       </w:r>
+      <w:proofErr w:type="spellEnd"/>
       <w:r>
         <w:rPr>
           <w:spacing w:val="-92"/>
         </w:rPr>
         <w:t xml:space="preserve"> </w:t>
       </w:r>
+      <w:proofErr w:type="spellStart"/>
       <w:r>
         <w:rPr>
           <w:spacing w:val="-12"/>
         </w:rPr>
         <w:t>to</w:t>
       </w:r>
+      <w:proofErr w:type="spellEnd"/>
       <w:r>
         <w:rPr>
           <w:spacing w:val="-92"/>
         </w:rPr>
         <w:t xml:space="preserve"> </w:t>
       </w:r>
+      <w:proofErr w:type="spellStart"/>
       <w:r>
         <w:rPr>
           <w:spacing w:val="-12"/>
         </w:rPr>
         <w:t>kanjō</w:t>
       </w:r>
+      <w:proofErr w:type="spellEnd"/>
     </w:p>
     <w:p>
       <w:pPr>
@@ -964,36 +970,42 @@
         <w:spacing w:before="260"/>
         <w:ind w:left="2"/>
       </w:pPr>
+      <w:proofErr w:type="spellStart"/>
       <w:r>
         <w:rPr>
           <w:spacing w:val="-4"/>
         </w:rPr>
         <w:t>Serapī</w:t>
       </w:r>
+      <w:proofErr w:type="spellEnd"/>
       <w:r>
         <w:rPr>
           <w:spacing w:val="-18"/>
         </w:rPr>
         <w:t xml:space="preserve"> </w:t>
       </w:r>
+      <w:proofErr w:type="spellStart"/>
       <w:r>
         <w:rPr>
           <w:spacing w:val="-4"/>
         </w:rPr>
         <w:t>to</w:t>
       </w:r>
+      <w:proofErr w:type="spellEnd"/>
       <w:r>
         <w:rPr>
           <w:spacing w:val="-18"/>
         </w:rPr>
         <w:t xml:space="preserve"> </w:t>
       </w:r>
+      <w:proofErr w:type="spellStart"/>
       <w:r>
         <w:rPr>
           <w:spacing w:val="-4"/>
         </w:rPr>
         <w:t>kanjō</w:t>
       </w:r>
+      <w:proofErr w:type="spellEnd"/>
     </w:p>
     <w:p>
       <w:pPr>
@@ -10237,6 +10249,7 @@
         <w:jc w:val="center"/>
         <w:rPr>
           <w:b/>
+          <w:spacing w:val="-2"/>
           <w:sz w:val="16"/>
         </w:rPr>
       </w:pPr>
@@ -10363,6 +10376,9 @@
     </w:p>
     <w:p>
       <w:pPr>
+        <w:spacing w:before="137"/>
+        <w:ind w:left="85" w:right="223"/>
+        <w:jc w:val="center"/>
         <w:rPr>
           <w:b/>
           <w:sz w:val="16"/>
@@ -10376,59 +10392,94 @@
           <w:sz w:val="16"/>
         </w:rPr>
       </w:pPr>
+      <w:r>
+        <w:rPr>
+          <w:b/>
+          <w:noProof/>
+          <w:sz w:val="16"/>
+        </w:rPr>
+        <w:drawing>
+          <wp:inline distT="0" distB="0" distL="0" distR="0" wp14:anchorId="1EE85CDD" wp14:editId="2BF8549A">
+            <wp:extent cx="5493385" cy="3662045"/>
+            <wp:effectExtent l="0" t="0" r="0" b="0"/>
+            <wp:docPr id="2069640878" name="Imagen 81" descr="Interfaz de usuario gráfica, Aplicación&#10;&#10;El contenido generado por IA puede ser incorrecto."/>
+            <wp:cNvGraphicFramePr>
+              <a:graphicFrameLocks xmlns:a="http://schemas.openxmlformats.org/drawingml/2006/main" noChangeAspect="1"/>
+            </wp:cNvGraphicFramePr>
+            <a:graphic xmlns:a="http://schemas.openxmlformats.org/drawingml/2006/main">
+              <a:graphicData uri="http://schemas.openxmlformats.org/drawingml/2006/picture">
+                <pic:pic xmlns:pic="http://schemas.openxmlformats.org/drawingml/2006/picture">
+                  <pic:nvPicPr>
+                    <pic:cNvPr id="2069640878" name="Imagen 81" descr="Interfaz de usuario gráfica, Aplicación&#10;&#10;El contenido generado por IA puede ser incorrecto."/>
+                    <pic:cNvPicPr/>
+                  </pic:nvPicPr>
+                  <pic:blipFill>
+                    <a:blip r:embed="rId24" cstate="print">
+                      <a:extLst>
+                        <a:ext uri="{28A0092B-C50C-407E-A947-70E740481C1C}">
+                          <a14:useLocalDpi xmlns:a14="http://schemas.microsoft.com/office/drawing/2010/main" val="0"/>
+                        </a:ext>
+                      </a:extLst>
+                    </a:blip>
+                    <a:stretch>
+                      <a:fillRect/>
+                    </a:stretch>
+                  </pic:blipFill>
+                  <pic:spPr>
+                    <a:xfrm>
+                      <a:off x="0" y="0"/>
+                      <a:ext cx="5493385" cy="3662045"/>
+                    </a:xfrm>
+                    <a:prstGeom prst="rect">
+                      <a:avLst/>
+                    </a:prstGeom>
+                  </pic:spPr>
+                </pic:pic>
+              </a:graphicData>
+            </a:graphic>
+          </wp:inline>
+        </w:drawing>
+      </w:r>
     </w:p>
     <w:p>
       <w:pPr>
         <w:rPr>
           <w:b/>
           <w:sz w:val="16"/>
-          <w:u w:val="single"/>
-        </w:rPr>
-        <w:sectPr>
-          <w:headerReference w:type="default" r:id="rId24"/>
-          <w:footerReference w:type="default" r:id="rId25"/>
-          <w:pgSz w:w="11910" w:h="16840"/>
-          <w:pgMar w:top="1620" w:right="1559" w:bottom="1820" w:left="1700" w:header="708" w:footer="1634" w:gutter="0"/>
-          <w:cols w:space="720"/>
-        </w:sectPr>
+        </w:rPr>
       </w:pPr>
-      <w:r>
+    </w:p>
+    <w:p>
+      <w:pPr>
         <w:rPr>
           <w:b/>
-          <w:sz w:val="16"/>
-        </w:rPr>
-        <w:object w:dxaOrig="1543" w:dyaOrig="998" w14:anchorId="27306B72">
-          <v:shapetype id="_x0000_t75" coordsize="21600,21600" o:spt="75" o:preferrelative="t" path="m@4@5l@4@11@9@11@9@5xe" filled="f" stroked="f">
-            <v:stroke joinstyle="miter"/>
-            <v:formulas>
-              <v:f eqn="if lineDrawn pixelLineWidth 0"/>
-              <v:f eqn="sum @0 1 0"/>
-              <v:f eqn="sum 0 0 @1"/>
-              <v:f eqn="prod @2 1 2"/>
-              <v:f eqn="prod @3 21600 pixelWidth"/>
-              <v:f eqn="prod @3 21600 pixelHeight"/>
-              <v:f eqn="sum @0 0 1"/>
-              <v:f eqn="prod @6 1 2"/>
-              <v:f eqn="prod @7 21600 pixelWidth"/>
-              <v:f eqn="sum @8 21600 0"/>
-              <v:f eqn="prod @7 21600 pixelHeight"/>
-              <v:f eqn="sum @10 21600 0"/>
-            </v:formulas>
-            <v:path o:extrusionok="f" gradientshapeok="t" o:connecttype="rect"/>
-            <o:lock v:ext="edit" aspectratio="t"/>
-          </v:shapetype>
-          <v:shape id="_x0000_i1025" type="#_x0000_t75" style="width:77.25pt;height:50.25pt" o:ole="">
-            <v:imagedata r:id="rId26" o:title=""/>
-          </v:shape>
-          <o:OLEObject Type="Embed" ProgID="Package" ShapeID="_x0000_i1025" DrawAspect="Icon" ObjectID="_1832089059" r:id="rId27"/>
-        </w:object>
-      </w:r>
-      <w:r>
+          <w:bCs/>
+          <w:color w:val="374B80"/>
+          <w:w w:val="105"/>
+          <w:sz w:val="32"/>
+          <w:szCs w:val="32"/>
+        </w:rPr>
+      </w:pPr>
+      <w:bookmarkStart w:id="6" w:name="_bookmark6"/>
+      <w:bookmarkEnd w:id="6"/>
+    </w:p>
+    <w:p>
+      <w:pPr>
         <w:rPr>
           <w:b/>
-          <w:sz w:val="16"/>
-        </w:rPr>
-        <w:t>En caso de que no funcione el pdf, lo añado a la entrega de la tarea.</w:t>
+          <w:bCs/>
+          <w:color w:val="374B80"/>
+          <w:w w:val="105"/>
+          <w:sz w:val="32"/>
+          <w:szCs w:val="32"/>
+        </w:rPr>
+      </w:pPr>
+      <w:r>
+        <w:rPr>
+          <w:color w:val="374B80"/>
+          <w:w w:val="105"/>
+        </w:rPr>
+        <w:br w:type="page"/>
       </w:r>
     </w:p>
     <w:p>
@@ -10444,8 +10495,6 @@
         <w:spacing w:before="89"/>
         <w:ind w:left="361" w:hanging="359"/>
       </w:pPr>
-      <w:bookmarkStart w:id="6" w:name="_bookmark6"/>
-      <w:bookmarkEnd w:id="6"/>
       <w:r>
         <w:rPr>
           <w:color w:val="374B80"/>
@@ -10764,7 +10813,7 @@
                           <pic:cNvPicPr/>
                         </pic:nvPicPr>
                         <pic:blipFill>
-                          <a:blip r:embed="rId28" cstate="print"/>
+                          <a:blip r:embed="rId25" cstate="print"/>
                           <a:stretch>
                             <a:fillRect/>
                           </a:stretch>
@@ -14678,8 +14727,17 @@
                                   <w:rFonts w:ascii="Courier New" w:hAnsi="Courier New"/>
                                   <w:sz w:val="11"/>
                                 </w:rPr>
-                                <w:t xml:space="preserve"> código_sucursal</w:t>
+                                <w:t xml:space="preserve"> </w:t>
                               </w:r>
+                              <w:proofErr w:type="spellStart"/>
+                              <w:r>
+                                <w:rPr>
+                                  <w:rFonts w:ascii="Courier New" w:hAnsi="Courier New"/>
+                                  <w:sz w:val="11"/>
+                                </w:rPr>
+                                <w:t>código_sucursal</w:t>
+                              </w:r>
+                              <w:proofErr w:type="spellEnd"/>
                               <w:r>
                                 <w:rPr>
                                   <w:rFonts w:ascii="Courier New" w:hAnsi="Courier New"/>
@@ -14695,6 +14753,7 @@
                                 </w:rPr>
                                 <w:t xml:space="preserve">FK </w:t>
                               </w:r>
+                              <w:proofErr w:type="spellStart"/>
                               <w:r>
                                 <w:rPr>
                                   <w:rFonts w:ascii="Courier New" w:hAnsi="Courier New"/>
@@ -14703,6 +14762,7 @@
                                 </w:rPr>
                                 <w:t>nif</w:t>
                               </w:r>
+                              <w:proofErr w:type="spellEnd"/>
                             </w:p>
                             <w:p>
                               <w:pPr>
@@ -14820,6 +14880,7 @@
                                   <w:sz w:val="11"/>
                                 </w:rPr>
                               </w:pPr>
+                              <w:proofErr w:type="spellStart"/>
                               <w:r>
                                 <w:rPr>
                                   <w:rFonts w:ascii="Courier New" w:hAnsi="Courier New"/>
@@ -14829,6 +14890,7 @@
                                 </w:rPr>
                                 <w:t>número_registro_revista</w:t>
                               </w:r>
+                              <w:proofErr w:type="spellEnd"/>
                               <w:r>
                                 <w:rPr>
                                   <w:rFonts w:ascii="Courier New" w:hAnsi="Courier New"/>
@@ -14890,6 +14952,7 @@
                                   <w:sz w:val="11"/>
                                 </w:rPr>
                               </w:pPr>
+                              <w:proofErr w:type="spellStart"/>
                               <w:r>
                                 <w:rPr>
                                   <w:rFonts w:ascii="Courier New"/>
@@ -14899,6 +14962,7 @@
                                 </w:rPr>
                                 <w:t>id_periodista</w:t>
                               </w:r>
+                              <w:proofErr w:type="spellEnd"/>
                               <w:r>
                                 <w:rPr>
                                   <w:rFonts w:ascii="Courier New"/>
@@ -15000,6 +15064,7 @@
                                 </w:rPr>
                                 <w:t xml:space="preserve"> </w:t>
                               </w:r>
+                              <w:proofErr w:type="spellStart"/>
                               <w:r>
                                 <w:rPr>
                                   <w:rFonts w:ascii="Courier New" w:hAnsi="Courier New"/>
@@ -15008,6 +15073,7 @@
                                 </w:rPr>
                                 <w:t>número_registro_revista</w:t>
                               </w:r>
+                              <w:proofErr w:type="spellEnd"/>
                               <w:r>
                                 <w:rPr>
                                   <w:rFonts w:ascii="Courier New" w:hAnsi="Courier New"/>
@@ -15034,14 +15100,25 @@
                                   <w:sz w:val="11"/>
                                 </w:rPr>
                               </w:pPr>
+                              <w:proofErr w:type="spellStart"/>
                               <w:r>
                                 <w:rPr>
                                   <w:rFonts w:ascii="Courier New" w:hAnsi="Courier New"/>
                                   <w:spacing w:val="-2"/>
                                   <w:sz w:val="11"/>
                                 </w:rPr>
-                                <w:t xml:space="preserve">número_páginas </w:t>
+                                <w:t>número_páginas</w:t>
                               </w:r>
+                              <w:proofErr w:type="spellEnd"/>
+                              <w:r>
+                                <w:rPr>
+                                  <w:rFonts w:ascii="Courier New" w:hAnsi="Courier New"/>
+                                  <w:spacing w:val="-2"/>
+                                  <w:sz w:val="11"/>
+                                </w:rPr>
+                                <w:t xml:space="preserve"> </w:t>
+                              </w:r>
+                              <w:proofErr w:type="spellStart"/>
                               <w:r>
                                 <w:rPr>
                                   <w:rFonts w:ascii="Courier New" w:hAnsi="Courier New"/>
@@ -15051,6 +15128,7 @@
                                 </w:rPr>
                                 <w:t>número_ejemplares</w:t>
                               </w:r>
+                              <w:proofErr w:type="spellEnd"/>
                             </w:p>
                           </w:txbxContent>
                         </wps:txbx>
@@ -15199,6 +15277,7 @@
                                 </w:rPr>
                                 <w:t xml:space="preserve"> </w:t>
                               </w:r>
+                              <w:proofErr w:type="spellStart"/>
                               <w:r>
                                 <w:rPr>
                                   <w:rFonts w:ascii="Courier New" w:hAnsi="Courier New"/>
@@ -15207,6 +15286,7 @@
                                 </w:rPr>
                                 <w:t>número_registro_revista</w:t>
                               </w:r>
+                              <w:proofErr w:type="spellEnd"/>
                               <w:r>
                                 <w:rPr>
                                   <w:rFonts w:ascii="Courier New" w:hAnsi="Courier New"/>
@@ -15271,6 +15351,7 @@
                                   <w:sz w:val="11"/>
                                 </w:rPr>
                               </w:pPr>
+                              <w:proofErr w:type="spellStart"/>
                               <w:r>
                                 <w:rPr>
                                   <w:rFonts w:ascii="Courier New" w:hAnsi="Courier New"/>
@@ -15280,6 +15361,7 @@
                                 </w:rPr>
                                 <w:t>número_registro</w:t>
                               </w:r>
+                              <w:proofErr w:type="spellEnd"/>
                               <w:r>
                                 <w:rPr>
                                   <w:rFonts w:ascii="Courier New" w:hAnsi="Courier New"/>
@@ -15483,13 +15565,23 @@
                                   <w:sz w:val="11"/>
                                 </w:rPr>
                               </w:pPr>
+                              <w:proofErr w:type="spellStart"/>
                               <w:r>
                                 <w:rPr>
                                   <w:rFonts w:ascii="Courier New" w:hAnsi="Courier New"/>
                                   <w:sz w:val="11"/>
                                   <w:u w:val="single"/>
                                 </w:rPr>
-                                <w:t>código_sucursal PK FK</w:t>
+                                <w:t>código_sucursal</w:t>
+                              </w:r>
+                              <w:proofErr w:type="spellEnd"/>
+                              <w:r>
+                                <w:rPr>
+                                  <w:rFonts w:ascii="Courier New" w:hAnsi="Courier New"/>
+                                  <w:sz w:val="11"/>
+                                  <w:u w:val="single"/>
+                                </w:rPr>
+                                <w:t xml:space="preserve"> PK FK</w:t>
                               </w:r>
                               <w:r>
                                 <w:rPr>
@@ -15506,6 +15598,7 @@
                                 </w:rPr>
                                 <w:t xml:space="preserve"> </w:t>
                               </w:r>
+                              <w:proofErr w:type="spellStart"/>
                               <w:r>
                                 <w:rPr>
                                   <w:rFonts w:ascii="Courier New" w:hAnsi="Courier New"/>
@@ -15515,6 +15608,7 @@
                                 </w:rPr>
                                 <w:t>número_registro_revista</w:t>
                               </w:r>
+                              <w:proofErr w:type="spellEnd"/>
                               <w:r>
                                 <w:rPr>
                                   <w:rFonts w:ascii="Courier New" w:hAnsi="Courier New"/>
@@ -15650,6 +15744,7 @@
                                   <w:sz w:val="11"/>
                                 </w:rPr>
                               </w:pPr>
+                              <w:proofErr w:type="spellStart"/>
                               <w:r>
                                 <w:rPr>
                                   <w:rFonts w:ascii="Courier New" w:hAnsi="Courier New"/>
@@ -15659,6 +15754,7 @@
                                 </w:rPr>
                                 <w:t>código_sucursal</w:t>
                               </w:r>
+                              <w:proofErr w:type="spellEnd"/>
                               <w:r>
                                 <w:rPr>
                                   <w:rFonts w:ascii="Courier New" w:hAnsi="Courier New"/>
@@ -16098,8 +16194,17 @@
                             <w:rFonts w:ascii="Courier New" w:hAnsi="Courier New"/>
                             <w:sz w:val="11"/>
                           </w:rPr>
-                          <w:t xml:space="preserve"> código_sucursal</w:t>
+                          <w:t xml:space="preserve"> </w:t>
                         </w:r>
+                        <w:proofErr w:type="spellStart"/>
+                        <w:r>
+                          <w:rPr>
+                            <w:rFonts w:ascii="Courier New" w:hAnsi="Courier New"/>
+                            <w:sz w:val="11"/>
+                          </w:rPr>
+                          <w:t>código_sucursal</w:t>
+                        </w:r>
+                        <w:proofErr w:type="spellEnd"/>
                         <w:r>
                           <w:rPr>
                             <w:rFonts w:ascii="Courier New" w:hAnsi="Courier New"/>
@@ -16115,6 +16220,7 @@
                           </w:rPr>
                           <w:t xml:space="preserve">FK </w:t>
                         </w:r>
+                        <w:proofErr w:type="spellStart"/>
                         <w:r>
                           <w:rPr>
                             <w:rFonts w:ascii="Courier New" w:hAnsi="Courier New"/>
@@ -16123,6 +16229,7 @@
                           </w:rPr>
                           <w:t>nif</w:t>
                         </w:r>
+                        <w:proofErr w:type="spellEnd"/>
                       </w:p>
                       <w:p>
                         <w:pPr>
@@ -16203,6 +16310,7 @@
                             <w:sz w:val="11"/>
                           </w:rPr>
                         </w:pPr>
+                        <w:proofErr w:type="spellStart"/>
                         <w:r>
                           <w:rPr>
                             <w:rFonts w:ascii="Courier New" w:hAnsi="Courier New"/>
@@ -16212,6 +16320,7 @@
                           </w:rPr>
                           <w:t>número_registro_revista</w:t>
                         </w:r>
+                        <w:proofErr w:type="spellEnd"/>
                         <w:r>
                           <w:rPr>
                             <w:rFonts w:ascii="Courier New" w:hAnsi="Courier New"/>
@@ -16273,6 +16382,7 @@
                             <w:sz w:val="11"/>
                           </w:rPr>
                         </w:pPr>
+                        <w:proofErr w:type="spellStart"/>
                         <w:r>
                           <w:rPr>
                             <w:rFonts w:ascii="Courier New"/>
@@ -16282,6 +16392,7 @@
                           </w:rPr>
                           <w:t>id_periodista</w:t>
                         </w:r>
+                        <w:proofErr w:type="spellEnd"/>
                         <w:r>
                           <w:rPr>
                             <w:rFonts w:ascii="Courier New"/>
@@ -16369,6 +16480,7 @@
                           </w:rPr>
                           <w:t xml:space="preserve"> </w:t>
                         </w:r>
+                        <w:proofErr w:type="spellStart"/>
                         <w:r>
                           <w:rPr>
                             <w:rFonts w:ascii="Courier New" w:hAnsi="Courier New"/>
@@ -16377,6 +16489,7 @@
                           </w:rPr>
                           <w:t>número_registro_revista</w:t>
                         </w:r>
+                        <w:proofErr w:type="spellEnd"/>
                         <w:r>
                           <w:rPr>
                             <w:rFonts w:ascii="Courier New" w:hAnsi="Courier New"/>
@@ -16403,14 +16516,25 @@
                             <w:sz w:val="11"/>
                           </w:rPr>
                         </w:pPr>
+                        <w:proofErr w:type="spellStart"/>
                         <w:r>
                           <w:rPr>
                             <w:rFonts w:ascii="Courier New" w:hAnsi="Courier New"/>
                             <w:spacing w:val="-2"/>
                             <w:sz w:val="11"/>
                           </w:rPr>
-                          <w:t xml:space="preserve">número_páginas </w:t>
+                          <w:t>número_páginas</w:t>
                         </w:r>
+                        <w:proofErr w:type="spellEnd"/>
+                        <w:r>
+                          <w:rPr>
+                            <w:rFonts w:ascii="Courier New" w:hAnsi="Courier New"/>
+                            <w:spacing w:val="-2"/>
+                            <w:sz w:val="11"/>
+                          </w:rPr>
+                          <w:t xml:space="preserve"> </w:t>
+                        </w:r>
+                        <w:proofErr w:type="spellStart"/>
                         <w:r>
                           <w:rPr>
                             <w:rFonts w:ascii="Courier New" w:hAnsi="Courier New"/>
@@ -16420,6 +16544,7 @@
                           </w:rPr>
                           <w:t>número_ejemplares</w:t>
                         </w:r>
+                        <w:proofErr w:type="spellEnd"/>
                       </w:p>
                     </w:txbxContent>
                   </v:textbox>
@@ -16520,6 +16645,7 @@
                           </w:rPr>
                           <w:t xml:space="preserve"> </w:t>
                         </w:r>
+                        <w:proofErr w:type="spellStart"/>
                         <w:r>
                           <w:rPr>
                             <w:rFonts w:ascii="Courier New" w:hAnsi="Courier New"/>
@@ -16528,6 +16654,7 @@
                           </w:rPr>
                           <w:t>número_registro_revista</w:t>
                         </w:r>
+                        <w:proofErr w:type="spellEnd"/>
                         <w:r>
                           <w:rPr>
                             <w:rFonts w:ascii="Courier New" w:hAnsi="Courier New"/>
@@ -16578,6 +16705,7 @@
                             <w:sz w:val="11"/>
                           </w:rPr>
                         </w:pPr>
+                        <w:proofErr w:type="spellStart"/>
                         <w:r>
                           <w:rPr>
                             <w:rFonts w:ascii="Courier New" w:hAnsi="Courier New"/>
@@ -16587,6 +16715,7 @@
                           </w:rPr>
                           <w:t>número_registro</w:t>
                         </w:r>
+                        <w:proofErr w:type="spellEnd"/>
                         <w:r>
                           <w:rPr>
                             <w:rFonts w:ascii="Courier New" w:hAnsi="Courier New"/>
@@ -16736,13 +16865,23 @@
                             <w:sz w:val="11"/>
                           </w:rPr>
                         </w:pPr>
+                        <w:proofErr w:type="spellStart"/>
                         <w:r>
                           <w:rPr>
                             <w:rFonts w:ascii="Courier New" w:hAnsi="Courier New"/>
                             <w:sz w:val="11"/>
                             <w:u w:val="single"/>
                           </w:rPr>
-                          <w:t>código_sucursal PK FK</w:t>
+                          <w:t>código_sucursal</w:t>
+                        </w:r>
+                        <w:proofErr w:type="spellEnd"/>
+                        <w:r>
+                          <w:rPr>
+                            <w:rFonts w:ascii="Courier New" w:hAnsi="Courier New"/>
+                            <w:sz w:val="11"/>
+                            <w:u w:val="single"/>
+                          </w:rPr>
+                          <w:t xml:space="preserve"> PK FK</w:t>
                         </w:r>
                         <w:r>
                           <w:rPr>
@@ -16759,6 +16898,7 @@
                           </w:rPr>
                           <w:t xml:space="preserve"> </w:t>
                         </w:r>
+                        <w:proofErr w:type="spellStart"/>
                         <w:r>
                           <w:rPr>
                             <w:rFonts w:ascii="Courier New" w:hAnsi="Courier New"/>
@@ -16768,6 +16908,7 @@
                           </w:rPr>
                           <w:t>número_registro_revista</w:t>
                         </w:r>
+                        <w:proofErr w:type="spellEnd"/>
                         <w:r>
                           <w:rPr>
                             <w:rFonts w:ascii="Courier New" w:hAnsi="Courier New"/>
@@ -16860,6 +17001,7 @@
                             <w:sz w:val="11"/>
                           </w:rPr>
                         </w:pPr>
+                        <w:proofErr w:type="spellStart"/>
                         <w:r>
                           <w:rPr>
                             <w:rFonts w:ascii="Courier New" w:hAnsi="Courier New"/>
@@ -16869,6 +17011,7 @@
                           </w:rPr>
                           <w:t>código_sucursal</w:t>
                         </w:r>
+                        <w:proofErr w:type="spellEnd"/>
                         <w:r>
                           <w:rPr>
                             <w:rFonts w:ascii="Courier New" w:hAnsi="Courier New"/>
@@ -17085,15 +17228,14 @@
       <w:r>
         <w:rPr>
           <w:b/>
-          <w:noProof/>
           <w:sz w:val="16"/>
         </w:rPr>
         <w:lastRenderedPageBreak/>
         <w:drawing>
-          <wp:inline distT="0" distB="0" distL="0" distR="0" wp14:anchorId="508E6C9F" wp14:editId="7E9B9E9E">
-            <wp:extent cx="5493385" cy="7016750"/>
+          <wp:inline distT="0" distB="0" distL="0" distR="0" wp14:anchorId="54AC9BFC" wp14:editId="7824318E">
+            <wp:extent cx="5493385" cy="7091680"/>
             <wp:effectExtent l="0" t="0" r="0" b="0"/>
-            <wp:docPr id="1352552376" name="Imagen 1" descr="Diagrama&#10;&#10;El contenido generado por IA puede ser incorrecto."/>
+            <wp:docPr id="1572245306" name="Imagen 1" descr="Diagrama&#10;&#10;El contenido generado por IA puede ser incorrecto."/>
             <wp:cNvGraphicFramePr>
               <a:graphicFrameLocks xmlns:a="http://schemas.openxmlformats.org/drawingml/2006/main" noChangeAspect="1"/>
             </wp:cNvGraphicFramePr>
@@ -17101,7 +17243,7 @@
               <a:graphicData uri="http://schemas.openxmlformats.org/drawingml/2006/picture">
                 <pic:pic xmlns:pic="http://schemas.openxmlformats.org/drawingml/2006/picture">
                   <pic:nvPicPr>
-                    <pic:cNvPr id="1352552376" name="Imagen 1" descr="Diagrama&#10;&#10;El contenido generado por IA puede ser incorrecto."/>
+                    <pic:cNvPr id="1572245306" name="Imagen 1" descr="Diagrama&#10;&#10;El contenido generado por IA puede ser incorrecto."/>
                     <pic:cNvPicPr/>
                   </pic:nvPicPr>
                   <pic:blipFill>
@@ -17113,7 +17255,7 @@
                   <pic:spPr>
                     <a:xfrm>
                       <a:off x="0" y="0"/>
-                      <a:ext cx="5493385" cy="7016750"/>
+                      <a:ext cx="5493385" cy="7091680"/>
                     </a:xfrm>
                     <a:prstGeom prst="rect">
                       <a:avLst/>
@@ -17249,8 +17391,13 @@
         </w:rPr>
         <w:t xml:space="preserve"> </w:t>
       </w:r>
-      <w:r>
-        <w:t>IDEs,</w:t>
+      <w:proofErr w:type="spellStart"/>
+      <w:r>
+        <w:t>IDEs</w:t>
+      </w:r>
+      <w:proofErr w:type="spellEnd"/>
+      <w:r>
+        <w:t>,</w:t>
       </w:r>
       <w:r>
         <w:rPr>
@@ -17304,7 +17451,15 @@
         <w:t xml:space="preserve"> </w:t>
       </w:r>
       <w:r>
-        <w:t>y frameworks,</w:t>
+        <w:t xml:space="preserve">y </w:t>
+      </w:r>
+      <w:proofErr w:type="spellStart"/>
+      <w:r>
+        <w:t>frameworks</w:t>
+      </w:r>
+      <w:proofErr w:type="spellEnd"/>
+      <w:r>
+        <w:t>,</w:t>
       </w:r>
       <w:r>
         <w:rPr>
@@ -17692,7 +17847,15 @@
         <w:jc w:val="both"/>
       </w:pPr>
       <w:r>
-        <w:t>Laravel es un framework de PHP que facilita el desarrollo de aplicaciones web usando el patrón MVC.</w:t>
+        <w:t xml:space="preserve">Laravel es un </w:t>
+      </w:r>
+      <w:proofErr w:type="spellStart"/>
+      <w:r>
+        <w:t>framework</w:t>
+      </w:r>
+      <w:proofErr w:type="spellEnd"/>
+      <w:r>
+        <w:t xml:space="preserve"> de PHP que facilita el desarrollo de aplicaciones web usando el patrón MVC.</w:t>
       </w:r>
     </w:p>
     <w:p>
@@ -17745,12 +17908,21 @@
           <w:bCs/>
         </w:rPr>
       </w:pPr>
+      <w:proofErr w:type="spellStart"/>
       <w:r>
         <w:rPr>
           <w:b/>
           <w:bCs/>
         </w:rPr>
-        <w:t>Bootstrap</w:t>
+        <w:t>React</w:t>
+      </w:r>
+      <w:proofErr w:type="spellEnd"/>
+      <w:r>
+        <w:rPr>
+          <w:b/>
+          <w:bCs/>
+        </w:rPr>
+        <w:t xml:space="preserve"> (o en su defecto Angular, no lo tengo decidido al 100%)</w:t>
       </w:r>
     </w:p>
     <w:p>
@@ -17765,7 +17937,10 @@
         <w:jc w:val="both"/>
       </w:pPr>
       <w:r>
-        <w:t>Es un framework de diseño front-end de código abierto basado en HTML, CSS y JavaScript, que facilita la creación de interfaces web resposive.</w:t>
+        <w:t>E</w:t>
+      </w:r>
+      <w:r>
+        <w:t>s una biblioteca de JavaScript de código abierto, desarrollada por Facebook, diseñada específicamente para crear interfaces de usuario (UI) interactivas y dinámicas en aplicaciones web y móviles.</w:t>
       </w:r>
     </w:p>
     <w:p>
@@ -17780,7 +17955,15 @@
         <w:jc w:val="both"/>
       </w:pPr>
       <w:r>
-        <w:t>Se usará para diseñar la interfaz de usuario de la aplicación y dejar todas las vistas de la página atractivas y responsivas.</w:t>
+        <w:t xml:space="preserve">En el proyecto se usará para desarrollar el </w:t>
+      </w:r>
+      <w:proofErr w:type="spellStart"/>
+      <w:r>
+        <w:t>front</w:t>
+      </w:r>
+      <w:proofErr w:type="spellEnd"/>
+      <w:r>
+        <w:t xml:space="preserve"> de la aplicación.</w:t>
       </w:r>
     </w:p>
     <w:p>
@@ -17799,12 +17982,21 @@
           <w:rPr>
             <w:rStyle w:val="Hipervnculo"/>
           </w:rPr>
-          <w:t>https://getbootstrap.com</w:t>
+          <w:t>https://e</w:t>
+        </w:r>
+        <w:r>
+          <w:rPr>
+            <w:rStyle w:val="Hipervnculo"/>
+          </w:rPr>
+          <w:t>s</w:t>
+        </w:r>
+        <w:r>
+          <w:rPr>
+            <w:rStyle w:val="Hipervnculo"/>
+          </w:rPr>
+          <w:t>.react.dev/</w:t>
         </w:r>
       </w:hyperlink>
-      <w:r>
-        <w:t xml:space="preserve"> </w:t>
-      </w:r>
     </w:p>
     <w:p>
       <w:pPr>
@@ -17826,7 +18018,7 @@
           <w:b/>
           <w:bCs/>
         </w:rPr>
-        <w:t>Docker</w:t>
+        <w:t>Bootstrap</w:t>
       </w:r>
     </w:p>
     <w:p>
@@ -17841,10 +18033,31 @@
         <w:jc w:val="both"/>
       </w:pPr>
       <w:r>
-        <w:t>E</w:t>
-      </w:r>
-      <w:r>
-        <w:t>s una plataforma que permite desarrollar, enviar y ejecutar aplicaciones en contenedores. Los contenedores son entornos ligeros, portátiles y autosuficientes que contienen todo lo necesario para ejecutar una aplicación, incluyendo el sistema operativo, las dependencias y el código.</w:t>
+        <w:t xml:space="preserve">Es un </w:t>
+      </w:r>
+      <w:proofErr w:type="spellStart"/>
+      <w:r>
+        <w:t>framework</w:t>
+      </w:r>
+      <w:proofErr w:type="spellEnd"/>
+      <w:r>
+        <w:t xml:space="preserve"> de diseño </w:t>
+      </w:r>
+      <w:proofErr w:type="spellStart"/>
+      <w:r>
+        <w:t>front-end</w:t>
+      </w:r>
+      <w:proofErr w:type="spellEnd"/>
+      <w:r>
+        <w:t xml:space="preserve"> de código abierto basado en HTML, CSS y JavaScript, que facilita la creación de interfaces web </w:t>
+      </w:r>
+      <w:proofErr w:type="spellStart"/>
+      <w:r>
+        <w:t>resposive</w:t>
+      </w:r>
+      <w:proofErr w:type="spellEnd"/>
+      <w:r>
+        <w:t>.</w:t>
       </w:r>
     </w:p>
     <w:p>
@@ -17859,7 +18072,7 @@
         <w:jc w:val="both"/>
       </w:pPr>
       <w:r>
-        <w:t>Se usará para crear contenedores de la aplicación y para simplificar la gestión del entorno de desarrollo y despliegue</w:t>
+        <w:t>Se usará para diseñar la interfaz de usuario de la aplicación y dejar todas las vistas de la página atractivas y responsivas.</w:t>
       </w:r>
     </w:p>
     <w:p>
@@ -17874,6 +18087,86 @@
         <w:jc w:val="both"/>
       </w:pPr>
       <w:hyperlink r:id="rId33" w:history="1">
+        <w:r>
+          <w:rPr>
+            <w:rStyle w:val="Hipervnculo"/>
+          </w:rPr>
+          <w:t>https://getbootstrap.com</w:t>
+        </w:r>
+      </w:hyperlink>
+      <w:r>
+        <w:t xml:space="preserve"> </w:t>
+      </w:r>
+    </w:p>
+    <w:p>
+      <w:pPr>
+        <w:pStyle w:val="Textoindependiente"/>
+        <w:numPr>
+          <w:ilvl w:val="1"/>
+          <w:numId w:val="1"/>
+        </w:numPr>
+        <w:spacing w:before="260" w:line="252" w:lineRule="auto"/>
+        <w:ind w:right="143"/>
+        <w:jc w:val="both"/>
+        <w:rPr>
+          <w:b/>
+          <w:bCs/>
+        </w:rPr>
+      </w:pPr>
+      <w:r>
+        <w:rPr>
+          <w:b/>
+          <w:bCs/>
+        </w:rPr>
+        <w:t>Docker</w:t>
+      </w:r>
+    </w:p>
+    <w:p>
+      <w:pPr>
+        <w:pStyle w:val="Textoindependiente"/>
+        <w:numPr>
+          <w:ilvl w:val="2"/>
+          <w:numId w:val="1"/>
+        </w:numPr>
+        <w:spacing w:before="260" w:line="252" w:lineRule="auto"/>
+        <w:ind w:right="143"/>
+        <w:jc w:val="both"/>
+      </w:pPr>
+      <w:r>
+        <w:t>E</w:t>
+      </w:r>
+      <w:r>
+        <w:t>s una plataforma que permite desarrollar, enviar y ejecutar aplicaciones en contenedores. Los contenedores son entornos ligeros, portátiles y autosuficientes que contienen todo lo necesario para ejecutar una aplicación, incluyendo el sistema operativo, las dependencias y el código.</w:t>
+      </w:r>
+    </w:p>
+    <w:p>
+      <w:pPr>
+        <w:pStyle w:val="Textoindependiente"/>
+        <w:numPr>
+          <w:ilvl w:val="2"/>
+          <w:numId w:val="1"/>
+        </w:numPr>
+        <w:spacing w:before="260" w:line="252" w:lineRule="auto"/>
+        <w:ind w:right="143"/>
+        <w:jc w:val="both"/>
+      </w:pPr>
+      <w:r>
+        <w:lastRenderedPageBreak/>
+        <w:t>Se usará para crear contenedores de la aplicación y para simplificar la gestión del entorno de desarrollo y despliegue</w:t>
+      </w:r>
+    </w:p>
+    <w:p>
+      <w:pPr>
+        <w:pStyle w:val="Textoindependiente"/>
+        <w:numPr>
+          <w:ilvl w:val="2"/>
+          <w:numId w:val="1"/>
+        </w:numPr>
+        <w:spacing w:before="260" w:line="252" w:lineRule="auto"/>
+        <w:ind w:right="143"/>
+        <w:jc w:val="both"/>
+      </w:pPr>
+      <w:hyperlink r:id="rId34" w:history="1">
         <w:r>
           <w:rPr>
             <w:rStyle w:val="Hipervnculo"/>
@@ -17897,12 +18190,21 @@
           <w:bCs/>
         </w:rPr>
       </w:pPr>
+      <w:proofErr w:type="spellStart"/>
       <w:r>
         <w:rPr>
           <w:b/>
           <w:bCs/>
         </w:rPr>
-        <w:t xml:space="preserve">DBeaver </w:t>
+        <w:t>DBeaver</w:t>
+      </w:r>
+      <w:proofErr w:type="spellEnd"/>
+      <w:r>
+        <w:rPr>
+          <w:b/>
+          <w:bCs/>
+        </w:rPr>
+        <w:t xml:space="preserve"> </w:t>
       </w:r>
     </w:p>
     <w:p>
@@ -17932,7 +18234,6 @@
         <w:jc w:val="both"/>
       </w:pPr>
       <w:r>
-        <w:lastRenderedPageBreak/>
         <w:t>Se usará para la gestión de datos de la aplicación, y será donde se guardarán los datos de todas las entidades y relaciones.</w:t>
       </w:r>
     </w:p>
@@ -17947,7 +18248,7 @@
         <w:ind w:right="143"/>
         <w:jc w:val="both"/>
       </w:pPr>
-      <w:hyperlink r:id="rId34" w:history="1">
+      <w:hyperlink r:id="rId35" w:history="1">
         <w:r>
           <w:rPr>
             <w:rStyle w:val="Hipervnculo"/>
@@ -18008,7 +18309,23 @@
         <w:t>usará</w:t>
       </w:r>
       <w:r>
-        <w:t xml:space="preserve"> para implementar la lógica del backend de la aplicación, gestionando las interacciones con la base de datos, la autenticación de usuarios, la gestión de las emociones y las actividades, así como la comunicación con el frontend.</w:t>
+        <w:t xml:space="preserve"> para implementar la lógica del </w:t>
+      </w:r>
+      <w:proofErr w:type="spellStart"/>
+      <w:r>
+        <w:t>backend</w:t>
+      </w:r>
+      <w:proofErr w:type="spellEnd"/>
+      <w:r>
+        <w:t xml:space="preserve"> de la aplicación, gestionando las interacciones con la base de datos, la autenticación de usuarios, la gestión de las emociones y las actividades, así como la comunicación con el </w:t>
+      </w:r>
+      <w:proofErr w:type="spellStart"/>
+      <w:r>
+        <w:t>frontend</w:t>
+      </w:r>
+      <w:proofErr w:type="spellEnd"/>
+      <w:r>
+        <w:t>.</w:t>
       </w:r>
     </w:p>
     <w:p>
@@ -18022,7 +18339,7 @@
         <w:ind w:right="143"/>
         <w:jc w:val="both"/>
       </w:pPr>
-      <w:hyperlink r:id="rId35" w:tgtFrame="_new" w:history="1">
+      <w:hyperlink r:id="rId36" w:tgtFrame="_new" w:history="1">
         <w:r>
           <w:rPr>
             <w:rStyle w:val="Hipervnculo"/>
@@ -18083,7 +18400,15 @@
         <w:jc w:val="both"/>
       </w:pPr>
       <w:r>
-        <w:t>En caso de ser necesario, se utilizará JavaScript para mejorar la interactividad de la aplicación, como la validación de formularios en el frontend, animaciones y la actualización dinámica de contenido.</w:t>
+        <w:t xml:space="preserve">En caso de ser necesario, se utilizará JavaScript para mejorar la interactividad de la aplicación, como la validación de formularios en el </w:t>
+      </w:r>
+      <w:proofErr w:type="spellStart"/>
+      <w:r>
+        <w:t>frontend</w:t>
+      </w:r>
+      <w:proofErr w:type="spellEnd"/>
+      <w:r>
+        <w:t>, animaciones y la actualización dinámica de contenido.</w:t>
       </w:r>
     </w:p>
     <w:p>
@@ -18097,7 +18422,7 @@
         <w:ind w:right="143"/>
         <w:jc w:val="both"/>
       </w:pPr>
-      <w:hyperlink r:id="rId36" w:tgtFrame="_new" w:history="1">
+      <w:hyperlink r:id="rId37" w:tgtFrame="_new" w:history="1">
         <w:r>
           <w:rPr>
             <w:rStyle w:val="Hipervnculo"/>
@@ -18161,7 +18486,15 @@
         <w:t>usará</w:t>
       </w:r>
       <w:r>
-        <w:t xml:space="preserve"> para almacenar los datos de los usuarios, sus estados emocionales, actividades, comentarios y eventos, así como los informes generados por la IA. Laravel se conectará a MySQL mediante el ORM Eloquent para realizar consultas y manipulaciones de datos.</w:t>
+        <w:t xml:space="preserve"> para almacenar los datos de los usuarios, sus estados emocionales, actividades, comentarios y eventos, así como los informes generados por la IA. Laravel se conectará a MySQL mediante el ORM </w:t>
+      </w:r>
+      <w:proofErr w:type="spellStart"/>
+      <w:r>
+        <w:t>Eloquent</w:t>
+      </w:r>
+      <w:proofErr w:type="spellEnd"/>
+      <w:r>
+        <w:t xml:space="preserve"> para realizar consultas y manipulaciones de datos.</w:t>
       </w:r>
     </w:p>
     <w:p>
@@ -18175,7 +18508,7 @@
         <w:ind w:right="143"/>
         <w:jc w:val="both"/>
       </w:pPr>
-      <w:hyperlink r:id="rId37" w:tgtFrame="_new" w:history="1">
+      <w:hyperlink r:id="rId38" w:tgtFrame="_new" w:history="1">
         <w:r>
           <w:rPr>
             <w:rStyle w:val="Hipervnculo"/>
@@ -18185,6 +18518,8 @@
       </w:hyperlink>
     </w:p>
     <w:sectPr>
+      <w:headerReference w:type="default" r:id="rId39"/>
+      <w:footerReference w:type="default" r:id="rId40"/>
       <w:pgSz w:w="11910" w:h="16840"/>
       <w:pgMar w:top="1620" w:right="1559" w:bottom="1820" w:left="1700" w:header="708" w:footer="1634" w:gutter="0"/>
       <w:cols w:space="720"/>
@@ -20767,7 +21102,6 @@
   <w:style w:type="character" w:default="1" w:styleId="Fuentedeprrafopredeter">
     <w:name w:val="Default Paragraph Font"/>
     <w:uiPriority w:val="1"/>
-    <w:semiHidden/>
     <w:unhideWhenUsed/>
   </w:style>
   <w:style w:type="table" w:default="1" w:styleId="Tablanormal">

--- a/Proyecto/PDAW 25-26. Plantilla de Propuesta.docx
+++ b/Proyecto/PDAW 25-26. Plantilla de Propuesta.docx
@@ -2867,821 +2867,166 @@
     <w:p>
       <w:pPr>
         <w:pStyle w:val="Textoindependiente"/>
-        <w:spacing w:before="5"/>
-        <w:rPr>
-          <w:sz w:val="9"/>
+        <w:ind w:left="2"/>
+        <w:rPr>
+          <w:sz w:val="7"/>
         </w:rPr>
       </w:pPr>
       <w:r>
-        <w:rPr>
-          <w:noProof/>
-          <w:sz w:val="9"/>
-        </w:rPr>
-        <mc:AlternateContent>
-          <mc:Choice Requires="wpg">
-            <w:drawing>
-              <wp:anchor distT="0" distB="0" distL="0" distR="0" simplePos="0" relativeHeight="487588352" behindDoc="1" locked="0" layoutInCell="1" allowOverlap="1" wp14:anchorId="64CBC2B0" wp14:editId="77F8BCC4">
-                <wp:simplePos x="0" y="0"/>
-                <wp:positionH relativeFrom="page">
-                  <wp:posOffset>1713229</wp:posOffset>
-                </wp:positionH>
-                <wp:positionV relativeFrom="paragraph">
-                  <wp:posOffset>84826</wp:posOffset>
-                </wp:positionV>
-                <wp:extent cx="4135754" cy="2985135"/>
-                <wp:effectExtent l="0" t="0" r="0" b="0"/>
-                <wp:wrapTopAndBottom/>
-                <wp:docPr id="7" name="Group 7"/>
-                <wp:cNvGraphicFramePr>
-                  <a:graphicFrameLocks xmlns:a="http://schemas.openxmlformats.org/drawingml/2006/main"/>
-                </wp:cNvGraphicFramePr>
-                <a:graphic xmlns:a="http://schemas.openxmlformats.org/drawingml/2006/main">
-                  <a:graphicData uri="http://schemas.microsoft.com/office/word/2010/wordprocessingGroup">
-                    <wpg:wgp>
-                      <wpg:cNvGrpSpPr>
-                        <a:grpSpLocks/>
-                      </wpg:cNvGrpSpPr>
-                      <wpg:grpSpPr>
-                        <a:xfrm>
-                          <a:off x="0" y="0"/>
-                          <a:ext cx="4135754" cy="2985135"/>
-                          <a:chOff x="0" y="0"/>
-                          <a:chExt cx="4135754" cy="2985135"/>
-                        </a:xfrm>
-                      </wpg:grpSpPr>
-                      <wps:wsp>
-                        <wps:cNvPr id="8" name="Graphic 8"/>
-                        <wps:cNvSpPr/>
-                        <wps:spPr>
-                          <a:xfrm>
-                            <a:off x="0" y="0"/>
-                            <a:ext cx="4135754" cy="2985135"/>
-                          </a:xfrm>
-                          <a:custGeom>
-                            <a:avLst/>
-                            <a:gdLst/>
-                            <a:ahLst/>
-                            <a:cxnLst/>
-                            <a:rect l="l" t="t" r="r" b="b"/>
-                            <a:pathLst>
-                              <a:path w="4135754" h="2985135">
-                                <a:moveTo>
-                                  <a:pt x="4129405" y="0"/>
-                                </a:moveTo>
-                                <a:lnTo>
-                                  <a:pt x="6096" y="0"/>
-                                </a:lnTo>
-                                <a:lnTo>
-                                  <a:pt x="0" y="0"/>
-                                </a:lnTo>
-                                <a:lnTo>
-                                  <a:pt x="0" y="6096"/>
-                                </a:lnTo>
-                                <a:lnTo>
-                                  <a:pt x="0" y="2978531"/>
-                                </a:lnTo>
-                                <a:lnTo>
-                                  <a:pt x="0" y="2984627"/>
-                                </a:lnTo>
-                                <a:lnTo>
-                                  <a:pt x="6096" y="2984627"/>
-                                </a:lnTo>
-                                <a:lnTo>
-                                  <a:pt x="4129405" y="2984627"/>
-                                </a:lnTo>
-                                <a:lnTo>
-                                  <a:pt x="4129405" y="2978531"/>
-                                </a:lnTo>
-                                <a:lnTo>
-                                  <a:pt x="6096" y="2978531"/>
-                                </a:lnTo>
-                                <a:lnTo>
-                                  <a:pt x="6096" y="6096"/>
-                                </a:lnTo>
-                                <a:lnTo>
-                                  <a:pt x="4129405" y="6096"/>
-                                </a:lnTo>
-                                <a:lnTo>
-                                  <a:pt x="4129405" y="0"/>
-                                </a:lnTo>
-                                <a:close/>
-                              </a:path>
-                              <a:path w="4135754" h="2985135">
-                                <a:moveTo>
-                                  <a:pt x="4135628" y="0"/>
-                                </a:moveTo>
-                                <a:lnTo>
-                                  <a:pt x="4129532" y="0"/>
-                                </a:lnTo>
-                                <a:lnTo>
-                                  <a:pt x="4129532" y="6096"/>
-                                </a:lnTo>
-                                <a:lnTo>
-                                  <a:pt x="4129532" y="2978531"/>
-                                </a:lnTo>
-                                <a:lnTo>
-                                  <a:pt x="4129532" y="2984627"/>
-                                </a:lnTo>
-                                <a:lnTo>
-                                  <a:pt x="4135628" y="2984627"/>
-                                </a:lnTo>
-                                <a:lnTo>
-                                  <a:pt x="4135628" y="2978531"/>
-                                </a:lnTo>
-                                <a:lnTo>
-                                  <a:pt x="4135628" y="6096"/>
-                                </a:lnTo>
-                                <a:lnTo>
-                                  <a:pt x="4135628" y="0"/>
-                                </a:lnTo>
-                                <a:close/>
-                              </a:path>
-                            </a:pathLst>
-                          </a:custGeom>
-                          <a:solidFill>
-                            <a:srgbClr val="000000"/>
-                          </a:solidFill>
-                        </wps:spPr>
-                        <wps:bodyPr wrap="square" lIns="0" tIns="0" rIns="0" bIns="0" rtlCol="0">
-                          <a:prstTxWarp prst="textNoShape">
-                            <a:avLst/>
-                          </a:prstTxWarp>
-                          <a:noAutofit/>
-                        </wps:bodyPr>
-                      </wps:wsp>
-                      <wps:wsp>
-                        <wps:cNvPr id="9" name="Graphic 9"/>
-                        <wps:cNvSpPr/>
-                        <wps:spPr>
-                          <a:xfrm>
-                            <a:off x="1177845" y="233205"/>
-                            <a:ext cx="1524635" cy="2472055"/>
-                          </a:xfrm>
-                          <a:custGeom>
-                            <a:avLst/>
-                            <a:gdLst/>
-                            <a:ahLst/>
-                            <a:cxnLst/>
-                            <a:rect l="l" t="t" r="r" b="b"/>
-                            <a:pathLst>
-                              <a:path w="1524635" h="2472055">
-                                <a:moveTo>
-                                  <a:pt x="0" y="2471568"/>
-                                </a:moveTo>
-                                <a:lnTo>
-                                  <a:pt x="1524533" y="2471568"/>
-                                </a:lnTo>
-                                <a:lnTo>
-                                  <a:pt x="1524533" y="0"/>
-                                </a:lnTo>
-                                <a:lnTo>
-                                  <a:pt x="0" y="0"/>
-                                </a:lnTo>
-                                <a:lnTo>
-                                  <a:pt x="0" y="2471568"/>
-                                </a:lnTo>
-                                <a:close/>
-                              </a:path>
-                            </a:pathLst>
-                          </a:custGeom>
-                          <a:ln w="18501">
-                            <a:solidFill>
-                              <a:srgbClr val="000000"/>
-                            </a:solidFill>
-                            <a:prstDash val="solid"/>
-                          </a:ln>
-                        </wps:spPr>
-                        <wps:bodyPr wrap="square" lIns="0" tIns="0" rIns="0" bIns="0" rtlCol="0">
-                          <a:prstTxWarp prst="textNoShape">
-                            <a:avLst/>
-                          </a:prstTxWarp>
-                          <a:noAutofit/>
-                        </wps:bodyPr>
-                      </wps:wsp>
-                      <wps:wsp>
-                        <wps:cNvPr id="10" name="Graphic 10"/>
-                        <wps:cNvSpPr/>
-                        <wps:spPr>
-                          <a:xfrm>
-                            <a:off x="3381035" y="1038646"/>
-                            <a:ext cx="354330" cy="267335"/>
-                          </a:xfrm>
-                          <a:custGeom>
-                            <a:avLst/>
-                            <a:gdLst/>
-                            <a:ahLst/>
-                            <a:cxnLst/>
-                            <a:rect l="l" t="t" r="r" b="b"/>
-                            <a:pathLst>
-                              <a:path w="354330" h="267335">
-                                <a:moveTo>
-                                  <a:pt x="0" y="52185"/>
-                                </a:moveTo>
-                                <a:lnTo>
-                                  <a:pt x="353985" y="51635"/>
-                                </a:lnTo>
-                              </a:path>
-                              <a:path w="354330" h="267335">
-                                <a:moveTo>
-                                  <a:pt x="175754" y="0"/>
-                                </a:moveTo>
-                                <a:lnTo>
-                                  <a:pt x="175754" y="267185"/>
-                                </a:lnTo>
-                              </a:path>
-                            </a:pathLst>
-                          </a:custGeom>
-                          <a:ln w="18497">
-                            <a:solidFill>
-                              <a:srgbClr val="000000"/>
-                            </a:solidFill>
-                            <a:prstDash val="solid"/>
-                          </a:ln>
-                        </wps:spPr>
-                        <wps:bodyPr wrap="square" lIns="0" tIns="0" rIns="0" bIns="0" rtlCol="0">
-                          <a:prstTxWarp prst="textNoShape">
-                            <a:avLst/>
-                          </a:prstTxWarp>
-                          <a:noAutofit/>
-                        </wps:bodyPr>
-                      </wps:wsp>
-                      <wps:wsp>
-                        <wps:cNvPr id="11" name="Graphic 11"/>
-                        <wps:cNvSpPr/>
-                        <wps:spPr>
-                          <a:xfrm>
-                            <a:off x="3380828" y="1304113"/>
-                            <a:ext cx="354965" cy="280670"/>
-                          </a:xfrm>
-                          <a:custGeom>
-                            <a:avLst/>
-                            <a:gdLst/>
-                            <a:ahLst/>
-                            <a:cxnLst/>
-                            <a:rect l="l" t="t" r="r" b="b"/>
-                            <a:pathLst>
-                              <a:path w="354965" h="280670">
-                                <a:moveTo>
-                                  <a:pt x="0" y="279698"/>
-                                </a:moveTo>
-                                <a:lnTo>
-                                  <a:pt x="175960" y="0"/>
-                                </a:lnTo>
-                                <a:lnTo>
-                                  <a:pt x="354605" y="280592"/>
-                                </a:lnTo>
-                              </a:path>
-                            </a:pathLst>
-                          </a:custGeom>
-                          <a:ln w="18495">
-                            <a:solidFill>
-                              <a:srgbClr val="000000"/>
-                            </a:solidFill>
-                            <a:prstDash val="solid"/>
-                          </a:ln>
-                        </wps:spPr>
-                        <wps:bodyPr wrap="square" lIns="0" tIns="0" rIns="0" bIns="0" rtlCol="0">
-                          <a:prstTxWarp prst="textNoShape">
-                            <a:avLst/>
-                          </a:prstTxWarp>
-                          <a:noAutofit/>
-                        </wps:bodyPr>
-                      </wps:wsp>
-                      <pic:pic xmlns:pic="http://schemas.openxmlformats.org/drawingml/2006/picture">
-                        <pic:nvPicPr>
-                          <pic:cNvPr id="12" name="Image 12"/>
-                          <pic:cNvPicPr/>
-                        </pic:nvPicPr>
-                        <pic:blipFill>
-                          <a:blip r:embed="rId10" cstate="print"/>
-                          <a:stretch>
-                            <a:fillRect/>
-                          </a:stretch>
-                        </pic:blipFill>
-                        <pic:spPr>
-                          <a:xfrm>
-                            <a:off x="3463242" y="854552"/>
-                            <a:ext cx="187093" cy="190523"/>
-                          </a:xfrm>
-                          <a:prstGeom prst="rect">
-                            <a:avLst/>
-                          </a:prstGeom>
-                        </pic:spPr>
-                      </pic:pic>
-                      <wps:wsp>
-                        <wps:cNvPr id="13" name="Graphic 13"/>
-                        <wps:cNvSpPr/>
-                        <wps:spPr>
-                          <a:xfrm>
-                            <a:off x="813881" y="780330"/>
-                            <a:ext cx="2544445" cy="1523365"/>
-                          </a:xfrm>
-                          <a:custGeom>
-                            <a:avLst/>
-                            <a:gdLst/>
-                            <a:ahLst/>
-                            <a:cxnLst/>
-                            <a:rect l="l" t="t" r="r" b="b"/>
-                            <a:pathLst>
-                              <a:path w="2544445" h="1523365">
-                                <a:moveTo>
-                                  <a:pt x="0" y="252471"/>
-                                </a:moveTo>
-                                <a:lnTo>
-                                  <a:pt x="618511" y="0"/>
-                                </a:lnTo>
-                              </a:path>
-                              <a:path w="2544445" h="1523365">
-                                <a:moveTo>
-                                  <a:pt x="1620393" y="1523293"/>
-                                </a:moveTo>
-                                <a:lnTo>
-                                  <a:pt x="2543825" y="539733"/>
-                                </a:lnTo>
-                              </a:path>
-                            </a:pathLst>
-                          </a:custGeom>
-                          <a:ln w="18497">
-                            <a:solidFill>
-                              <a:srgbClr val="000000"/>
-                            </a:solidFill>
-                            <a:prstDash val="solid"/>
-                          </a:ln>
-                        </wps:spPr>
-                        <wps:bodyPr wrap="square" lIns="0" tIns="0" rIns="0" bIns="0" rtlCol="0">
-                          <a:prstTxWarp prst="textNoShape">
-                            <a:avLst/>
-                          </a:prstTxWarp>
-                          <a:noAutofit/>
-                        </wps:bodyPr>
-                      </wps:wsp>
-                      <pic:pic xmlns:pic="http://schemas.openxmlformats.org/drawingml/2006/picture">
-                        <pic:nvPicPr>
-                          <pic:cNvPr id="14" name="Image 14"/>
-                          <pic:cNvPicPr/>
-                        </pic:nvPicPr>
-                        <pic:blipFill>
-                          <a:blip r:embed="rId11" cstate="print"/>
-                          <a:stretch>
-                            <a:fillRect/>
-                          </a:stretch>
-                        </pic:blipFill>
-                        <pic:spPr>
-                          <a:xfrm>
-                            <a:off x="1203171" y="263421"/>
-                            <a:ext cx="1350016" cy="120397"/>
-                          </a:xfrm>
-                          <a:prstGeom prst="rect">
-                            <a:avLst/>
-                          </a:prstGeom>
-                        </pic:spPr>
-                      </pic:pic>
-                      <pic:pic xmlns:pic="http://schemas.openxmlformats.org/drawingml/2006/picture">
-                        <pic:nvPicPr>
-                          <pic:cNvPr id="15" name="Image 15"/>
-                          <pic:cNvPicPr/>
-                        </pic:nvPicPr>
-                        <pic:blipFill>
-                          <a:blip r:embed="rId12" cstate="print"/>
-                          <a:stretch>
-                            <a:fillRect/>
-                          </a:stretch>
-                        </pic:blipFill>
-                        <pic:spPr>
-                          <a:xfrm>
-                            <a:off x="288760" y="514849"/>
-                            <a:ext cx="2119368" cy="1523385"/>
-                          </a:xfrm>
-                          <a:prstGeom prst="rect">
-                            <a:avLst/>
-                          </a:prstGeom>
-                        </pic:spPr>
-                      </pic:pic>
-                      <pic:pic xmlns:pic="http://schemas.openxmlformats.org/drawingml/2006/picture">
-                        <pic:nvPicPr>
-                          <pic:cNvPr id="16" name="Image 16"/>
-                          <pic:cNvPicPr/>
-                        </pic:nvPicPr>
-                        <pic:blipFill>
-                          <a:blip r:embed="rId13" cstate="print"/>
-                          <a:stretch>
-                            <a:fillRect/>
-                          </a:stretch>
-                        </pic:blipFill>
-                        <pic:spPr>
-                          <a:xfrm>
-                            <a:off x="1475948" y="2098985"/>
-                            <a:ext cx="923510" cy="461485"/>
-                          </a:xfrm>
-                          <a:prstGeom prst="rect">
-                            <a:avLst/>
-                          </a:prstGeom>
-                        </pic:spPr>
-                      </pic:pic>
-                      <pic:pic xmlns:pic="http://schemas.openxmlformats.org/drawingml/2006/picture">
-                        <pic:nvPicPr>
-                          <pic:cNvPr id="17" name="Image 17"/>
-                          <pic:cNvPicPr/>
-                        </pic:nvPicPr>
-                        <pic:blipFill>
-                          <a:blip r:embed="rId14" cstate="print"/>
-                          <a:stretch>
-                            <a:fillRect/>
-                          </a:stretch>
-                        </pic:blipFill>
-                        <pic:spPr>
-                          <a:xfrm>
-                            <a:off x="3445585" y="1647409"/>
-                            <a:ext cx="245668" cy="97913"/>
-                          </a:xfrm>
-                          <a:prstGeom prst="rect">
-                            <a:avLst/>
-                          </a:prstGeom>
-                        </pic:spPr>
-                      </pic:pic>
-                    </wpg:wgp>
-                  </a:graphicData>
-                </a:graphic>
-              </wp:anchor>
-            </w:drawing>
-          </mc:Choice>
-          <mc:Fallback>
-            <w:pict>
-              <v:group w14:anchorId="0F238C18" id="Group 7" o:spid="_x0000_s1026" style="position:absolute;margin-left:134.9pt;margin-top:6.7pt;width:325.65pt;height:235.05pt;z-index:-15728128;mso-wrap-distance-left:0;mso-wrap-distance-right:0;mso-position-horizontal-relative:page" coordsize="41357,29851" o:gfxdata="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">
-                <v:shape id="Graphic 8" o:spid="_x0000_s1027" style="position:absolute;width:41357;height:29851;visibility:visible;mso-wrap-style:square;v-text-anchor:top" coordsize="4135754,2985135" o:gfxdata="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" path="m4129405,l6096,,,,,6096,,2978531r,6096l6096,2984627r4123309,l4129405,2978531r-4123309,l6096,6096r4123309,l4129405,xem4135628,r-6096,l4129532,6096r,2972435l4129532,2984627r6096,l4135628,2978531r,-2972435l4135628,xe" fillcolor="black" stroked="f">
-                  <v:path arrowok="t"/>
-                </v:shape>
-                <v:shape id="Graphic 9" o:spid="_x0000_s1028" style="position:absolute;left:11778;top:2332;width:15246;height:24720;visibility:visible;mso-wrap-style:square;v-text-anchor:top" coordsize="1524635,2472055" o:gfxdata="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" path="m,2471568r1524533,l1524533,,,,,2471568xe" filled="f" strokeweight=".51392mm">
-                  <v:path arrowok="t"/>
-                </v:shape>
-                <v:shape id="Graphic 10" o:spid="_x0000_s1029" style="position:absolute;left:33810;top:10386;width:3543;height:2673;visibility:visible;mso-wrap-style:square;v-text-anchor:top" coordsize="354330,267335" o:gfxdata="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" path="m,52185r353985,-550em175754,r,267185e" filled="f" strokeweight=".51381mm">
-                  <v:path arrowok="t"/>
-                </v:shape>
-                <v:shape id="Graphic 11" o:spid="_x0000_s1030" style="position:absolute;left:33808;top:13041;width:3549;height:2806;visibility:visible;mso-wrap-style:square;v-text-anchor:top" coordsize="354965,280670" o:gfxdata="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" path="m,279698l175960,,354605,280592e" filled="f" strokeweight=".51375mm">
-                  <v:path arrowok="t"/>
-                </v:shape>
-                <v:shapetype id="_x0000_t75" coordsize="21600,21600" o:spt="75" o:preferrelative="t" path="m@4@5l@4@11@9@11@9@5xe" filled="f" stroked="f">
-                  <v:stroke joinstyle="miter"/>
-                  <v:formulas>
-                    <v:f eqn="if lineDrawn pixelLineWidth 0"/>
-                    <v:f eqn="sum @0 1 0"/>
-                    <v:f eqn="sum 0 0 @1"/>
-                    <v:f eqn="prod @2 1 2"/>
-                    <v:f eqn="prod @3 21600 pixelWidth"/>
-                    <v:f eqn="prod @3 21600 pixelHeight"/>
-                    <v:f eqn="sum @0 0 1"/>
-                    <v:f eqn="prod @6 1 2"/>
-                    <v:f eqn="prod @7 21600 pixelWidth"/>
-                    <v:f eqn="sum @8 21600 0"/>
-                    <v:f eqn="prod @7 21600 pixelHeight"/>
-                    <v:f eqn="sum @10 21600 0"/>
-                  </v:formulas>
-                  <v:path o:extrusionok="f" gradientshapeok="t" o:connecttype="rect"/>
-                  <o:lock v:ext="edit" aspectratio="t"/>
-                </v:shapetype>
-                <v:shape id="Image 12" o:spid="_x0000_s1031" type="#_x0000_t75" style="position:absolute;left:34632;top:8545;width:1871;height:1905;visibility:visible;mso-wrap-style:square" o:gfxdata="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">
-                  <v:imagedata r:id="rId15" o:title=""/>
-                </v:shape>
-                <v:shape id="Graphic 13" o:spid="_x0000_s1032" style="position:absolute;left:8138;top:7803;width:25445;height:15233;visibility:visible;mso-wrap-style:square;v-text-anchor:top" coordsize="2544445,1523365" o:gfxdata="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" path="m,252471l618511,em1620393,1523293l2543825,539733e" filled="f" strokeweight=".51381mm">
-                  <v:path arrowok="t"/>
-                </v:shape>
-                <v:shape id="Image 14" o:spid="_x0000_s1033" type="#_x0000_t75" style="position:absolute;left:12031;top:2634;width:13500;height:1204;visibility:visible;mso-wrap-style:square" o:gfxdata="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">
-                  <v:imagedata r:id="rId16" o:title=""/>
-                </v:shape>
-                <v:shape id="Image 15" o:spid="_x0000_s1034" type="#_x0000_t75" style="position:absolute;left:2887;top:5148;width:21194;height:15234;visibility:visible;mso-wrap-style:square" o:gfxdata="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">
-                  <v:imagedata r:id="rId17" o:title=""/>
-                </v:shape>
-                <v:shape id="Image 16" o:spid="_x0000_s1035" type="#_x0000_t75" style="position:absolute;left:14759;top:20989;width:9235;height:4615;visibility:visible;mso-wrap-style:square" o:gfxdata="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">
-                  <v:imagedata r:id="rId18" o:title=""/>
-                </v:shape>
-                <v:shape id="Image 17" o:spid="_x0000_s1036" type="#_x0000_t75" style="position:absolute;left:34455;top:16474;width:2457;height:979;visibility:visible;mso-wrap-style:square" o:gfxdata="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">
-                  <v:imagedata r:id="rId19" o:title=""/>
-                </v:shape>
-                <w10:wrap type="topAndBottom" anchorx="page"/>
-              </v:group>
-            </w:pict>
-          </mc:Fallback>
-        </mc:AlternateContent>
-      </w:r>
-    </w:p>
-    <w:p>
-      <w:pPr>
-        <w:spacing w:before="123"/>
-        <w:ind w:left="87" w:right="223"/>
-        <w:jc w:val="center"/>
-        <w:rPr>
-          <w:b/>
-          <w:sz w:val="16"/>
-        </w:rPr>
-      </w:pPr>
-      <w:r>
-        <w:rPr>
-          <w:b/>
-          <w:sz w:val="16"/>
-        </w:rPr>
-        <w:t>ILUSTRACIÓN</w:t>
-      </w:r>
-      <w:r>
-        <w:rPr>
-          <w:b/>
-          <w:spacing w:val="-5"/>
-          <w:sz w:val="16"/>
-        </w:rPr>
-        <w:t xml:space="preserve"> </w:t>
-      </w:r>
-      <w:r>
-        <w:rPr>
-          <w:b/>
-          <w:sz w:val="16"/>
-        </w:rPr>
-        <w:t>1.</w:t>
-      </w:r>
-      <w:r>
-        <w:rPr>
-          <w:b/>
-          <w:spacing w:val="-9"/>
-          <w:sz w:val="16"/>
-        </w:rPr>
-        <w:t xml:space="preserve"> </w:t>
-      </w:r>
-      <w:r>
-        <w:rPr>
-          <w:b/>
-          <w:sz w:val="16"/>
-        </w:rPr>
-        <w:t>EJEMPLO</w:t>
-      </w:r>
-      <w:r>
-        <w:rPr>
-          <w:b/>
-          <w:spacing w:val="-7"/>
-          <w:sz w:val="16"/>
-        </w:rPr>
-        <w:t xml:space="preserve"> </w:t>
-      </w:r>
-      <w:r>
-        <w:rPr>
-          <w:b/>
-          <w:sz w:val="16"/>
-        </w:rPr>
-        <w:t>DE</w:t>
-      </w:r>
-      <w:r>
-        <w:rPr>
-          <w:b/>
-          <w:spacing w:val="-6"/>
-          <w:sz w:val="16"/>
-        </w:rPr>
-        <w:t xml:space="preserve"> </w:t>
-      </w:r>
-      <w:r>
-        <w:rPr>
-          <w:b/>
-          <w:sz w:val="16"/>
-        </w:rPr>
-        <w:t>DIAGRAMA</w:t>
-      </w:r>
-      <w:r>
-        <w:rPr>
-          <w:b/>
-          <w:spacing w:val="-7"/>
-          <w:sz w:val="16"/>
-        </w:rPr>
-        <w:t xml:space="preserve"> </w:t>
-      </w:r>
-      <w:r>
-        <w:rPr>
-          <w:b/>
-          <w:sz w:val="16"/>
-        </w:rPr>
-        <w:t>DE</w:t>
-      </w:r>
-      <w:r>
-        <w:rPr>
-          <w:b/>
-          <w:spacing w:val="-7"/>
-          <w:sz w:val="16"/>
-        </w:rPr>
-        <w:t xml:space="preserve"> </w:t>
-      </w:r>
-      <w:r>
-        <w:rPr>
-          <w:b/>
-          <w:sz w:val="16"/>
-        </w:rPr>
-        <w:t>CASOS</w:t>
-      </w:r>
-      <w:r>
-        <w:rPr>
-          <w:b/>
-          <w:spacing w:val="-5"/>
-          <w:sz w:val="16"/>
-        </w:rPr>
-        <w:t xml:space="preserve"> </w:t>
-      </w:r>
-      <w:r>
-        <w:rPr>
-          <w:b/>
-          <w:sz w:val="16"/>
-        </w:rPr>
-        <w:t>DE</w:t>
-      </w:r>
-      <w:r>
-        <w:rPr>
-          <w:b/>
-          <w:spacing w:val="-10"/>
-          <w:sz w:val="16"/>
-        </w:rPr>
-        <w:t xml:space="preserve"> </w:t>
-      </w:r>
-      <w:r>
-        <w:rPr>
-          <w:b/>
-          <w:spacing w:val="-5"/>
-          <w:sz w:val="16"/>
-        </w:rPr>
-        <w:t>USO</w:t>
+        <w:t>Descripción</w:t>
+      </w:r>
+      <w:r>
+        <w:rPr>
+          <w:spacing w:val="-22"/>
+        </w:rPr>
+        <w:t xml:space="preserve"> </w:t>
+      </w:r>
+      <w:r>
+        <w:t>escrita</w:t>
+      </w:r>
+      <w:r>
+        <w:rPr>
+          <w:spacing w:val="-22"/>
+        </w:rPr>
+        <w:t xml:space="preserve"> </w:t>
+      </w:r>
+      <w:r>
+        <w:t>de</w:t>
+      </w:r>
+      <w:r>
+        <w:rPr>
+          <w:spacing w:val="-22"/>
+        </w:rPr>
+        <w:t xml:space="preserve"> </w:t>
+      </w:r>
+      <w:r>
+        <w:t>los</w:t>
+      </w:r>
+      <w:r>
+        <w:rPr>
+          <w:spacing w:val="-20"/>
+        </w:rPr>
+        <w:t xml:space="preserve"> </w:t>
+      </w:r>
+      <w:r>
+        <w:t>principales</w:t>
+      </w:r>
+      <w:r>
+        <w:rPr>
+          <w:spacing w:val="-22"/>
+        </w:rPr>
+        <w:t xml:space="preserve"> </w:t>
+      </w:r>
+      <w:r>
+        <w:t>casos</w:t>
+      </w:r>
+      <w:r>
+        <w:rPr>
+          <w:spacing w:val="-22"/>
+        </w:rPr>
+        <w:t xml:space="preserve"> </w:t>
+      </w:r>
+      <w:r>
+        <w:t>de</w:t>
+      </w:r>
+      <w:r>
+        <w:rPr>
+          <w:spacing w:val="-19"/>
+        </w:rPr>
+        <w:t xml:space="preserve"> </w:t>
+      </w:r>
+      <w:r>
+        <w:t>uso</w:t>
+      </w:r>
+      <w:r>
+        <w:rPr>
+          <w:spacing w:val="-21"/>
+        </w:rPr>
+        <w:t xml:space="preserve"> </w:t>
+      </w:r>
+      <w:r>
+        <w:t>y</w:t>
+      </w:r>
+      <w:r>
+        <w:rPr>
+          <w:spacing w:val="-22"/>
+        </w:rPr>
+        <w:t xml:space="preserve"> </w:t>
+      </w:r>
+      <w:r>
+        <w:t>escenarios</w:t>
+      </w:r>
+      <w:r>
+        <w:rPr>
+          <w:spacing w:val="-22"/>
+        </w:rPr>
+        <w:t xml:space="preserve"> </w:t>
+      </w:r>
+      <w:r>
+        <w:t>de</w:t>
+      </w:r>
+      <w:r>
+        <w:rPr>
+          <w:spacing w:val="-22"/>
+        </w:rPr>
+        <w:t xml:space="preserve"> </w:t>
+      </w:r>
+      <w:r>
+        <w:t>la</w:t>
+      </w:r>
+      <w:r>
+        <w:rPr>
+          <w:spacing w:val="-22"/>
+        </w:rPr>
+        <w:t xml:space="preserve"> </w:t>
+      </w:r>
+      <w:r>
+        <w:rPr>
+          <w:spacing w:val="-2"/>
+        </w:rPr>
+        <w:t>aplicación</w:t>
+      </w:r>
+      <w:r>
+        <w:rPr>
+          <w:spacing w:val="-2"/>
+        </w:rPr>
+        <w:t>.</w:t>
       </w:r>
     </w:p>
     <w:p>
       <w:pPr>
         <w:pStyle w:val="Textoindependiente"/>
-        <w:spacing w:before="21"/>
-        <w:rPr>
-          <w:b/>
-          <w:sz w:val="16"/>
-        </w:rPr>
-      </w:pPr>
-    </w:p>
-    <w:p>
-      <w:pPr>
-        <w:pStyle w:val="Textoindependiente"/>
-        <w:ind w:left="2"/>
-      </w:pPr>
-      <w:r>
-        <w:t>Descripción</w:t>
-      </w:r>
-      <w:r>
-        <w:rPr>
-          <w:spacing w:val="-22"/>
-        </w:rPr>
-        <w:t xml:space="preserve"> </w:t>
-      </w:r>
-      <w:r>
-        <w:t>escrita</w:t>
-      </w:r>
-      <w:r>
-        <w:rPr>
-          <w:spacing w:val="-22"/>
-        </w:rPr>
-        <w:t xml:space="preserve"> </w:t>
-      </w:r>
-      <w:r>
-        <w:t>de</w:t>
-      </w:r>
-      <w:r>
-        <w:rPr>
-          <w:spacing w:val="-22"/>
-        </w:rPr>
-        <w:t xml:space="preserve"> </w:t>
-      </w:r>
-      <w:r>
-        <w:t>los</w:t>
-      </w:r>
-      <w:r>
-        <w:rPr>
-          <w:spacing w:val="-20"/>
-        </w:rPr>
-        <w:t xml:space="preserve"> </w:t>
-      </w:r>
-      <w:r>
-        <w:t>principales</w:t>
-      </w:r>
-      <w:r>
-        <w:rPr>
-          <w:spacing w:val="-22"/>
-        </w:rPr>
-        <w:t xml:space="preserve"> </w:t>
-      </w:r>
-      <w:r>
-        <w:t>casos</w:t>
-      </w:r>
-      <w:r>
-        <w:rPr>
-          <w:spacing w:val="-22"/>
-        </w:rPr>
-        <w:t xml:space="preserve"> </w:t>
-      </w:r>
-      <w:r>
-        <w:t>de</w:t>
-      </w:r>
-      <w:r>
-        <w:rPr>
-          <w:spacing w:val="-19"/>
-        </w:rPr>
-        <w:t xml:space="preserve"> </w:t>
-      </w:r>
-      <w:r>
-        <w:t>uso</w:t>
-      </w:r>
-      <w:r>
-        <w:rPr>
-          <w:spacing w:val="-21"/>
-        </w:rPr>
-        <w:t xml:space="preserve"> </w:t>
-      </w:r>
-      <w:r>
-        <w:t>y</w:t>
-      </w:r>
-      <w:r>
-        <w:rPr>
-          <w:spacing w:val="-22"/>
-        </w:rPr>
-        <w:t xml:space="preserve"> </w:t>
-      </w:r>
-      <w:r>
-        <w:t>escenarios</w:t>
-      </w:r>
-      <w:r>
-        <w:rPr>
-          <w:spacing w:val="-22"/>
-        </w:rPr>
-        <w:t xml:space="preserve"> </w:t>
-      </w:r>
-      <w:r>
-        <w:t>de</w:t>
-      </w:r>
-      <w:r>
-        <w:rPr>
-          <w:spacing w:val="-22"/>
-        </w:rPr>
-        <w:t xml:space="preserve"> </w:t>
-      </w:r>
-      <w:r>
-        <w:t>la</w:t>
-      </w:r>
-      <w:r>
-        <w:rPr>
-          <w:spacing w:val="-22"/>
-        </w:rPr>
-        <w:t xml:space="preserve"> </w:t>
-      </w:r>
-      <w:r>
-        <w:rPr>
-          <w:spacing w:val="-2"/>
-        </w:rPr>
-        <w:t>aplicación</w:t>
-      </w:r>
-    </w:p>
-    <w:p>
-      <w:pPr>
-        <w:pStyle w:val="Textoindependiente"/>
+        <w:ind w:left="1"/>
+        <w:rPr>
+          <w:sz w:val="20"/>
+        </w:rPr>
         <w:sectPr>
           <w:pgSz w:w="11910" w:h="16840"/>
           <w:pgMar w:top="1620" w:right="1559" w:bottom="1820" w:left="1700" w:header="708" w:footer="1634" w:gutter="0"/>
           <w:cols w:space="720"/>
         </w:sectPr>
       </w:pPr>
-    </w:p>
-    <w:p>
-      <w:pPr>
-        <w:pStyle w:val="Textoindependiente"/>
-        <w:spacing w:before="10"/>
-        <w:rPr>
-          <w:sz w:val="7"/>
-        </w:rPr>
-      </w:pPr>
-    </w:p>
-    <w:p>
-      <w:pPr>
-        <w:pStyle w:val="Textoindependiente"/>
-        <w:ind w:left="1"/>
+      <w:r>
         <w:rPr>
           <w:sz w:val="20"/>
         </w:rPr>
-      </w:pPr>
-      <w:r>
-        <w:rPr>
-          <w:noProof/>
-          <w:sz w:val="20"/>
-        </w:rPr>
         <w:drawing>
-          <wp:inline distT="0" distB="0" distL="0" distR="0" wp14:anchorId="1C6E9B73" wp14:editId="5A4E4226">
-            <wp:extent cx="5296120" cy="8372475"/>
+          <wp:inline distT="0" distB="0" distL="0" distR="0" wp14:anchorId="478B7012" wp14:editId="20945C3B">
+            <wp:extent cx="5493385" cy="3947795"/>
             <wp:effectExtent l="0" t="0" r="0" b="0"/>
-            <wp:docPr id="18" name="Image 18" descr="Diagrama  El contenido generado por IA puede ser incorrecto."/>
+            <wp:docPr id="1182976639" name="Imagen 1" descr="Diagrama&#10;&#10;El contenido generado por IA puede ser incorrecto."/>
             <wp:cNvGraphicFramePr>
-              <a:graphicFrameLocks xmlns:a="http://schemas.openxmlformats.org/drawingml/2006/main"/>
+              <a:graphicFrameLocks xmlns:a="http://schemas.openxmlformats.org/drawingml/2006/main" noChangeAspect="1"/>
             </wp:cNvGraphicFramePr>
             <a:graphic xmlns:a="http://schemas.openxmlformats.org/drawingml/2006/main">
               <a:graphicData uri="http://schemas.openxmlformats.org/drawingml/2006/picture">
                 <pic:pic xmlns:pic="http://schemas.openxmlformats.org/drawingml/2006/picture">
                   <pic:nvPicPr>
-                    <pic:cNvPr id="18" name="Image 18" descr="Diagrama  El contenido generado por IA puede ser incorrecto."/>
+                    <pic:cNvPr id="1182976639" name="Imagen 1" descr="Diagrama&#10;&#10;El contenido generado por IA puede ser incorrecto."/>
                     <pic:cNvPicPr/>
                   </pic:nvPicPr>
                   <pic:blipFill>
-                    <a:blip r:embed="rId20" cstate="print"/>
+                    <a:blip r:embed="rId10"/>
                     <a:stretch>
                       <a:fillRect/>
                     </a:stretch>
@@ -3689,7 +3034,7 @@
                   <pic:spPr>
                     <a:xfrm>
                       <a:off x="0" y="0"/>
-                      <a:ext cx="5296120" cy="8372475"/>
+                      <a:ext cx="5493385" cy="3947795"/>
                     </a:xfrm>
                     <a:prstGeom prst="rect">
                       <a:avLst/>
@@ -3701,19 +3046,6 @@
           </wp:inline>
         </w:drawing>
       </w:r>
-    </w:p>
-    <w:p>
-      <w:pPr>
-        <w:pStyle w:val="Textoindependiente"/>
-        <w:rPr>
-          <w:sz w:val="20"/>
-        </w:rPr>
-        <w:sectPr>
-          <w:pgSz w:w="11910" w:h="16840"/>
-          <w:pgMar w:top="1620" w:right="1559" w:bottom="1820" w:left="1700" w:header="708" w:footer="1634" w:gutter="0"/>
-          <w:cols w:space="720"/>
-        </w:sectPr>
-      </w:pPr>
     </w:p>
     <w:p>
       <w:pPr>
@@ -5174,10 +4506,2271 @@
     </w:p>
     <w:p>
       <w:pPr>
+        <w:spacing w:before="1"/>
+        <w:ind w:left="2"/>
+        <w:rPr>
+          <w:b/>
+          <w:sz w:val="32"/>
+        </w:rPr>
+      </w:pPr>
+      <w:r>
+        <w:rPr>
+          <w:b/>
+          <w:spacing w:val="-2"/>
+          <w:w w:val="105"/>
+          <w:sz w:val="32"/>
+          <w:u w:val="single"/>
+        </w:rPr>
+        <w:t>REQUISITOS</w:t>
+      </w:r>
+    </w:p>
+    <w:p>
+      <w:pPr>
         <w:pStyle w:val="Textoindependiente"/>
-        <w:spacing w:before="3"/>
-        <w:rPr>
-          <w:sz w:val="11"/>
+        <w:spacing w:before="64"/>
+        <w:rPr>
+          <w:b/>
+          <w:sz w:val="20"/>
+        </w:rPr>
+      </w:pPr>
+    </w:p>
+    <w:tbl>
+      <w:tblPr>
+        <w:tblStyle w:val="TableNormal"/>
+        <w:tblW w:w="0" w:type="auto"/>
+        <w:tblInd w:w="62" w:type="dxa"/>
+        <w:tblBorders>
+          <w:top w:val="single" w:sz="24" w:space="0" w:color="000000"/>
+          <w:left w:val="single" w:sz="24" w:space="0" w:color="000000"/>
+          <w:bottom w:val="single" w:sz="24" w:space="0" w:color="000000"/>
+          <w:right w:val="single" w:sz="24" w:space="0" w:color="000000"/>
+          <w:insideH w:val="single" w:sz="4" w:space="0" w:color="000000"/>
+          <w:insideV w:val="single" w:sz="24" w:space="0" w:color="000000"/>
+        </w:tblBorders>
+        <w:tblLayout w:type="fixed"/>
+        <w:tblLook w:val="01E0" w:firstRow="1" w:lastRow="1" w:firstColumn="1" w:lastColumn="1" w:noHBand="0" w:noVBand="0"/>
+      </w:tblPr>
+      <w:tblGrid>
+        <w:gridCol w:w="2677"/>
+        <w:gridCol w:w="5769"/>
+      </w:tblGrid>
+      <w:tr>
+        <w:trPr>
+          <w:trHeight w:val="508"/>
+        </w:trPr>
+        <w:tc>
+          <w:tcPr>
+            <w:tcW w:w="2677" w:type="dxa"/>
+            <w:shd w:val="clear" w:color="auto" w:fill="F1F1F1"/>
+          </w:tcPr>
+          <w:p>
+            <w:pPr>
+              <w:pStyle w:val="TableParagraph"/>
+              <w:spacing w:before="120"/>
+            </w:pPr>
+            <w:r>
+              <w:t>Número</w:t>
+            </w:r>
+            <w:r>
+              <w:rPr>
+                <w:spacing w:val="-23"/>
+              </w:rPr>
+              <w:t xml:space="preserve"> </w:t>
+            </w:r>
+            <w:r>
+              <w:t>de</w:t>
+            </w:r>
+            <w:r>
+              <w:rPr>
+                <w:spacing w:val="-21"/>
+              </w:rPr>
+              <w:t xml:space="preserve"> </w:t>
+            </w:r>
+            <w:r>
+              <w:rPr>
+                <w:spacing w:val="-2"/>
+              </w:rPr>
+              <w:t>requisito</w:t>
+            </w:r>
+          </w:p>
+        </w:tc>
+        <w:tc>
+          <w:tcPr>
+            <w:tcW w:w="5769" w:type="dxa"/>
+          </w:tcPr>
+          <w:p>
+            <w:pPr>
+              <w:pStyle w:val="TableParagraph"/>
+              <w:spacing w:before="120"/>
+              <w:ind w:left="108"/>
+              <w:rPr>
+                <w:b/>
+              </w:rPr>
+            </w:pPr>
+            <w:r>
+              <w:rPr>
+                <w:b/>
+                <w:spacing w:val="-5"/>
+              </w:rPr>
+              <w:t>RF1</w:t>
+            </w:r>
+          </w:p>
+        </w:tc>
+      </w:tr>
+      <w:tr>
+        <w:trPr>
+          <w:trHeight w:val="508"/>
+        </w:trPr>
+        <w:tc>
+          <w:tcPr>
+            <w:tcW w:w="2677" w:type="dxa"/>
+            <w:shd w:val="clear" w:color="auto" w:fill="F1F1F1"/>
+          </w:tcPr>
+          <w:p>
+            <w:pPr>
+              <w:pStyle w:val="TableParagraph"/>
+              <w:spacing w:before="120"/>
+            </w:pPr>
+            <w:r>
+              <w:rPr>
+                <w:spacing w:val="-2"/>
+              </w:rPr>
+              <w:t>Nombre</w:t>
+            </w:r>
+            <w:r>
+              <w:rPr>
+                <w:spacing w:val="-17"/>
+              </w:rPr>
+              <w:t xml:space="preserve"> </w:t>
+            </w:r>
+            <w:r>
+              <w:rPr>
+                <w:spacing w:val="-2"/>
+              </w:rPr>
+              <w:t>de</w:t>
+            </w:r>
+            <w:r>
+              <w:rPr>
+                <w:spacing w:val="-16"/>
+              </w:rPr>
+              <w:t xml:space="preserve"> </w:t>
+            </w:r>
+            <w:r>
+              <w:rPr>
+                <w:spacing w:val="-2"/>
+              </w:rPr>
+              <w:t>requisito</w:t>
+            </w:r>
+          </w:p>
+        </w:tc>
+        <w:tc>
+          <w:tcPr>
+            <w:tcW w:w="5769" w:type="dxa"/>
+          </w:tcPr>
+          <w:p>
+            <w:pPr>
+              <w:pStyle w:val="TableParagraph"/>
+              <w:spacing w:before="120"/>
+              <w:ind w:left="108"/>
+            </w:pPr>
+            <w:r>
+              <w:rPr>
+                <w:spacing w:val="-4"/>
+              </w:rPr>
+              <w:t>Registro</w:t>
+            </w:r>
+            <w:r>
+              <w:rPr>
+                <w:spacing w:val="-22"/>
+              </w:rPr>
+              <w:t xml:space="preserve"> </w:t>
+            </w:r>
+            <w:r>
+              <w:rPr>
+                <w:spacing w:val="-4"/>
+              </w:rPr>
+              <w:t>inicial</w:t>
+            </w:r>
+            <w:r>
+              <w:rPr>
+                <w:spacing w:val="-22"/>
+              </w:rPr>
+              <w:t xml:space="preserve"> </w:t>
+            </w:r>
+            <w:r>
+              <w:rPr>
+                <w:spacing w:val="-4"/>
+              </w:rPr>
+              <w:t>de</w:t>
+            </w:r>
+            <w:r>
+              <w:rPr>
+                <w:spacing w:val="-19"/>
+              </w:rPr>
+              <w:t xml:space="preserve"> </w:t>
+            </w:r>
+            <w:r>
+              <w:rPr>
+                <w:spacing w:val="-4"/>
+              </w:rPr>
+              <w:t>usuario</w:t>
+            </w:r>
+          </w:p>
+        </w:tc>
+      </w:tr>
+      <w:tr>
+        <w:trPr>
+          <w:trHeight w:val="777"/>
+        </w:trPr>
+        <w:tc>
+          <w:tcPr>
+            <w:tcW w:w="2677" w:type="dxa"/>
+            <w:shd w:val="clear" w:color="auto" w:fill="F1F1F1"/>
+          </w:tcPr>
+          <w:p>
+            <w:pPr>
+              <w:pStyle w:val="TableParagraph"/>
+              <w:spacing w:before="119"/>
+            </w:pPr>
+            <w:r>
+              <w:rPr>
+                <w:spacing w:val="-2"/>
+              </w:rPr>
+              <w:t>Descripción</w:t>
+            </w:r>
+            <w:r>
+              <w:rPr>
+                <w:spacing w:val="-11"/>
+              </w:rPr>
+              <w:t xml:space="preserve"> </w:t>
+            </w:r>
+            <w:r>
+              <w:rPr>
+                <w:spacing w:val="-2"/>
+              </w:rPr>
+              <w:t>del</w:t>
+            </w:r>
+            <w:r>
+              <w:rPr>
+                <w:spacing w:val="-11"/>
+              </w:rPr>
+              <w:t xml:space="preserve"> </w:t>
+            </w:r>
+            <w:r>
+              <w:rPr>
+                <w:spacing w:val="-2"/>
+              </w:rPr>
+              <w:t>requisito</w:t>
+            </w:r>
+          </w:p>
+        </w:tc>
+        <w:tc>
+          <w:tcPr>
+            <w:tcW w:w="5769" w:type="dxa"/>
+          </w:tcPr>
+          <w:p>
+            <w:pPr>
+              <w:pStyle w:val="TableParagraph"/>
+              <w:spacing w:before="119" w:line="252" w:lineRule="auto"/>
+              <w:ind w:left="108"/>
+            </w:pPr>
+            <w:r>
+              <w:t>Al</w:t>
+            </w:r>
+            <w:r>
+              <w:rPr>
+                <w:spacing w:val="-4"/>
+              </w:rPr>
+              <w:t xml:space="preserve"> </w:t>
+            </w:r>
+            <w:r>
+              <w:t>iniciar</w:t>
+            </w:r>
+            <w:r>
+              <w:rPr>
+                <w:spacing w:val="-5"/>
+              </w:rPr>
+              <w:t xml:space="preserve"> </w:t>
+            </w:r>
+            <w:r>
+              <w:t>la</w:t>
+            </w:r>
+            <w:r>
+              <w:rPr>
+                <w:spacing w:val="-5"/>
+              </w:rPr>
+              <w:t xml:space="preserve"> </w:t>
+            </w:r>
+            <w:r>
+              <w:t>aplicación</w:t>
+            </w:r>
+            <w:r>
+              <w:rPr>
+                <w:spacing w:val="-5"/>
+              </w:rPr>
+              <w:t xml:space="preserve"> </w:t>
+            </w:r>
+            <w:r>
+              <w:t>por</w:t>
+            </w:r>
+            <w:r>
+              <w:rPr>
+                <w:spacing w:val="-5"/>
+              </w:rPr>
+              <w:t xml:space="preserve"> </w:t>
+            </w:r>
+            <w:r>
+              <w:t>primera</w:t>
+            </w:r>
+            <w:r>
+              <w:rPr>
+                <w:spacing w:val="-6"/>
+              </w:rPr>
+              <w:t xml:space="preserve"> </w:t>
+            </w:r>
+            <w:r>
+              <w:t>vez,</w:t>
+            </w:r>
+            <w:r>
+              <w:rPr>
+                <w:spacing w:val="-6"/>
+              </w:rPr>
+              <w:t xml:space="preserve"> </w:t>
+            </w:r>
+            <w:r>
+              <w:t>se</w:t>
+            </w:r>
+            <w:r>
+              <w:rPr>
+                <w:spacing w:val="-5"/>
+              </w:rPr>
+              <w:t xml:space="preserve"> </w:t>
+            </w:r>
+            <w:r>
+              <w:t>mostrará</w:t>
+            </w:r>
+            <w:r>
+              <w:rPr>
+                <w:spacing w:val="-3"/>
+              </w:rPr>
+              <w:t xml:space="preserve"> </w:t>
+            </w:r>
+            <w:r>
+              <w:t>una pantalla</w:t>
+            </w:r>
+            <w:r>
+              <w:rPr>
+                <w:spacing w:val="-10"/>
+              </w:rPr>
+              <w:t xml:space="preserve"> </w:t>
+            </w:r>
+            <w:r>
+              <w:t>donde</w:t>
+            </w:r>
+            <w:r>
+              <w:rPr>
+                <w:spacing w:val="-8"/>
+              </w:rPr>
+              <w:t xml:space="preserve"> </w:t>
+            </w:r>
+            <w:r>
+              <w:t>el</w:t>
+            </w:r>
+            <w:r>
+              <w:rPr>
+                <w:spacing w:val="-7"/>
+              </w:rPr>
+              <w:t xml:space="preserve"> </w:t>
+            </w:r>
+            <w:r>
+              <w:t>usuario</w:t>
+            </w:r>
+            <w:r>
+              <w:rPr>
+                <w:spacing w:val="-10"/>
+              </w:rPr>
+              <w:t xml:space="preserve"> </w:t>
+            </w:r>
+            <w:r>
+              <w:t>podrá</w:t>
+            </w:r>
+            <w:r>
+              <w:rPr>
+                <w:spacing w:val="-8"/>
+              </w:rPr>
+              <w:t xml:space="preserve"> </w:t>
+            </w:r>
+            <w:r>
+              <w:t>registrarse</w:t>
+            </w:r>
+          </w:p>
+        </w:tc>
+      </w:tr>
+      <w:tr>
+        <w:trPr>
+          <w:trHeight w:val="505"/>
+        </w:trPr>
+        <w:tc>
+          <w:tcPr>
+            <w:tcW w:w="2677" w:type="dxa"/>
+            <w:shd w:val="clear" w:color="auto" w:fill="F1F1F1"/>
+          </w:tcPr>
+          <w:p>
+            <w:pPr>
+              <w:pStyle w:val="TableParagraph"/>
+              <w:spacing w:before="119"/>
+              <w:rPr>
+                <w:spacing w:val="-2"/>
+              </w:rPr>
+            </w:pPr>
+            <w:r>
+              <w:rPr>
+                <w:spacing w:val="-2"/>
+              </w:rPr>
+              <w:t>Prioridad</w:t>
+            </w:r>
+          </w:p>
+        </w:tc>
+        <w:tc>
+          <w:tcPr>
+            <w:tcW w:w="5769" w:type="dxa"/>
+          </w:tcPr>
+          <w:p>
+            <w:pPr>
+              <w:pStyle w:val="TableParagraph"/>
+              <w:spacing w:before="119" w:line="252" w:lineRule="auto"/>
+              <w:ind w:left="108"/>
+            </w:pPr>
+            <w:r>
+              <w:rPr>
+                <w:b/>
+                <w:spacing w:val="-4"/>
+                <w:u w:val="single"/>
+              </w:rPr>
+              <w:t>Alta</w:t>
+            </w:r>
+          </w:p>
+        </w:tc>
+      </w:tr>
+      <w:tr>
+        <w:trPr>
+          <w:trHeight w:val="569"/>
+        </w:trPr>
+        <w:tc>
+          <w:tcPr>
+            <w:tcW w:w="2677" w:type="dxa"/>
+            <w:shd w:val="clear" w:color="auto" w:fill="F1F1F1"/>
+          </w:tcPr>
+          <w:p>
+            <w:pPr>
+              <w:pStyle w:val="TableParagraph"/>
+              <w:spacing w:before="119"/>
+              <w:rPr>
+                <w:spacing w:val="-2"/>
+              </w:rPr>
+            </w:pPr>
+            <w:r>
+              <w:rPr>
+                <w:w w:val="105"/>
+              </w:rPr>
+              <w:t>Casos</w:t>
+            </w:r>
+            <w:r>
+              <w:rPr>
+                <w:spacing w:val="-21"/>
+                <w:w w:val="105"/>
+              </w:rPr>
+              <w:t xml:space="preserve"> </w:t>
+            </w:r>
+            <w:r>
+              <w:rPr>
+                <w:w w:val="105"/>
+              </w:rPr>
+              <w:t>de</w:t>
+            </w:r>
+            <w:r>
+              <w:rPr>
+                <w:spacing w:val="-18"/>
+                <w:w w:val="105"/>
+              </w:rPr>
+              <w:t xml:space="preserve"> </w:t>
+            </w:r>
+            <w:r>
+              <w:rPr>
+                <w:w w:val="105"/>
+              </w:rPr>
+              <w:t>uso</w:t>
+            </w:r>
+            <w:r>
+              <w:rPr>
+                <w:spacing w:val="-21"/>
+                <w:w w:val="105"/>
+              </w:rPr>
+              <w:t xml:space="preserve"> </w:t>
+            </w:r>
+            <w:r>
+              <w:rPr>
+                <w:spacing w:val="-2"/>
+                <w:w w:val="105"/>
+              </w:rPr>
+              <w:t>asociados</w:t>
+            </w:r>
+          </w:p>
+        </w:tc>
+        <w:tc>
+          <w:tcPr>
+            <w:tcW w:w="5769" w:type="dxa"/>
+          </w:tcPr>
+          <w:p>
+            <w:pPr>
+              <w:pStyle w:val="TableParagraph"/>
+              <w:spacing w:before="119" w:line="252" w:lineRule="auto"/>
+              <w:ind w:left="108"/>
+            </w:pPr>
+            <w:r>
+              <w:rPr>
+                <w:b/>
+                <w:spacing w:val="-10"/>
+                <w:u w:val="single"/>
+              </w:rPr>
+              <w:t>1</w:t>
+            </w:r>
+          </w:p>
+        </w:tc>
+      </w:tr>
+    </w:tbl>
+    <w:p>
+      <w:pPr>
+        <w:pStyle w:val="Textoindependiente"/>
+        <w:spacing w:before="45"/>
+        <w:rPr>
+          <w:b/>
+          <w:sz w:val="20"/>
+        </w:rPr>
+      </w:pPr>
+    </w:p>
+    <w:tbl>
+      <w:tblPr>
+        <w:tblStyle w:val="TableNormal"/>
+        <w:tblW w:w="0" w:type="auto"/>
+        <w:tblInd w:w="62" w:type="dxa"/>
+        <w:tblBorders>
+          <w:top w:val="single" w:sz="24" w:space="0" w:color="000000"/>
+          <w:left w:val="single" w:sz="24" w:space="0" w:color="000000"/>
+          <w:bottom w:val="single" w:sz="24" w:space="0" w:color="000000"/>
+          <w:right w:val="single" w:sz="24" w:space="0" w:color="000000"/>
+          <w:insideH w:val="single" w:sz="24" w:space="0" w:color="000000"/>
+          <w:insideV w:val="single" w:sz="24" w:space="0" w:color="000000"/>
+        </w:tblBorders>
+        <w:tblLayout w:type="fixed"/>
+        <w:tblLook w:val="01E0" w:firstRow="1" w:lastRow="1" w:firstColumn="1" w:lastColumn="1" w:noHBand="0" w:noVBand="0"/>
+      </w:tblPr>
+      <w:tblGrid>
+        <w:gridCol w:w="2677"/>
+        <w:gridCol w:w="5769"/>
+      </w:tblGrid>
+      <w:tr>
+        <w:trPr>
+          <w:trHeight w:val="506"/>
+        </w:trPr>
+        <w:tc>
+          <w:tcPr>
+            <w:tcW w:w="2677" w:type="dxa"/>
+            <w:tcBorders>
+              <w:bottom w:val="single" w:sz="4" w:space="0" w:color="000000"/>
+            </w:tcBorders>
+            <w:shd w:val="clear" w:color="auto" w:fill="F1F1F1"/>
+          </w:tcPr>
+          <w:p>
+            <w:pPr>
+              <w:pStyle w:val="TableParagraph"/>
+              <w:spacing w:before="120"/>
+            </w:pPr>
+            <w:r>
+              <w:t>Número</w:t>
+            </w:r>
+            <w:r>
+              <w:rPr>
+                <w:spacing w:val="-23"/>
+              </w:rPr>
+              <w:t xml:space="preserve"> </w:t>
+            </w:r>
+            <w:r>
+              <w:t>de</w:t>
+            </w:r>
+            <w:r>
+              <w:rPr>
+                <w:spacing w:val="-21"/>
+              </w:rPr>
+              <w:t xml:space="preserve"> </w:t>
+            </w:r>
+            <w:r>
+              <w:rPr>
+                <w:spacing w:val="-2"/>
+              </w:rPr>
+              <w:t>requisito</w:t>
+            </w:r>
+          </w:p>
+        </w:tc>
+        <w:tc>
+          <w:tcPr>
+            <w:tcW w:w="5769" w:type="dxa"/>
+            <w:tcBorders>
+              <w:bottom w:val="single" w:sz="4" w:space="0" w:color="000000"/>
+            </w:tcBorders>
+          </w:tcPr>
+          <w:p>
+            <w:pPr>
+              <w:pStyle w:val="TableParagraph"/>
+              <w:spacing w:before="120"/>
+              <w:ind w:left="108"/>
+              <w:rPr>
+                <w:b/>
+              </w:rPr>
+            </w:pPr>
+            <w:r>
+              <w:rPr>
+                <w:b/>
+                <w:spacing w:val="-5"/>
+              </w:rPr>
+              <w:t>RF2</w:t>
+            </w:r>
+          </w:p>
+        </w:tc>
+      </w:tr>
+      <w:tr>
+        <w:trPr>
+          <w:trHeight w:val="511"/>
+        </w:trPr>
+        <w:tc>
+          <w:tcPr>
+            <w:tcW w:w="2677" w:type="dxa"/>
+            <w:tcBorders>
+              <w:top w:val="single" w:sz="4" w:space="0" w:color="000000"/>
+              <w:bottom w:val="single" w:sz="4" w:space="0" w:color="000000"/>
+            </w:tcBorders>
+            <w:shd w:val="clear" w:color="auto" w:fill="F1F1F1"/>
+          </w:tcPr>
+          <w:p>
+            <w:pPr>
+              <w:pStyle w:val="TableParagraph"/>
+            </w:pPr>
+            <w:r>
+              <w:rPr>
+                <w:spacing w:val="-2"/>
+              </w:rPr>
+              <w:t>Nombre</w:t>
+            </w:r>
+            <w:r>
+              <w:rPr>
+                <w:spacing w:val="-17"/>
+              </w:rPr>
+              <w:t xml:space="preserve"> </w:t>
+            </w:r>
+            <w:r>
+              <w:rPr>
+                <w:spacing w:val="-2"/>
+              </w:rPr>
+              <w:t>de</w:t>
+            </w:r>
+            <w:r>
+              <w:rPr>
+                <w:spacing w:val="-16"/>
+              </w:rPr>
+              <w:t xml:space="preserve"> </w:t>
+            </w:r>
+            <w:r>
+              <w:rPr>
+                <w:spacing w:val="-2"/>
+              </w:rPr>
+              <w:t>requisito</w:t>
+            </w:r>
+          </w:p>
+        </w:tc>
+        <w:tc>
+          <w:tcPr>
+            <w:tcW w:w="5769" w:type="dxa"/>
+            <w:tcBorders>
+              <w:top w:val="single" w:sz="4" w:space="0" w:color="000000"/>
+              <w:bottom w:val="single" w:sz="4" w:space="0" w:color="000000"/>
+            </w:tcBorders>
+          </w:tcPr>
+          <w:p>
+            <w:pPr>
+              <w:pStyle w:val="TableParagraph"/>
+              <w:ind w:left="108"/>
+            </w:pPr>
+            <w:r>
+              <w:rPr>
+                <w:spacing w:val="-4"/>
+              </w:rPr>
+              <w:t>Autenticación</w:t>
+            </w:r>
+            <w:r>
+              <w:rPr>
+                <w:spacing w:val="-19"/>
+              </w:rPr>
+              <w:t xml:space="preserve"> </w:t>
+            </w:r>
+            <w:r>
+              <w:rPr>
+                <w:spacing w:val="-4"/>
+              </w:rPr>
+              <w:t>de</w:t>
+            </w:r>
+            <w:r>
+              <w:rPr>
+                <w:spacing w:val="-15"/>
+              </w:rPr>
+              <w:t xml:space="preserve"> </w:t>
+            </w:r>
+            <w:r>
+              <w:rPr>
+                <w:spacing w:val="-4"/>
+              </w:rPr>
+              <w:t>usuarios</w:t>
+            </w:r>
+          </w:p>
+        </w:tc>
+      </w:tr>
+      <w:tr>
+        <w:trPr>
+          <w:trHeight w:val="774"/>
+        </w:trPr>
+        <w:tc>
+          <w:tcPr>
+            <w:tcW w:w="2677" w:type="dxa"/>
+            <w:tcBorders>
+              <w:top w:val="single" w:sz="4" w:space="0" w:color="000000"/>
+              <w:bottom w:val="single" w:sz="4" w:space="0" w:color="000000"/>
+            </w:tcBorders>
+            <w:shd w:val="clear" w:color="auto" w:fill="F1F1F1"/>
+          </w:tcPr>
+          <w:p>
+            <w:pPr>
+              <w:pStyle w:val="TableParagraph"/>
+              <w:spacing w:before="119"/>
+            </w:pPr>
+            <w:r>
+              <w:rPr>
+                <w:spacing w:val="-2"/>
+              </w:rPr>
+              <w:t>Descripción</w:t>
+            </w:r>
+            <w:r>
+              <w:rPr>
+                <w:spacing w:val="-11"/>
+              </w:rPr>
+              <w:t xml:space="preserve"> </w:t>
+            </w:r>
+            <w:r>
+              <w:rPr>
+                <w:spacing w:val="-2"/>
+              </w:rPr>
+              <w:t>del</w:t>
+            </w:r>
+            <w:r>
+              <w:rPr>
+                <w:spacing w:val="-11"/>
+              </w:rPr>
+              <w:t xml:space="preserve"> </w:t>
+            </w:r>
+            <w:r>
+              <w:rPr>
+                <w:spacing w:val="-2"/>
+              </w:rPr>
+              <w:t>requisito</w:t>
+            </w:r>
+          </w:p>
+        </w:tc>
+        <w:tc>
+          <w:tcPr>
+            <w:tcW w:w="5769" w:type="dxa"/>
+            <w:tcBorders>
+              <w:top w:val="single" w:sz="4" w:space="0" w:color="000000"/>
+              <w:bottom w:val="single" w:sz="4" w:space="0" w:color="000000"/>
+            </w:tcBorders>
+          </w:tcPr>
+          <w:p>
+            <w:pPr>
+              <w:pStyle w:val="TableParagraph"/>
+              <w:spacing w:before="119" w:line="252" w:lineRule="auto"/>
+              <w:ind w:left="108" w:right="39"/>
+            </w:pPr>
+            <w:r>
+              <w:rPr>
+                <w:spacing w:val="-4"/>
+              </w:rPr>
+              <w:t>La</w:t>
+            </w:r>
+            <w:r>
+              <w:rPr>
+                <w:spacing w:val="-18"/>
+              </w:rPr>
+              <w:t xml:space="preserve"> </w:t>
+            </w:r>
+            <w:r>
+              <w:rPr>
+                <w:spacing w:val="-4"/>
+              </w:rPr>
+              <w:t>aplicación</w:t>
+            </w:r>
+            <w:r>
+              <w:rPr>
+                <w:spacing w:val="-18"/>
+              </w:rPr>
+              <w:t xml:space="preserve"> </w:t>
+            </w:r>
+            <w:r>
+              <w:rPr>
+                <w:spacing w:val="-4"/>
+              </w:rPr>
+              <w:t>permitirá</w:t>
+            </w:r>
+            <w:r>
+              <w:rPr>
+                <w:spacing w:val="-18"/>
+              </w:rPr>
+              <w:t xml:space="preserve"> </w:t>
+            </w:r>
+            <w:r>
+              <w:rPr>
+                <w:spacing w:val="-4"/>
+              </w:rPr>
+              <w:t>al</w:t>
+            </w:r>
+            <w:r>
+              <w:rPr>
+                <w:spacing w:val="-18"/>
+              </w:rPr>
+              <w:t xml:space="preserve"> </w:t>
+            </w:r>
+            <w:r>
+              <w:rPr>
+                <w:spacing w:val="-4"/>
+              </w:rPr>
+              <w:t>usuario</w:t>
+            </w:r>
+            <w:r>
+              <w:rPr>
+                <w:spacing w:val="-17"/>
+              </w:rPr>
+              <w:t xml:space="preserve"> </w:t>
+            </w:r>
+            <w:r>
+              <w:rPr>
+                <w:spacing w:val="-4"/>
+              </w:rPr>
+              <w:t>registrarse,</w:t>
+            </w:r>
+            <w:r>
+              <w:rPr>
+                <w:spacing w:val="-20"/>
+              </w:rPr>
+              <w:t xml:space="preserve"> </w:t>
+            </w:r>
+            <w:r>
+              <w:rPr>
+                <w:spacing w:val="-4"/>
+              </w:rPr>
+              <w:t>iniciar</w:t>
+            </w:r>
+            <w:r>
+              <w:rPr>
+                <w:spacing w:val="-17"/>
+              </w:rPr>
+              <w:t xml:space="preserve"> </w:t>
+            </w:r>
+            <w:r>
+              <w:rPr>
+                <w:spacing w:val="-4"/>
+              </w:rPr>
+              <w:t xml:space="preserve">sesión </w:t>
+            </w:r>
+            <w:r>
+              <w:t>y</w:t>
+            </w:r>
+            <w:r>
+              <w:rPr>
+                <w:spacing w:val="-1"/>
+              </w:rPr>
+              <w:t xml:space="preserve"> </w:t>
+            </w:r>
+            <w:r>
+              <w:t>cerrar</w:t>
+            </w:r>
+            <w:r>
+              <w:rPr>
+                <w:spacing w:val="-5"/>
+              </w:rPr>
+              <w:t xml:space="preserve"> </w:t>
+            </w:r>
+            <w:r>
+              <w:t>sesión</w:t>
+            </w:r>
+            <w:r>
+              <w:rPr>
+                <w:spacing w:val="-3"/>
+              </w:rPr>
+              <w:t xml:space="preserve"> </w:t>
+            </w:r>
+            <w:r>
+              <w:t>utilizando</w:t>
+            </w:r>
+            <w:r>
+              <w:rPr>
+                <w:spacing w:val="-5"/>
+              </w:rPr>
+              <w:t xml:space="preserve"> </w:t>
+            </w:r>
+            <w:r>
+              <w:t>sus</w:t>
+            </w:r>
+            <w:r>
+              <w:rPr>
+                <w:spacing w:val="-1"/>
+              </w:rPr>
+              <w:t xml:space="preserve"> </w:t>
+            </w:r>
+            <w:r>
+              <w:t>credenciales.</w:t>
+            </w:r>
+          </w:p>
+        </w:tc>
+      </w:tr>
+      <w:tr>
+        <w:trPr>
+          <w:trHeight w:val="510"/>
+        </w:trPr>
+        <w:tc>
+          <w:tcPr>
+            <w:tcW w:w="2677" w:type="dxa"/>
+            <w:tcBorders>
+              <w:top w:val="single" w:sz="4" w:space="0" w:color="000000"/>
+              <w:bottom w:val="single" w:sz="4" w:space="0" w:color="000000"/>
+            </w:tcBorders>
+            <w:shd w:val="clear" w:color="auto" w:fill="F1F1F1"/>
+          </w:tcPr>
+          <w:p>
+            <w:pPr>
+              <w:pStyle w:val="TableParagraph"/>
+            </w:pPr>
+            <w:r>
+              <w:rPr>
+                <w:spacing w:val="-2"/>
+              </w:rPr>
+              <w:t>Prioridad</w:t>
+            </w:r>
+          </w:p>
+        </w:tc>
+        <w:tc>
+          <w:tcPr>
+            <w:tcW w:w="5769" w:type="dxa"/>
+            <w:tcBorders>
+              <w:top w:val="single" w:sz="4" w:space="0" w:color="000000"/>
+              <w:bottom w:val="single" w:sz="4" w:space="0" w:color="000000"/>
+            </w:tcBorders>
+          </w:tcPr>
+          <w:p>
+            <w:pPr>
+              <w:pStyle w:val="TableParagraph"/>
+              <w:ind w:left="108"/>
+              <w:rPr>
+                <w:b/>
+              </w:rPr>
+            </w:pPr>
+            <w:r>
+              <w:rPr>
+                <w:b/>
+                <w:spacing w:val="-4"/>
+                <w:u w:val="single"/>
+              </w:rPr>
+              <w:t>Alta</w:t>
+            </w:r>
+          </w:p>
+        </w:tc>
+      </w:tr>
+      <w:tr>
+        <w:trPr>
+          <w:trHeight w:val="508"/>
+        </w:trPr>
+        <w:tc>
+          <w:tcPr>
+            <w:tcW w:w="2677" w:type="dxa"/>
+            <w:tcBorders>
+              <w:top w:val="single" w:sz="4" w:space="0" w:color="000000"/>
+            </w:tcBorders>
+            <w:shd w:val="clear" w:color="auto" w:fill="F1F1F1"/>
+          </w:tcPr>
+          <w:p>
+            <w:pPr>
+              <w:pStyle w:val="TableParagraph"/>
+              <w:spacing w:before="119"/>
+            </w:pPr>
+            <w:r>
+              <w:rPr>
+                <w:w w:val="105"/>
+              </w:rPr>
+              <w:t>Casos</w:t>
+            </w:r>
+            <w:r>
+              <w:rPr>
+                <w:spacing w:val="-21"/>
+                <w:w w:val="105"/>
+              </w:rPr>
+              <w:t xml:space="preserve"> </w:t>
+            </w:r>
+            <w:r>
+              <w:rPr>
+                <w:w w:val="105"/>
+              </w:rPr>
+              <w:t>de</w:t>
+            </w:r>
+            <w:r>
+              <w:rPr>
+                <w:spacing w:val="-18"/>
+                <w:w w:val="105"/>
+              </w:rPr>
+              <w:t xml:space="preserve"> </w:t>
+            </w:r>
+            <w:r>
+              <w:rPr>
+                <w:w w:val="105"/>
+              </w:rPr>
+              <w:t>uso</w:t>
+            </w:r>
+            <w:r>
+              <w:rPr>
+                <w:spacing w:val="-21"/>
+                <w:w w:val="105"/>
+              </w:rPr>
+              <w:t xml:space="preserve"> </w:t>
+            </w:r>
+            <w:r>
+              <w:rPr>
+                <w:spacing w:val="-2"/>
+                <w:w w:val="105"/>
+              </w:rPr>
+              <w:t>asociados</w:t>
+            </w:r>
+          </w:p>
+        </w:tc>
+        <w:tc>
+          <w:tcPr>
+            <w:tcW w:w="5769" w:type="dxa"/>
+            <w:tcBorders>
+              <w:top w:val="single" w:sz="4" w:space="0" w:color="000000"/>
+            </w:tcBorders>
+          </w:tcPr>
+          <w:p>
+            <w:pPr>
+              <w:pStyle w:val="TableParagraph"/>
+              <w:spacing w:before="119"/>
+              <w:ind w:left="108"/>
+              <w:rPr>
+                <w:b/>
+              </w:rPr>
+            </w:pPr>
+            <w:r>
+              <w:rPr>
+                <w:b/>
+                <w:spacing w:val="-10"/>
+                <w:u w:val="single"/>
+              </w:rPr>
+              <w:t>1</w:t>
+            </w:r>
+          </w:p>
+        </w:tc>
+      </w:tr>
+    </w:tbl>
+    <w:p>
+      <w:pPr>
+        <w:pStyle w:val="Textoindependiente"/>
+        <w:rPr>
+          <w:b/>
+          <w:sz w:val="20"/>
+        </w:rPr>
+      </w:pPr>
+    </w:p>
+    <w:p>
+      <w:pPr>
+        <w:rPr>
+          <w:b/>
+          <w:sz w:val="20"/>
+        </w:rPr>
+      </w:pPr>
+    </w:p>
+    <w:p>
+      <w:pPr>
+        <w:pStyle w:val="Textoindependiente"/>
+        <w:spacing w:before="47"/>
+        <w:rPr>
+          <w:b/>
+          <w:sz w:val="20"/>
+        </w:rPr>
+      </w:pPr>
+    </w:p>
+    <w:tbl>
+      <w:tblPr>
+        <w:tblStyle w:val="TableNormal"/>
+        <w:tblW w:w="0" w:type="auto"/>
+        <w:tblInd w:w="62" w:type="dxa"/>
+        <w:tblBorders>
+          <w:top w:val="single" w:sz="24" w:space="0" w:color="000000"/>
+          <w:left w:val="single" w:sz="24" w:space="0" w:color="000000"/>
+          <w:bottom w:val="single" w:sz="24" w:space="0" w:color="000000"/>
+          <w:right w:val="single" w:sz="24" w:space="0" w:color="000000"/>
+          <w:insideH w:val="single" w:sz="24" w:space="0" w:color="000000"/>
+          <w:insideV w:val="single" w:sz="24" w:space="0" w:color="000000"/>
+        </w:tblBorders>
+        <w:tblLayout w:type="fixed"/>
+        <w:tblLook w:val="01E0" w:firstRow="1" w:lastRow="1" w:firstColumn="1" w:lastColumn="1" w:noHBand="0" w:noVBand="0"/>
+      </w:tblPr>
+      <w:tblGrid>
+        <w:gridCol w:w="2677"/>
+        <w:gridCol w:w="5769"/>
+      </w:tblGrid>
+      <w:tr>
+        <w:trPr>
+          <w:trHeight w:val="506"/>
+        </w:trPr>
+        <w:tc>
+          <w:tcPr>
+            <w:tcW w:w="2677" w:type="dxa"/>
+            <w:tcBorders>
+              <w:bottom w:val="single" w:sz="4" w:space="0" w:color="000000"/>
+            </w:tcBorders>
+            <w:shd w:val="clear" w:color="auto" w:fill="F1F1F1"/>
+          </w:tcPr>
+          <w:p>
+            <w:pPr>
+              <w:pStyle w:val="TableParagraph"/>
+              <w:spacing w:before="120"/>
+            </w:pPr>
+            <w:r>
+              <w:t>Número</w:t>
+            </w:r>
+            <w:r>
+              <w:rPr>
+                <w:spacing w:val="-23"/>
+              </w:rPr>
+              <w:t xml:space="preserve"> </w:t>
+            </w:r>
+            <w:r>
+              <w:t>de</w:t>
+            </w:r>
+            <w:r>
+              <w:rPr>
+                <w:spacing w:val="-21"/>
+              </w:rPr>
+              <w:t xml:space="preserve"> </w:t>
+            </w:r>
+            <w:r>
+              <w:rPr>
+                <w:spacing w:val="-2"/>
+              </w:rPr>
+              <w:t>requisito</w:t>
+            </w:r>
+          </w:p>
+        </w:tc>
+        <w:tc>
+          <w:tcPr>
+            <w:tcW w:w="5769" w:type="dxa"/>
+            <w:tcBorders>
+              <w:bottom w:val="single" w:sz="4" w:space="0" w:color="000000"/>
+            </w:tcBorders>
+          </w:tcPr>
+          <w:p>
+            <w:pPr>
+              <w:pStyle w:val="TableParagraph"/>
+              <w:spacing w:before="120"/>
+              <w:ind w:left="108"/>
+              <w:rPr>
+                <w:b/>
+              </w:rPr>
+            </w:pPr>
+            <w:r>
+              <w:rPr>
+                <w:b/>
+                <w:spacing w:val="-5"/>
+              </w:rPr>
+              <w:t>RF3</w:t>
+            </w:r>
+          </w:p>
+        </w:tc>
+      </w:tr>
+      <w:tr>
+        <w:trPr>
+          <w:trHeight w:val="508"/>
+        </w:trPr>
+        <w:tc>
+          <w:tcPr>
+            <w:tcW w:w="2677" w:type="dxa"/>
+            <w:tcBorders>
+              <w:top w:val="single" w:sz="4" w:space="0" w:color="000000"/>
+              <w:bottom w:val="single" w:sz="4" w:space="0" w:color="000000"/>
+            </w:tcBorders>
+            <w:shd w:val="clear" w:color="auto" w:fill="F1F1F1"/>
+          </w:tcPr>
+          <w:p>
+            <w:pPr>
+              <w:pStyle w:val="TableParagraph"/>
+            </w:pPr>
+            <w:r>
+              <w:rPr>
+                <w:spacing w:val="-2"/>
+              </w:rPr>
+              <w:t>Nombre</w:t>
+            </w:r>
+            <w:r>
+              <w:rPr>
+                <w:spacing w:val="-17"/>
+              </w:rPr>
+              <w:t xml:space="preserve"> </w:t>
+            </w:r>
+            <w:r>
+              <w:rPr>
+                <w:spacing w:val="-2"/>
+              </w:rPr>
+              <w:t>de</w:t>
+            </w:r>
+            <w:r>
+              <w:rPr>
+                <w:spacing w:val="-16"/>
+              </w:rPr>
+              <w:t xml:space="preserve"> </w:t>
+            </w:r>
+            <w:r>
+              <w:rPr>
+                <w:spacing w:val="-2"/>
+              </w:rPr>
+              <w:t>requisito</w:t>
+            </w:r>
+          </w:p>
+        </w:tc>
+        <w:tc>
+          <w:tcPr>
+            <w:tcW w:w="5769" w:type="dxa"/>
+            <w:tcBorders>
+              <w:top w:val="single" w:sz="4" w:space="0" w:color="000000"/>
+              <w:bottom w:val="single" w:sz="4" w:space="0" w:color="000000"/>
+            </w:tcBorders>
+          </w:tcPr>
+          <w:p>
+            <w:pPr>
+              <w:pStyle w:val="TableParagraph"/>
+              <w:ind w:left="108"/>
+            </w:pPr>
+            <w:r>
+              <w:rPr>
+                <w:spacing w:val="-4"/>
+              </w:rPr>
+              <w:t>Registro</w:t>
+            </w:r>
+            <w:r>
+              <w:rPr>
+                <w:spacing w:val="-14"/>
+              </w:rPr>
+              <w:t xml:space="preserve"> </w:t>
+            </w:r>
+            <w:r>
+              <w:rPr>
+                <w:spacing w:val="-4"/>
+              </w:rPr>
+              <w:t>del</w:t>
+            </w:r>
+            <w:r>
+              <w:rPr>
+                <w:spacing w:val="-16"/>
+              </w:rPr>
+              <w:t xml:space="preserve"> </w:t>
+            </w:r>
+            <w:r>
+              <w:rPr>
+                <w:spacing w:val="-4"/>
+              </w:rPr>
+              <w:t>estado</w:t>
+            </w:r>
+            <w:r>
+              <w:rPr>
+                <w:spacing w:val="-14"/>
+              </w:rPr>
+              <w:t xml:space="preserve"> </w:t>
+            </w:r>
+            <w:r>
+              <w:rPr>
+                <w:spacing w:val="-4"/>
+              </w:rPr>
+              <w:t>emocional</w:t>
+            </w:r>
+          </w:p>
+        </w:tc>
+      </w:tr>
+      <w:tr>
+        <w:trPr>
+          <w:trHeight w:val="777"/>
+        </w:trPr>
+        <w:tc>
+          <w:tcPr>
+            <w:tcW w:w="2677" w:type="dxa"/>
+            <w:tcBorders>
+              <w:top w:val="single" w:sz="4" w:space="0" w:color="000000"/>
+              <w:bottom w:val="single" w:sz="4" w:space="0" w:color="000000"/>
+            </w:tcBorders>
+            <w:shd w:val="clear" w:color="auto" w:fill="F1F1F1"/>
+          </w:tcPr>
+          <w:p>
+            <w:pPr>
+              <w:pStyle w:val="TableParagraph"/>
+            </w:pPr>
+            <w:r>
+              <w:rPr>
+                <w:spacing w:val="-2"/>
+              </w:rPr>
+              <w:t>Descripción</w:t>
+            </w:r>
+            <w:r>
+              <w:rPr>
+                <w:spacing w:val="-11"/>
+              </w:rPr>
+              <w:t xml:space="preserve"> </w:t>
+            </w:r>
+            <w:r>
+              <w:rPr>
+                <w:spacing w:val="-2"/>
+              </w:rPr>
+              <w:t>del</w:t>
+            </w:r>
+            <w:r>
+              <w:rPr>
+                <w:spacing w:val="-11"/>
+              </w:rPr>
+              <w:t xml:space="preserve"> </w:t>
+            </w:r>
+            <w:r>
+              <w:rPr>
+                <w:spacing w:val="-2"/>
+              </w:rPr>
+              <w:t>requisito</w:t>
+            </w:r>
+          </w:p>
+        </w:tc>
+        <w:tc>
+          <w:tcPr>
+            <w:tcW w:w="5769" w:type="dxa"/>
+            <w:tcBorders>
+              <w:top w:val="single" w:sz="4" w:space="0" w:color="000000"/>
+              <w:bottom w:val="single" w:sz="4" w:space="0" w:color="000000"/>
+            </w:tcBorders>
+          </w:tcPr>
+          <w:p>
+            <w:pPr>
+              <w:pStyle w:val="TableParagraph"/>
+              <w:spacing w:line="252" w:lineRule="auto"/>
+              <w:ind w:left="108"/>
+            </w:pPr>
+            <w:r>
+              <w:rPr>
+                <w:spacing w:val="-2"/>
+              </w:rPr>
+              <w:t>El</w:t>
+            </w:r>
+            <w:r>
+              <w:rPr>
+                <w:spacing w:val="-28"/>
+              </w:rPr>
+              <w:t xml:space="preserve"> </w:t>
+            </w:r>
+            <w:r>
+              <w:rPr>
+                <w:spacing w:val="-2"/>
+              </w:rPr>
+              <w:t>usuario</w:t>
+            </w:r>
+            <w:r>
+              <w:rPr>
+                <w:spacing w:val="-29"/>
+              </w:rPr>
+              <w:t xml:space="preserve"> </w:t>
+            </w:r>
+            <w:r>
+              <w:rPr>
+                <w:spacing w:val="-2"/>
+              </w:rPr>
+              <w:t>podrá</w:t>
+            </w:r>
+            <w:r>
+              <w:rPr>
+                <w:spacing w:val="-26"/>
+              </w:rPr>
+              <w:t xml:space="preserve"> </w:t>
+            </w:r>
+            <w:r>
+              <w:rPr>
+                <w:spacing w:val="-2"/>
+              </w:rPr>
+              <w:t>registrar</w:t>
+            </w:r>
+            <w:r>
+              <w:rPr>
+                <w:spacing w:val="-29"/>
+              </w:rPr>
+              <w:t xml:space="preserve"> </w:t>
+            </w:r>
+            <w:r>
+              <w:rPr>
+                <w:spacing w:val="-2"/>
+              </w:rPr>
+              <w:t>su</w:t>
+            </w:r>
+            <w:r>
+              <w:rPr>
+                <w:spacing w:val="-28"/>
+              </w:rPr>
+              <w:t xml:space="preserve"> </w:t>
+            </w:r>
+            <w:r>
+              <w:rPr>
+                <w:spacing w:val="-2"/>
+              </w:rPr>
+              <w:t>estado</w:t>
+            </w:r>
+            <w:r>
+              <w:rPr>
+                <w:spacing w:val="-29"/>
+              </w:rPr>
+              <w:t xml:space="preserve"> </w:t>
+            </w:r>
+            <w:r>
+              <w:rPr>
+                <w:spacing w:val="-2"/>
+              </w:rPr>
+              <w:t>emocional</w:t>
+            </w:r>
+            <w:r>
+              <w:rPr>
+                <w:spacing w:val="-25"/>
+              </w:rPr>
+              <w:t xml:space="preserve"> </w:t>
+            </w:r>
+            <w:r>
+              <w:rPr>
+                <w:spacing w:val="-2"/>
+              </w:rPr>
+              <w:t>y</w:t>
+            </w:r>
+            <w:r>
+              <w:rPr>
+                <w:spacing w:val="-25"/>
+              </w:rPr>
+              <w:t xml:space="preserve"> </w:t>
+            </w:r>
+            <w:r>
+              <w:rPr>
+                <w:spacing w:val="-2"/>
+              </w:rPr>
+              <w:t>añadir</w:t>
+            </w:r>
+            <w:r>
+              <w:rPr>
+                <w:spacing w:val="-26"/>
+              </w:rPr>
+              <w:t xml:space="preserve"> </w:t>
+            </w:r>
+            <w:r>
+              <w:rPr>
+                <w:spacing w:val="-2"/>
+              </w:rPr>
+              <w:t xml:space="preserve">una </w:t>
+            </w:r>
+            <w:r>
+              <w:t>descripción de forma opcional</w:t>
+            </w:r>
+          </w:p>
+        </w:tc>
+      </w:tr>
+      <w:tr>
+        <w:trPr>
+          <w:trHeight w:val="510"/>
+        </w:trPr>
+        <w:tc>
+          <w:tcPr>
+            <w:tcW w:w="2677" w:type="dxa"/>
+            <w:tcBorders>
+              <w:top w:val="single" w:sz="4" w:space="0" w:color="000000"/>
+              <w:bottom w:val="single" w:sz="4" w:space="0" w:color="000000"/>
+            </w:tcBorders>
+            <w:shd w:val="clear" w:color="auto" w:fill="F1F1F1"/>
+          </w:tcPr>
+          <w:p>
+            <w:pPr>
+              <w:pStyle w:val="TableParagraph"/>
+            </w:pPr>
+            <w:r>
+              <w:rPr>
+                <w:spacing w:val="-2"/>
+              </w:rPr>
+              <w:t>Prioridad</w:t>
+            </w:r>
+          </w:p>
+        </w:tc>
+        <w:tc>
+          <w:tcPr>
+            <w:tcW w:w="5769" w:type="dxa"/>
+            <w:tcBorders>
+              <w:top w:val="single" w:sz="4" w:space="0" w:color="000000"/>
+              <w:bottom w:val="single" w:sz="4" w:space="0" w:color="000000"/>
+            </w:tcBorders>
+          </w:tcPr>
+          <w:p>
+            <w:pPr>
+              <w:pStyle w:val="TableParagraph"/>
+              <w:ind w:left="108"/>
+              <w:rPr>
+                <w:b/>
+              </w:rPr>
+            </w:pPr>
+            <w:r>
+              <w:rPr>
+                <w:b/>
+                <w:spacing w:val="-4"/>
+                <w:u w:val="single"/>
+              </w:rPr>
+              <w:t>Alta</w:t>
+            </w:r>
+          </w:p>
+        </w:tc>
+      </w:tr>
+      <w:tr>
+        <w:trPr>
+          <w:trHeight w:val="508"/>
+        </w:trPr>
+        <w:tc>
+          <w:tcPr>
+            <w:tcW w:w="2677" w:type="dxa"/>
+            <w:tcBorders>
+              <w:top w:val="single" w:sz="4" w:space="0" w:color="000000"/>
+            </w:tcBorders>
+            <w:shd w:val="clear" w:color="auto" w:fill="F1F1F1"/>
+          </w:tcPr>
+          <w:p>
+            <w:pPr>
+              <w:pStyle w:val="TableParagraph"/>
+              <w:spacing w:before="119"/>
+            </w:pPr>
+            <w:r>
+              <w:rPr>
+                <w:w w:val="105"/>
+              </w:rPr>
+              <w:t>Casos</w:t>
+            </w:r>
+            <w:r>
+              <w:rPr>
+                <w:spacing w:val="-21"/>
+                <w:w w:val="105"/>
+              </w:rPr>
+              <w:t xml:space="preserve"> </w:t>
+            </w:r>
+            <w:r>
+              <w:rPr>
+                <w:w w:val="105"/>
+              </w:rPr>
+              <w:t>de</w:t>
+            </w:r>
+            <w:r>
+              <w:rPr>
+                <w:spacing w:val="-18"/>
+                <w:w w:val="105"/>
+              </w:rPr>
+              <w:t xml:space="preserve"> </w:t>
+            </w:r>
+            <w:r>
+              <w:rPr>
+                <w:w w:val="105"/>
+              </w:rPr>
+              <w:t>uso</w:t>
+            </w:r>
+            <w:r>
+              <w:rPr>
+                <w:spacing w:val="-21"/>
+                <w:w w:val="105"/>
+              </w:rPr>
+              <w:t xml:space="preserve"> </w:t>
+            </w:r>
+            <w:r>
+              <w:rPr>
+                <w:spacing w:val="-2"/>
+                <w:w w:val="105"/>
+              </w:rPr>
+              <w:t>asociados</w:t>
+            </w:r>
+          </w:p>
+        </w:tc>
+        <w:tc>
+          <w:tcPr>
+            <w:tcW w:w="5769" w:type="dxa"/>
+            <w:tcBorders>
+              <w:top w:val="single" w:sz="4" w:space="0" w:color="000000"/>
+            </w:tcBorders>
+          </w:tcPr>
+          <w:p>
+            <w:pPr>
+              <w:pStyle w:val="TableParagraph"/>
+              <w:spacing w:before="119"/>
+              <w:ind w:left="108"/>
+              <w:rPr>
+                <w:b/>
+              </w:rPr>
+            </w:pPr>
+            <w:r>
+              <w:rPr>
+                <w:b/>
+                <w:w w:val="85"/>
+                <w:u w:val="single"/>
+              </w:rPr>
+              <w:t>2,</w:t>
+            </w:r>
+            <w:r>
+              <w:rPr>
+                <w:b/>
+                <w:spacing w:val="-7"/>
+                <w:w w:val="85"/>
+                <w:u w:val="single"/>
+              </w:rPr>
+              <w:t xml:space="preserve"> </w:t>
+            </w:r>
+            <w:r>
+              <w:rPr>
+                <w:b/>
+                <w:spacing w:val="-10"/>
+                <w:u w:val="single"/>
+              </w:rPr>
+              <w:t>6</w:t>
+            </w:r>
+          </w:p>
+        </w:tc>
+      </w:tr>
+    </w:tbl>
+    <w:p>
+      <w:pPr>
+        <w:pStyle w:val="Textoindependiente"/>
+        <w:rPr>
+          <w:b/>
+          <w:sz w:val="20"/>
+        </w:rPr>
+      </w:pPr>
+    </w:p>
+    <w:p>
+      <w:pPr>
+        <w:pStyle w:val="Textoindependiente"/>
+        <w:spacing w:before="44"/>
+        <w:rPr>
+          <w:b/>
+          <w:sz w:val="20"/>
+        </w:rPr>
+      </w:pPr>
+    </w:p>
+    <w:tbl>
+      <w:tblPr>
+        <w:tblStyle w:val="TableNormal"/>
+        <w:tblW w:w="0" w:type="auto"/>
+        <w:tblInd w:w="62" w:type="dxa"/>
+        <w:tblBorders>
+          <w:top w:val="single" w:sz="24" w:space="0" w:color="000000"/>
+          <w:left w:val="single" w:sz="24" w:space="0" w:color="000000"/>
+          <w:bottom w:val="single" w:sz="24" w:space="0" w:color="000000"/>
+          <w:right w:val="single" w:sz="24" w:space="0" w:color="000000"/>
+          <w:insideH w:val="single" w:sz="24" w:space="0" w:color="000000"/>
+          <w:insideV w:val="single" w:sz="24" w:space="0" w:color="000000"/>
+        </w:tblBorders>
+        <w:tblLayout w:type="fixed"/>
+        <w:tblLook w:val="01E0" w:firstRow="1" w:lastRow="1" w:firstColumn="1" w:lastColumn="1" w:noHBand="0" w:noVBand="0"/>
+      </w:tblPr>
+      <w:tblGrid>
+        <w:gridCol w:w="2677"/>
+        <w:gridCol w:w="5769"/>
+      </w:tblGrid>
+      <w:tr>
+        <w:trPr>
+          <w:trHeight w:val="509"/>
+        </w:trPr>
+        <w:tc>
+          <w:tcPr>
+            <w:tcW w:w="2677" w:type="dxa"/>
+            <w:tcBorders>
+              <w:bottom w:val="single" w:sz="4" w:space="0" w:color="000000"/>
+            </w:tcBorders>
+            <w:shd w:val="clear" w:color="auto" w:fill="F1F1F1"/>
+          </w:tcPr>
+          <w:p>
+            <w:pPr>
+              <w:pStyle w:val="TableParagraph"/>
+              <w:spacing w:before="120"/>
+            </w:pPr>
+            <w:r>
+              <w:t>Número</w:t>
+            </w:r>
+            <w:r>
+              <w:rPr>
+                <w:spacing w:val="-23"/>
+              </w:rPr>
+              <w:t xml:space="preserve"> </w:t>
+            </w:r>
+            <w:r>
+              <w:t>de</w:t>
+            </w:r>
+            <w:r>
+              <w:rPr>
+                <w:spacing w:val="-21"/>
+              </w:rPr>
+              <w:t xml:space="preserve"> </w:t>
+            </w:r>
+            <w:r>
+              <w:rPr>
+                <w:spacing w:val="-2"/>
+              </w:rPr>
+              <w:t>requisito</w:t>
+            </w:r>
+          </w:p>
+        </w:tc>
+        <w:tc>
+          <w:tcPr>
+            <w:tcW w:w="5769" w:type="dxa"/>
+            <w:tcBorders>
+              <w:bottom w:val="single" w:sz="4" w:space="0" w:color="000000"/>
+            </w:tcBorders>
+          </w:tcPr>
+          <w:p>
+            <w:pPr>
+              <w:pStyle w:val="TableParagraph"/>
+              <w:spacing w:before="120"/>
+              <w:ind w:left="108"/>
+              <w:rPr>
+                <w:b/>
+              </w:rPr>
+            </w:pPr>
+            <w:r>
+              <w:rPr>
+                <w:b/>
+                <w:spacing w:val="-5"/>
+              </w:rPr>
+              <w:t>RF4</w:t>
+            </w:r>
+          </w:p>
+        </w:tc>
+      </w:tr>
+      <w:tr>
+        <w:trPr>
+          <w:trHeight w:val="508"/>
+        </w:trPr>
+        <w:tc>
+          <w:tcPr>
+            <w:tcW w:w="2677" w:type="dxa"/>
+            <w:tcBorders>
+              <w:top w:val="single" w:sz="4" w:space="0" w:color="000000"/>
+              <w:bottom w:val="single" w:sz="4" w:space="0" w:color="000000"/>
+            </w:tcBorders>
+            <w:shd w:val="clear" w:color="auto" w:fill="F1F1F1"/>
+          </w:tcPr>
+          <w:p>
+            <w:pPr>
+              <w:pStyle w:val="TableParagraph"/>
+            </w:pPr>
+            <w:r>
+              <w:rPr>
+                <w:spacing w:val="-2"/>
+              </w:rPr>
+              <w:t>Nombre</w:t>
+            </w:r>
+            <w:r>
+              <w:rPr>
+                <w:spacing w:val="-17"/>
+              </w:rPr>
+              <w:t xml:space="preserve"> </w:t>
+            </w:r>
+            <w:r>
+              <w:rPr>
+                <w:spacing w:val="-2"/>
+              </w:rPr>
+              <w:t>de</w:t>
+            </w:r>
+            <w:r>
+              <w:rPr>
+                <w:spacing w:val="-16"/>
+              </w:rPr>
+              <w:t xml:space="preserve"> </w:t>
+            </w:r>
+            <w:r>
+              <w:rPr>
+                <w:spacing w:val="-2"/>
+              </w:rPr>
+              <w:t>requisito</w:t>
+            </w:r>
+          </w:p>
+        </w:tc>
+        <w:tc>
+          <w:tcPr>
+            <w:tcW w:w="5769" w:type="dxa"/>
+            <w:tcBorders>
+              <w:top w:val="single" w:sz="4" w:space="0" w:color="000000"/>
+              <w:bottom w:val="single" w:sz="4" w:space="0" w:color="000000"/>
+            </w:tcBorders>
+          </w:tcPr>
+          <w:p>
+            <w:pPr>
+              <w:pStyle w:val="TableParagraph"/>
+              <w:ind w:left="108"/>
+            </w:pPr>
+            <w:r>
+              <w:rPr>
+                <w:spacing w:val="-4"/>
+              </w:rPr>
+              <w:t>Registro</w:t>
+            </w:r>
+            <w:r>
+              <w:rPr>
+                <w:spacing w:val="-13"/>
+              </w:rPr>
+              <w:t xml:space="preserve"> </w:t>
+            </w:r>
+            <w:r>
+              <w:rPr>
+                <w:spacing w:val="-4"/>
+              </w:rPr>
+              <w:t>actividades</w:t>
+            </w:r>
+            <w:r>
+              <w:rPr>
+                <w:spacing w:val="-12"/>
+              </w:rPr>
+              <w:t xml:space="preserve"> </w:t>
+            </w:r>
+            <w:r>
+              <w:rPr>
+                <w:spacing w:val="-4"/>
+              </w:rPr>
+              <w:t>diarias</w:t>
+            </w:r>
+          </w:p>
+        </w:tc>
+      </w:tr>
+      <w:tr>
+        <w:trPr>
+          <w:trHeight w:val="777"/>
+        </w:trPr>
+        <w:tc>
+          <w:tcPr>
+            <w:tcW w:w="2677" w:type="dxa"/>
+            <w:tcBorders>
+              <w:top w:val="single" w:sz="4" w:space="0" w:color="000000"/>
+              <w:bottom w:val="single" w:sz="4" w:space="0" w:color="000000"/>
+            </w:tcBorders>
+            <w:shd w:val="clear" w:color="auto" w:fill="F1F1F1"/>
+          </w:tcPr>
+          <w:p>
+            <w:pPr>
+              <w:pStyle w:val="TableParagraph"/>
+            </w:pPr>
+            <w:r>
+              <w:rPr>
+                <w:spacing w:val="-2"/>
+              </w:rPr>
+              <w:t>Descripción</w:t>
+            </w:r>
+            <w:r>
+              <w:rPr>
+                <w:spacing w:val="-11"/>
+              </w:rPr>
+              <w:t xml:space="preserve"> </w:t>
+            </w:r>
+            <w:r>
+              <w:rPr>
+                <w:spacing w:val="-2"/>
+              </w:rPr>
+              <w:t>del</w:t>
+            </w:r>
+            <w:r>
+              <w:rPr>
+                <w:spacing w:val="-11"/>
+              </w:rPr>
+              <w:t xml:space="preserve"> </w:t>
+            </w:r>
+            <w:r>
+              <w:rPr>
+                <w:spacing w:val="-2"/>
+              </w:rPr>
+              <w:t>requisito</w:t>
+            </w:r>
+          </w:p>
+        </w:tc>
+        <w:tc>
+          <w:tcPr>
+            <w:tcW w:w="5769" w:type="dxa"/>
+            <w:tcBorders>
+              <w:top w:val="single" w:sz="4" w:space="0" w:color="000000"/>
+              <w:bottom w:val="single" w:sz="4" w:space="0" w:color="000000"/>
+            </w:tcBorders>
+          </w:tcPr>
+          <w:p>
+            <w:pPr>
+              <w:pStyle w:val="TableParagraph"/>
+              <w:spacing w:line="252" w:lineRule="auto"/>
+              <w:ind w:left="108"/>
+            </w:pPr>
+            <w:r>
+              <w:rPr>
+                <w:spacing w:val="-2"/>
+              </w:rPr>
+              <w:t>El</w:t>
+            </w:r>
+            <w:r>
+              <w:rPr>
+                <w:spacing w:val="-31"/>
+              </w:rPr>
+              <w:t xml:space="preserve"> </w:t>
+            </w:r>
+            <w:r>
+              <w:rPr>
+                <w:spacing w:val="-2"/>
+              </w:rPr>
+              <w:t>usuario</w:t>
+            </w:r>
+            <w:r>
+              <w:rPr>
+                <w:spacing w:val="-30"/>
+              </w:rPr>
+              <w:t xml:space="preserve"> </w:t>
+            </w:r>
+            <w:r>
+              <w:rPr>
+                <w:spacing w:val="-2"/>
+              </w:rPr>
+              <w:t>podrá</w:t>
+            </w:r>
+            <w:r>
+              <w:rPr>
+                <w:spacing w:val="-32"/>
+              </w:rPr>
+              <w:t xml:space="preserve"> </w:t>
+            </w:r>
+            <w:r>
+              <w:rPr>
+                <w:spacing w:val="-2"/>
+              </w:rPr>
+              <w:t>añadir</w:t>
+            </w:r>
+            <w:r>
+              <w:rPr>
+                <w:spacing w:val="-30"/>
+              </w:rPr>
+              <w:t xml:space="preserve"> </w:t>
+            </w:r>
+            <w:r>
+              <w:rPr>
+                <w:spacing w:val="-2"/>
+              </w:rPr>
+              <w:t>las</w:t>
+            </w:r>
+            <w:r>
+              <w:rPr>
+                <w:spacing w:val="-30"/>
+              </w:rPr>
+              <w:t xml:space="preserve"> </w:t>
+            </w:r>
+            <w:r>
+              <w:rPr>
+                <w:spacing w:val="-2"/>
+              </w:rPr>
+              <w:t>actividades</w:t>
+            </w:r>
+            <w:r>
+              <w:rPr>
+                <w:spacing w:val="-33"/>
+              </w:rPr>
+              <w:t xml:space="preserve"> </w:t>
+            </w:r>
+            <w:r>
+              <w:rPr>
+                <w:spacing w:val="-2"/>
+              </w:rPr>
+              <w:t>que</w:t>
+            </w:r>
+            <w:r>
+              <w:rPr>
+                <w:spacing w:val="-32"/>
+              </w:rPr>
+              <w:t xml:space="preserve"> </w:t>
+            </w:r>
+            <w:r>
+              <w:rPr>
+                <w:spacing w:val="-2"/>
+              </w:rPr>
+              <w:t>realiza</w:t>
+            </w:r>
+            <w:r>
+              <w:rPr>
+                <w:spacing w:val="-33"/>
+              </w:rPr>
+              <w:t xml:space="preserve"> </w:t>
+            </w:r>
+            <w:r>
+              <w:rPr>
+                <w:spacing w:val="-2"/>
+              </w:rPr>
+              <w:t>a</w:t>
+            </w:r>
+            <w:r>
+              <w:rPr>
+                <w:spacing w:val="-33"/>
+              </w:rPr>
+              <w:t xml:space="preserve"> </w:t>
+            </w:r>
+            <w:r>
+              <w:rPr>
+                <w:spacing w:val="-2"/>
+              </w:rPr>
+              <w:t>lo</w:t>
+            </w:r>
+            <w:r>
+              <w:rPr>
+                <w:spacing w:val="-30"/>
+              </w:rPr>
+              <w:t xml:space="preserve"> </w:t>
+            </w:r>
+            <w:r>
+              <w:rPr>
+                <w:spacing w:val="-2"/>
+              </w:rPr>
+              <w:t xml:space="preserve">largo </w:t>
+            </w:r>
+            <w:r>
+              <w:t>del</w:t>
+            </w:r>
+            <w:r>
+              <w:rPr>
+                <w:spacing w:val="-9"/>
+              </w:rPr>
+              <w:t xml:space="preserve"> </w:t>
+            </w:r>
+            <w:r>
+              <w:t>día</w:t>
+            </w:r>
+            <w:r>
+              <w:rPr>
+                <w:spacing w:val="-7"/>
+              </w:rPr>
+              <w:t xml:space="preserve"> </w:t>
+            </w:r>
+            <w:r>
+              <w:t>para</w:t>
+            </w:r>
+            <w:r>
+              <w:rPr>
+                <w:spacing w:val="-5"/>
+              </w:rPr>
+              <w:t xml:space="preserve"> </w:t>
+            </w:r>
+            <w:r>
+              <w:t>relacionarlas</w:t>
+            </w:r>
+            <w:r>
+              <w:rPr>
+                <w:spacing w:val="-7"/>
+              </w:rPr>
+              <w:t xml:space="preserve"> </w:t>
+            </w:r>
+            <w:r>
+              <w:t>con</w:t>
+            </w:r>
+            <w:r>
+              <w:rPr>
+                <w:spacing w:val="-3"/>
+              </w:rPr>
+              <w:t xml:space="preserve"> </w:t>
+            </w:r>
+            <w:r>
+              <w:t>su</w:t>
+            </w:r>
+            <w:r>
+              <w:rPr>
+                <w:spacing w:val="-6"/>
+              </w:rPr>
+              <w:t xml:space="preserve"> </w:t>
+            </w:r>
+            <w:r>
+              <w:t>estado</w:t>
+            </w:r>
+            <w:r>
+              <w:rPr>
+                <w:spacing w:val="-7"/>
+              </w:rPr>
+              <w:t xml:space="preserve"> </w:t>
+            </w:r>
+            <w:r>
+              <w:t>emocional.</w:t>
+            </w:r>
+          </w:p>
+        </w:tc>
+      </w:tr>
+      <w:tr>
+        <w:trPr>
+          <w:trHeight w:val="508"/>
+        </w:trPr>
+        <w:tc>
+          <w:tcPr>
+            <w:tcW w:w="2677" w:type="dxa"/>
+            <w:tcBorders>
+              <w:top w:val="single" w:sz="4" w:space="0" w:color="000000"/>
+              <w:bottom w:val="single" w:sz="4" w:space="0" w:color="000000"/>
+            </w:tcBorders>
+            <w:shd w:val="clear" w:color="auto" w:fill="F1F1F1"/>
+          </w:tcPr>
+          <w:p>
+            <w:pPr>
+              <w:pStyle w:val="TableParagraph"/>
+            </w:pPr>
+            <w:r>
+              <w:rPr>
+                <w:spacing w:val="-2"/>
+              </w:rPr>
+              <w:t>Prioridad</w:t>
+            </w:r>
+          </w:p>
+        </w:tc>
+        <w:tc>
+          <w:tcPr>
+            <w:tcW w:w="5769" w:type="dxa"/>
+            <w:tcBorders>
+              <w:top w:val="single" w:sz="4" w:space="0" w:color="000000"/>
+              <w:bottom w:val="single" w:sz="4" w:space="0" w:color="000000"/>
+            </w:tcBorders>
+          </w:tcPr>
+          <w:p>
+            <w:pPr>
+              <w:pStyle w:val="TableParagraph"/>
+              <w:ind w:left="108"/>
+              <w:rPr>
+                <w:b/>
+              </w:rPr>
+            </w:pPr>
+            <w:r>
+              <w:rPr>
+                <w:b/>
+                <w:spacing w:val="-2"/>
+                <w:u w:val="single"/>
+              </w:rPr>
+              <w:t>Media</w:t>
+            </w:r>
+          </w:p>
+        </w:tc>
+      </w:tr>
+      <w:tr>
+        <w:trPr>
+          <w:trHeight w:val="511"/>
+        </w:trPr>
+        <w:tc>
+          <w:tcPr>
+            <w:tcW w:w="2677" w:type="dxa"/>
+            <w:tcBorders>
+              <w:top w:val="single" w:sz="4" w:space="0" w:color="000000"/>
+            </w:tcBorders>
+            <w:shd w:val="clear" w:color="auto" w:fill="F1F1F1"/>
+          </w:tcPr>
+          <w:p>
+            <w:pPr>
+              <w:pStyle w:val="TableParagraph"/>
+            </w:pPr>
+            <w:r>
+              <w:rPr>
+                <w:w w:val="105"/>
+              </w:rPr>
+              <w:t>Casos</w:t>
+            </w:r>
+            <w:r>
+              <w:rPr>
+                <w:spacing w:val="-21"/>
+                <w:w w:val="105"/>
+              </w:rPr>
+              <w:t xml:space="preserve"> </w:t>
+            </w:r>
+            <w:r>
+              <w:rPr>
+                <w:w w:val="105"/>
+              </w:rPr>
+              <w:t>de</w:t>
+            </w:r>
+            <w:r>
+              <w:rPr>
+                <w:spacing w:val="-18"/>
+                <w:w w:val="105"/>
+              </w:rPr>
+              <w:t xml:space="preserve"> </w:t>
+            </w:r>
+            <w:r>
+              <w:rPr>
+                <w:w w:val="105"/>
+              </w:rPr>
+              <w:t>uso</w:t>
+            </w:r>
+            <w:r>
+              <w:rPr>
+                <w:spacing w:val="-21"/>
+                <w:w w:val="105"/>
+              </w:rPr>
+              <w:t xml:space="preserve"> </w:t>
+            </w:r>
+            <w:r>
+              <w:rPr>
+                <w:spacing w:val="-2"/>
+                <w:w w:val="105"/>
+              </w:rPr>
+              <w:t>asociados</w:t>
+            </w:r>
+          </w:p>
+        </w:tc>
+        <w:tc>
+          <w:tcPr>
+            <w:tcW w:w="5769" w:type="dxa"/>
+            <w:tcBorders>
+              <w:top w:val="single" w:sz="4" w:space="0" w:color="000000"/>
+            </w:tcBorders>
+          </w:tcPr>
+          <w:p>
+            <w:pPr>
+              <w:pStyle w:val="TableParagraph"/>
+              <w:ind w:left="108"/>
+              <w:rPr>
+                <w:b/>
+              </w:rPr>
+            </w:pPr>
+            <w:r>
+              <w:rPr>
+                <w:b/>
+                <w:spacing w:val="-10"/>
+                <w:u w:val="single"/>
+              </w:rPr>
+              <w:t>2</w:t>
+            </w:r>
+          </w:p>
+        </w:tc>
+      </w:tr>
+    </w:tbl>
+    <w:p>
+      <w:pPr>
+        <w:pStyle w:val="Textoindependiente"/>
+        <w:rPr>
+          <w:b/>
+          <w:sz w:val="20"/>
+        </w:rPr>
+      </w:pPr>
+    </w:p>
+    <w:p>
+      <w:pPr>
+        <w:pStyle w:val="Textoindependiente"/>
+        <w:spacing w:before="43"/>
+        <w:rPr>
+          <w:b/>
+          <w:sz w:val="20"/>
         </w:rPr>
       </w:pPr>
     </w:p>
@@ -5265,7 +6858,7 @@
                 <w:b/>
                 <w:spacing w:val="-5"/>
               </w:rPr>
-              <w:t>RF1</w:t>
+              <w:t>RF5</w:t>
             </w:r>
           </w:p>
         </w:tc>
@@ -5286,6 +6879,7 @@
           <w:p>
             <w:pPr>
               <w:pStyle w:val="TableParagraph"/>
+              <w:spacing w:before="119"/>
             </w:pPr>
             <w:r>
               <w:rPr>
@@ -5330,367 +6924,14 @@
           <w:p>
             <w:pPr>
               <w:pStyle w:val="TableParagraph"/>
+              <w:spacing w:before="119"/>
               <w:ind w:left="108"/>
             </w:pPr>
             <w:r>
               <w:rPr>
-                <w:spacing w:val="-4"/>
-              </w:rPr>
-              <w:t>Introducción</w:t>
-            </w:r>
-            <w:r>
-              <w:rPr>
-                <w:spacing w:val="-12"/>
-              </w:rPr>
-              <w:t xml:space="preserve"> </w:t>
-            </w:r>
-            <w:r>
-              <w:rPr>
-                <w:spacing w:val="-4"/>
-              </w:rPr>
-              <w:t>de</w:t>
-            </w:r>
-            <w:r>
-              <w:rPr>
-                <w:spacing w:val="-10"/>
-              </w:rPr>
-              <w:t xml:space="preserve"> </w:t>
-            </w:r>
-            <w:r>
-              <w:rPr>
-                <w:spacing w:val="-4"/>
-              </w:rPr>
-              <w:t>datos</w:t>
-            </w:r>
-          </w:p>
-        </w:tc>
-      </w:tr>
-      <w:tr>
-        <w:trPr>
-          <w:trHeight w:val="1434"/>
-        </w:trPr>
-        <w:tc>
-          <w:tcPr>
-            <w:tcW w:w="2677" w:type="dxa"/>
-            <w:tcBorders>
-              <w:top w:val="single" w:sz="4" w:space="0" w:color="000000"/>
-              <w:bottom w:val="single" w:sz="4" w:space="0" w:color="000000"/>
-            </w:tcBorders>
-            <w:shd w:val="clear" w:color="auto" w:fill="F1F1F1"/>
-          </w:tcPr>
-          <w:p>
-            <w:pPr>
-              <w:pStyle w:val="TableParagraph"/>
-            </w:pPr>
-            <w:r>
-              <w:rPr>
                 <w:spacing w:val="-2"/>
               </w:rPr>
-              <w:t>Descripción</w:t>
-            </w:r>
-            <w:r>
-              <w:rPr>
-                <w:spacing w:val="-11"/>
-              </w:rPr>
-              <w:t xml:space="preserve"> </w:t>
-            </w:r>
-            <w:r>
-              <w:rPr>
-                <w:spacing w:val="-2"/>
-              </w:rPr>
-              <w:t>del</w:t>
-            </w:r>
-            <w:r>
-              <w:rPr>
-                <w:spacing w:val="-11"/>
-              </w:rPr>
-              <w:t xml:space="preserve"> </w:t>
-            </w:r>
-            <w:r>
-              <w:rPr>
-                <w:spacing w:val="-2"/>
-              </w:rPr>
-              <w:t>requisito</w:t>
-            </w:r>
-          </w:p>
-        </w:tc>
-        <w:tc>
-          <w:tcPr>
-            <w:tcW w:w="5769" w:type="dxa"/>
-            <w:tcBorders>
-              <w:top w:val="single" w:sz="4" w:space="0" w:color="000000"/>
-              <w:bottom w:val="single" w:sz="4" w:space="0" w:color="000000"/>
-            </w:tcBorders>
-          </w:tcPr>
-          <w:p>
-            <w:pPr>
-              <w:pStyle w:val="TableParagraph"/>
-              <w:spacing w:before="119" w:line="252" w:lineRule="auto"/>
-              <w:ind w:left="108"/>
-            </w:pPr>
-            <w:r>
-              <w:rPr>
-                <w:spacing w:val="-4"/>
-              </w:rPr>
-              <w:t>Al</w:t>
-            </w:r>
-            <w:r>
-              <w:rPr>
-                <w:spacing w:val="-20"/>
-              </w:rPr>
-              <w:t xml:space="preserve"> </w:t>
-            </w:r>
-            <w:r>
-              <w:rPr>
-                <w:spacing w:val="-4"/>
-              </w:rPr>
-              <w:t>iniciarse</w:t>
-            </w:r>
-            <w:r>
-              <w:rPr>
-                <w:spacing w:val="-17"/>
-              </w:rPr>
-              <w:t xml:space="preserve"> </w:t>
-            </w:r>
-            <w:r>
-              <w:rPr>
-                <w:spacing w:val="-4"/>
-              </w:rPr>
-              <w:t>la</w:t>
-            </w:r>
-            <w:r>
-              <w:rPr>
-                <w:spacing w:val="-21"/>
-              </w:rPr>
-              <w:t xml:space="preserve"> </w:t>
-            </w:r>
-            <w:proofErr w:type="gramStart"/>
-            <w:r>
-              <w:rPr>
-                <w:spacing w:val="-4"/>
-              </w:rPr>
-              <w:t>app</w:t>
-            </w:r>
-            <w:proofErr w:type="gramEnd"/>
-            <w:r>
-              <w:rPr>
-                <w:spacing w:val="-4"/>
-              </w:rPr>
-              <w:t>,</w:t>
-            </w:r>
-            <w:r>
-              <w:rPr>
-                <w:spacing w:val="-23"/>
-              </w:rPr>
-              <w:t xml:space="preserve"> </w:t>
-            </w:r>
-            <w:r>
-              <w:rPr>
-                <w:spacing w:val="-4"/>
-              </w:rPr>
-              <w:t>deberá</w:t>
-            </w:r>
-            <w:r>
-              <w:rPr>
-                <w:spacing w:val="-21"/>
-              </w:rPr>
-              <w:t xml:space="preserve"> </w:t>
-            </w:r>
-            <w:r>
-              <w:rPr>
-                <w:spacing w:val="-4"/>
-              </w:rPr>
-              <w:t>mostrar</w:t>
-            </w:r>
-            <w:r>
-              <w:rPr>
-                <w:spacing w:val="-19"/>
-              </w:rPr>
-              <w:t xml:space="preserve"> </w:t>
-            </w:r>
-            <w:r>
-              <w:rPr>
-                <w:spacing w:val="-4"/>
-              </w:rPr>
-              <w:t>una</w:t>
-            </w:r>
-            <w:r>
-              <w:rPr>
-                <w:spacing w:val="-22"/>
-              </w:rPr>
-              <w:t xml:space="preserve"> </w:t>
-            </w:r>
-            <w:r>
-              <w:rPr>
-                <w:spacing w:val="-4"/>
-              </w:rPr>
-              <w:t>pantalla</w:t>
-            </w:r>
-            <w:r>
-              <w:rPr>
-                <w:spacing w:val="-19"/>
-              </w:rPr>
-              <w:t xml:space="preserve"> </w:t>
-            </w:r>
-            <w:r>
-              <w:rPr>
-                <w:spacing w:val="-4"/>
-              </w:rPr>
-              <w:t>para</w:t>
-            </w:r>
-            <w:r>
-              <w:rPr>
-                <w:spacing w:val="-19"/>
-              </w:rPr>
-              <w:t xml:space="preserve"> </w:t>
-            </w:r>
-            <w:r>
-              <w:rPr>
-                <w:spacing w:val="-4"/>
-              </w:rPr>
-              <w:t>que</w:t>
-            </w:r>
-            <w:r>
-              <w:rPr>
-                <w:spacing w:val="-17"/>
-              </w:rPr>
-              <w:t xml:space="preserve"> </w:t>
-            </w:r>
-            <w:r>
-              <w:rPr>
-                <w:spacing w:val="-4"/>
-              </w:rPr>
-              <w:t xml:space="preserve">el </w:t>
-            </w:r>
-            <w:r>
-              <w:t>usuario,</w:t>
-            </w:r>
-            <w:r>
-              <w:rPr>
-                <w:spacing w:val="-15"/>
-              </w:rPr>
-              <w:t xml:space="preserve"> </w:t>
-            </w:r>
-            <w:r>
-              <w:t>de</w:t>
-            </w:r>
-            <w:r>
-              <w:rPr>
-                <w:spacing w:val="-10"/>
-              </w:rPr>
-              <w:t xml:space="preserve"> </w:t>
-            </w:r>
-            <w:r>
-              <w:t>forma</w:t>
-            </w:r>
-            <w:r>
-              <w:rPr>
-                <w:spacing w:val="-13"/>
-              </w:rPr>
-              <w:t xml:space="preserve"> </w:t>
-            </w:r>
-            <w:r>
-              <w:t>voluntaria,</w:t>
-            </w:r>
-            <w:r>
-              <w:rPr>
-                <w:spacing w:val="-12"/>
-              </w:rPr>
-              <w:t xml:space="preserve"> </w:t>
-            </w:r>
-            <w:r>
-              <w:t>introduzca</w:t>
-            </w:r>
-            <w:r>
-              <w:rPr>
-                <w:spacing w:val="-13"/>
-              </w:rPr>
-              <w:t xml:space="preserve"> </w:t>
-            </w:r>
-            <w:r>
-              <w:t>sus</w:t>
-            </w:r>
-            <w:r>
-              <w:rPr>
-                <w:spacing w:val="-13"/>
-              </w:rPr>
-              <w:t xml:space="preserve"> </w:t>
-            </w:r>
-            <w:r>
-              <w:t>datos</w:t>
-            </w:r>
-          </w:p>
-          <w:p>
-            <w:pPr>
-              <w:pStyle w:val="TableParagraph"/>
-              <w:spacing w:before="121" w:line="252" w:lineRule="auto"/>
-              <w:ind w:left="108"/>
-            </w:pPr>
-            <w:r>
-              <w:t>personales.</w:t>
-            </w:r>
-            <w:r>
-              <w:rPr>
-                <w:spacing w:val="40"/>
-              </w:rPr>
-              <w:t xml:space="preserve"> </w:t>
-            </w:r>
-            <w:r>
-              <w:t>Estos</w:t>
-            </w:r>
-            <w:r>
-              <w:rPr>
-                <w:spacing w:val="40"/>
-              </w:rPr>
-              <w:t xml:space="preserve"> </w:t>
-            </w:r>
-            <w:r>
-              <w:t>datos</w:t>
-            </w:r>
-            <w:r>
-              <w:rPr>
-                <w:spacing w:val="40"/>
-              </w:rPr>
-              <w:t xml:space="preserve"> </w:t>
-            </w:r>
-            <w:r>
-              <w:t>serán</w:t>
-            </w:r>
-            <w:r>
-              <w:rPr>
-                <w:spacing w:val="40"/>
-              </w:rPr>
-              <w:t xml:space="preserve"> </w:t>
-            </w:r>
-            <w:r>
-              <w:t>su</w:t>
-            </w:r>
-            <w:r>
-              <w:rPr>
-                <w:spacing w:val="40"/>
-              </w:rPr>
-              <w:t xml:space="preserve"> </w:t>
-            </w:r>
-            <w:r>
-              <w:t>nombre,</w:t>
-            </w:r>
-            <w:r>
-              <w:rPr>
-                <w:spacing w:val="40"/>
-              </w:rPr>
-              <w:t xml:space="preserve"> </w:t>
-            </w:r>
-            <w:r>
-              <w:t>apellidos</w:t>
-            </w:r>
-            <w:r>
-              <w:rPr>
-                <w:spacing w:val="40"/>
-              </w:rPr>
-              <w:t xml:space="preserve"> </w:t>
-            </w:r>
-            <w:r>
-              <w:t>y dirección de email</w:t>
+              <w:t>Comentarios</w:t>
             </w:r>
           </w:p>
         </w:tc>
@@ -5711,13 +6952,40 @@
           <w:p>
             <w:pPr>
               <w:pStyle w:val="TableParagraph"/>
-              <w:spacing w:before="120"/>
+              <w:spacing w:before="119"/>
+              <w:rPr>
+                <w:spacing w:val="-2"/>
+              </w:rPr>
             </w:pPr>
             <w:r>
               <w:rPr>
                 <w:spacing w:val="-2"/>
               </w:rPr>
-              <w:t>Prioridad</w:t>
+              <w:t>Descripción</w:t>
+            </w:r>
+            <w:r>
+              <w:rPr>
+                <w:spacing w:val="-11"/>
+              </w:rPr>
+              <w:t xml:space="preserve"> </w:t>
+            </w:r>
+            <w:r>
+              <w:rPr>
+                <w:spacing w:val="-2"/>
+              </w:rPr>
+              <w:t>del</w:t>
+            </w:r>
+            <w:r>
+              <w:rPr>
+                <w:spacing w:val="-11"/>
+              </w:rPr>
+              <w:t xml:space="preserve"> </w:t>
+            </w:r>
+            <w:r>
+              <w:rPr>
+                <w:spacing w:val="-2"/>
+              </w:rPr>
+              <w:t>requisito</w:t>
             </w:r>
           </w:p>
         </w:tc>
@@ -5732,245 +7000,104 @@
           <w:p>
             <w:pPr>
               <w:pStyle w:val="TableParagraph"/>
-              <w:spacing w:before="120"/>
+              <w:spacing w:before="119"/>
               <w:ind w:left="108"/>
+              <w:rPr>
+                <w:spacing w:val="-2"/>
+              </w:rPr>
             </w:pPr>
             <w:r>
-              <w:rPr>
-                <w:b/>
-                <w:spacing w:val="-2"/>
-                <w:u w:val="single"/>
-              </w:rPr>
-              <w:t>Alta</w:t>
-            </w:r>
-            <w:r>
-              <w:rPr>
-                <w:spacing w:val="-2"/>
-              </w:rPr>
-              <w:t>/Media/Baja</w:t>
-            </w:r>
-          </w:p>
-        </w:tc>
-      </w:tr>
-      <w:tr>
-        <w:trPr>
-          <w:trHeight w:val="508"/>
-        </w:trPr>
-        <w:tc>
-          <w:tcPr>
-            <w:tcW w:w="2677" w:type="dxa"/>
-            <w:tcBorders>
-              <w:top w:val="single" w:sz="4" w:space="0" w:color="000000"/>
-            </w:tcBorders>
-            <w:shd w:val="clear" w:color="auto" w:fill="F1F1F1"/>
-          </w:tcPr>
-          <w:p>
-            <w:pPr>
-              <w:pStyle w:val="TableParagraph"/>
-              <w:spacing w:before="119"/>
-            </w:pPr>
-            <w:r>
-              <w:rPr>
-                <w:w w:val="105"/>
-              </w:rPr>
-              <w:t>Casos</w:t>
-            </w:r>
-            <w:r>
-              <w:rPr>
-                <w:spacing w:val="-21"/>
-                <w:w w:val="105"/>
+              <w:t>El</w:t>
+            </w:r>
+            <w:r>
+              <w:rPr>
+                <w:spacing w:val="-17"/>
               </w:rPr>
               <w:t xml:space="preserve"> </w:t>
             </w:r>
             <w:r>
-              <w:rPr>
-                <w:w w:val="105"/>
-              </w:rPr>
-              <w:t>de</w:t>
-            </w:r>
-            <w:r>
-              <w:rPr>
-                <w:spacing w:val="-18"/>
-                <w:w w:val="105"/>
+              <w:t>usuario</w:t>
+            </w:r>
+            <w:r>
+              <w:rPr>
+                <w:spacing w:val="-17"/>
               </w:rPr>
               <w:t xml:space="preserve"> </w:t>
             </w:r>
             <w:r>
-              <w:rPr>
-                <w:w w:val="105"/>
-              </w:rPr>
-              <w:t>uso</w:t>
-            </w:r>
-            <w:r>
-              <w:rPr>
-                <w:spacing w:val="-21"/>
-                <w:w w:val="105"/>
+              <w:t>podrá</w:t>
+            </w:r>
+            <w:r>
+              <w:rPr>
+                <w:spacing w:val="-16"/>
               </w:rPr>
               <w:t xml:space="preserve"> </w:t>
             </w:r>
             <w:r>
-              <w:rPr>
-                <w:spacing w:val="-2"/>
-                <w:w w:val="105"/>
-              </w:rPr>
-              <w:t>asociados</w:t>
-            </w:r>
-          </w:p>
-        </w:tc>
-        <w:tc>
-          <w:tcPr>
-            <w:tcW w:w="5769" w:type="dxa"/>
-            <w:tcBorders>
-              <w:top w:val="single" w:sz="4" w:space="0" w:color="000000"/>
-            </w:tcBorders>
-          </w:tcPr>
-          <w:p>
-            <w:pPr>
-              <w:pStyle w:val="TableParagraph"/>
-              <w:spacing w:before="0"/>
-              <w:ind w:left="0"/>
-              <w:rPr>
-                <w:rFonts w:ascii="Times New Roman"/>
-              </w:rPr>
-            </w:pPr>
-          </w:p>
-        </w:tc>
-      </w:tr>
-    </w:tbl>
-    <w:p>
-      <w:pPr>
-        <w:pStyle w:val="Textoindependiente"/>
-      </w:pPr>
-    </w:p>
-    <w:p>
-      <w:pPr>
-        <w:pStyle w:val="Textoindependiente"/>
-      </w:pPr>
-    </w:p>
-    <w:p>
-      <w:pPr>
-        <w:spacing w:before="1"/>
-        <w:ind w:left="2"/>
-        <w:rPr>
-          <w:b/>
-          <w:sz w:val="32"/>
-        </w:rPr>
-      </w:pPr>
-      <w:r>
-        <w:rPr>
-          <w:b/>
-          <w:spacing w:val="-2"/>
-          <w:w w:val="105"/>
-          <w:sz w:val="32"/>
-          <w:u w:val="single"/>
-        </w:rPr>
-        <w:t>REQUISITOS</w:t>
-      </w:r>
-    </w:p>
-    <w:p>
-      <w:pPr>
-        <w:pStyle w:val="Textoindependiente"/>
-        <w:rPr>
-          <w:b/>
-          <w:sz w:val="20"/>
-        </w:rPr>
-      </w:pPr>
-    </w:p>
-    <w:p>
-      <w:pPr>
-        <w:pStyle w:val="Textoindependiente"/>
-        <w:spacing w:before="64"/>
-        <w:rPr>
-          <w:b/>
-          <w:sz w:val="20"/>
-        </w:rPr>
-      </w:pPr>
-    </w:p>
-    <w:tbl>
-      <w:tblPr>
-        <w:tblStyle w:val="TableNormal"/>
-        <w:tblW w:w="0" w:type="auto"/>
-        <w:tblInd w:w="62" w:type="dxa"/>
-        <w:tblBorders>
-          <w:top w:val="single" w:sz="24" w:space="0" w:color="000000"/>
-          <w:left w:val="single" w:sz="24" w:space="0" w:color="000000"/>
-          <w:bottom w:val="single" w:sz="24" w:space="0" w:color="000000"/>
-          <w:right w:val="single" w:sz="24" w:space="0" w:color="000000"/>
-          <w:insideH w:val="single" w:sz="24" w:space="0" w:color="000000"/>
-          <w:insideV w:val="single" w:sz="24" w:space="0" w:color="000000"/>
-        </w:tblBorders>
-        <w:tblLayout w:type="fixed"/>
-        <w:tblLook w:val="01E0" w:firstRow="1" w:lastRow="1" w:firstColumn="1" w:lastColumn="1" w:noHBand="0" w:noVBand="0"/>
-      </w:tblPr>
-      <w:tblGrid>
-        <w:gridCol w:w="2677"/>
-        <w:gridCol w:w="5769"/>
-      </w:tblGrid>
-      <w:tr>
-        <w:trPr>
-          <w:trHeight w:val="508"/>
-        </w:trPr>
-        <w:tc>
-          <w:tcPr>
-            <w:tcW w:w="2677" w:type="dxa"/>
-            <w:tcBorders>
-              <w:bottom w:val="single" w:sz="4" w:space="0" w:color="000000"/>
-            </w:tcBorders>
-            <w:shd w:val="clear" w:color="auto" w:fill="F1F1F1"/>
-          </w:tcPr>
-          <w:p>
-            <w:pPr>
-              <w:pStyle w:val="TableParagraph"/>
-              <w:spacing w:before="120"/>
-            </w:pPr>
-            <w:r>
-              <w:t>Número</w:t>
-            </w:r>
-            <w:r>
-              <w:rPr>
-                <w:spacing w:val="-23"/>
+              <w:t>realizar</w:t>
+            </w:r>
+            <w:r>
+              <w:rPr>
+                <w:spacing w:val="-17"/>
               </w:rPr>
               <w:t xml:space="preserve"> </w:t>
             </w:r>
             <w:r>
-              <w:t>de</w:t>
-            </w:r>
-            <w:r>
-              <w:rPr>
-                <w:spacing w:val="-21"/>
+              <w:t>comentarios</w:t>
+            </w:r>
+            <w:r>
+              <w:rPr>
+                <w:spacing w:val="-16"/>
               </w:rPr>
               <w:t xml:space="preserve"> </w:t>
             </w:r>
             <w:r>
-              <w:rPr>
-                <w:spacing w:val="-2"/>
-              </w:rPr>
-              <w:t>requisito</w:t>
-            </w:r>
-          </w:p>
-        </w:tc>
-        <w:tc>
-          <w:tcPr>
-            <w:tcW w:w="5769" w:type="dxa"/>
-            <w:tcBorders>
-              <w:bottom w:val="single" w:sz="4" w:space="0" w:color="000000"/>
-            </w:tcBorders>
-          </w:tcPr>
-          <w:p>
-            <w:pPr>
-              <w:pStyle w:val="TableParagraph"/>
-              <w:spacing w:before="120"/>
-              <w:ind w:left="108"/>
-              <w:rPr>
-                <w:b/>
-              </w:rPr>
-            </w:pPr>
-            <w:r>
-              <w:rPr>
-                <w:b/>
-                <w:spacing w:val="-5"/>
-              </w:rPr>
-              <w:t>RF1</w:t>
+              <w:t>relacionados</w:t>
+            </w:r>
+            <w:r>
+              <w:rPr>
+                <w:spacing w:val="-17"/>
+              </w:rPr>
+              <w:t xml:space="preserve"> </w:t>
+            </w:r>
+            <w:r>
+              <w:t>con</w:t>
+            </w:r>
+            <w:r>
+              <w:rPr>
+                <w:spacing w:val="-16"/>
+              </w:rPr>
+              <w:t xml:space="preserve"> </w:t>
+            </w:r>
+            <w:r>
+              <w:t>el estado</w:t>
+            </w:r>
+            <w:r>
+              <w:rPr>
+                <w:spacing w:val="-1"/>
+              </w:rPr>
+              <w:t xml:space="preserve"> </w:t>
+            </w:r>
+            <w:r>
+              <w:t>emocional</w:t>
+            </w:r>
+            <w:r>
+              <w:rPr>
+                <w:spacing w:val="-1"/>
+              </w:rPr>
+              <w:t xml:space="preserve"> </w:t>
+            </w:r>
+            <w:r>
+              <w:t>o</w:t>
+            </w:r>
+            <w:r>
+              <w:rPr>
+                <w:spacing w:val="-1"/>
+              </w:rPr>
+              <w:t xml:space="preserve"> </w:t>
+            </w:r>
+            <w:r>
+              <w:t>las actividades diarias.</w:t>
             </w:r>
           </w:p>
         </w:tc>
@@ -5991,37 +7118,16 @@
           <w:p>
             <w:pPr>
               <w:pStyle w:val="TableParagraph"/>
-              <w:spacing w:before="120"/>
+              <w:spacing w:before="119"/>
+              <w:rPr>
+                <w:spacing w:val="-2"/>
+              </w:rPr>
             </w:pPr>
             <w:r>
               <w:rPr>
                 <w:spacing w:val="-2"/>
               </w:rPr>
-              <w:t>Nombre</w:t>
-            </w:r>
-            <w:r>
-              <w:rPr>
-                <w:spacing w:val="-17"/>
-              </w:rPr>
-              <w:t xml:space="preserve"> </w:t>
-            </w:r>
-            <w:r>
-              <w:rPr>
-                <w:spacing w:val="-2"/>
-              </w:rPr>
-              <w:t>de</w:t>
-            </w:r>
-            <w:r>
-              <w:rPr>
-                <w:spacing w:val="-16"/>
-              </w:rPr>
-              <w:t xml:space="preserve"> </w:t>
-            </w:r>
-            <w:r>
-              <w:rPr>
-                <w:spacing w:val="-2"/>
-              </w:rPr>
-              <w:t>requisito</w:t>
+              <w:t>Prioridad</w:t>
             </w:r>
           </w:p>
         </w:tc>
@@ -6036,57 +7142,26 @@
           <w:p>
             <w:pPr>
               <w:pStyle w:val="TableParagraph"/>
-              <w:spacing w:before="120"/>
+              <w:spacing w:before="119"/>
               <w:ind w:left="108"/>
+              <w:rPr>
+                <w:spacing w:val="-2"/>
+              </w:rPr>
             </w:pPr>
             <w:r>
               <w:rPr>
-                <w:spacing w:val="-4"/>
-              </w:rPr>
-              <w:t>Registro</w:t>
-            </w:r>
-            <w:r>
-              <w:rPr>
-                <w:spacing w:val="-22"/>
-              </w:rPr>
-              <w:t xml:space="preserve"> </w:t>
-            </w:r>
-            <w:r>
-              <w:rPr>
-                <w:spacing w:val="-4"/>
-              </w:rPr>
-              <w:t>inicial</w:t>
-            </w:r>
-            <w:r>
-              <w:rPr>
-                <w:spacing w:val="-22"/>
-              </w:rPr>
-              <w:t xml:space="preserve"> </w:t>
-            </w:r>
-            <w:r>
-              <w:rPr>
-                <w:spacing w:val="-4"/>
-              </w:rPr>
-              <w:t>de</w:t>
-            </w:r>
-            <w:r>
-              <w:rPr>
-                <w:spacing w:val="-19"/>
-              </w:rPr>
-              <w:t xml:space="preserve"> </w:t>
-            </w:r>
-            <w:r>
-              <w:rPr>
-                <w:spacing w:val="-4"/>
-              </w:rPr>
-              <w:t>usuario</w:t>
+                <w:b/>
+                <w:spacing w:val="-2"/>
+                <w:u w:val="single"/>
+              </w:rPr>
+              <w:t>Media</w:t>
             </w:r>
           </w:p>
         </w:tc>
       </w:tr>
       <w:tr>
         <w:trPr>
-          <w:trHeight w:val="777"/>
+          <w:trHeight w:val="508"/>
         </w:trPr>
         <w:tc>
           <w:tcPr>
@@ -6101,36 +7176,55 @@
             <w:pPr>
               <w:pStyle w:val="TableParagraph"/>
               <w:spacing w:before="119"/>
+              <w:rPr>
+                <w:spacing w:val="-2"/>
+              </w:rPr>
             </w:pPr>
             <w:r>
               <w:rPr>
+                <w:w w:val="105"/>
+              </w:rPr>
+              <w:t>Casos</w:t>
+            </w:r>
+            <w:r>
+              <w:rPr>
+                <w:spacing w:val="-21"/>
+                <w:w w:val="105"/>
+              </w:rPr>
+              <w:t xml:space="preserve"> </w:t>
+            </w:r>
+            <w:r>
+              <w:rPr>
+                <w:w w:val="105"/>
+              </w:rPr>
+              <w:t>de</w:t>
+            </w:r>
+            <w:r>
+              <w:rPr>
+                <w:spacing w:val="-18"/>
+                <w:w w:val="105"/>
+              </w:rPr>
+              <w:t xml:space="preserve"> </w:t>
+            </w:r>
+            <w:r>
+              <w:rPr>
+                <w:w w:val="105"/>
+              </w:rPr>
+              <w:t>uso</w:t>
+            </w:r>
+            <w:r>
+              <w:rPr>
+                <w:spacing w:val="-21"/>
+                <w:w w:val="105"/>
+              </w:rPr>
+              <w:t xml:space="preserve"> </w:t>
+            </w:r>
+            <w:r>
+              <w:rPr>
                 <w:spacing w:val="-2"/>
-              </w:rPr>
-              <w:t>Descripción</w:t>
-            </w:r>
-            <w:r>
-              <w:rPr>
-                <w:spacing w:val="-11"/>
-              </w:rPr>
-              <w:t xml:space="preserve"> </w:t>
-            </w:r>
-            <w:r>
-              <w:rPr>
-                <w:spacing w:val="-2"/>
-              </w:rPr>
-              <w:t>del</w:t>
-            </w:r>
-            <w:r>
-              <w:rPr>
-                <w:spacing w:val="-11"/>
-              </w:rPr>
-              <w:t xml:space="preserve"> </w:t>
-            </w:r>
-            <w:r>
-              <w:rPr>
-                <w:spacing w:val="-2"/>
-              </w:rPr>
-              <w:t>requisito</w:t>
+                <w:w w:val="105"/>
+              </w:rPr>
+              <w:t>asociados</w:t>
             </w:r>
           </w:p>
         </w:tc>
@@ -6144,330 +7238,36 @@
           <w:p>
             <w:pPr>
               <w:pStyle w:val="TableParagraph"/>
-              <w:spacing w:before="119" w:line="252" w:lineRule="auto"/>
-              <w:ind w:left="108"/>
-            </w:pPr>
-            <w:r>
-              <w:t>Al</w:t>
-            </w:r>
-            <w:r>
-              <w:rPr>
-                <w:spacing w:val="-4"/>
-              </w:rPr>
-              <w:t xml:space="preserve"> </w:t>
-            </w:r>
-            <w:r>
-              <w:t>iniciar</w:t>
-            </w:r>
-            <w:r>
-              <w:rPr>
-                <w:spacing w:val="-5"/>
-              </w:rPr>
-              <w:t xml:space="preserve"> </w:t>
-            </w:r>
-            <w:r>
-              <w:t>la</w:t>
-            </w:r>
-            <w:r>
-              <w:rPr>
-                <w:spacing w:val="-5"/>
-              </w:rPr>
-              <w:t xml:space="preserve"> </w:t>
-            </w:r>
-            <w:r>
-              <w:t>aplicación</w:t>
-            </w:r>
-            <w:r>
-              <w:rPr>
-                <w:spacing w:val="-5"/>
-              </w:rPr>
-              <w:t xml:space="preserve"> </w:t>
-            </w:r>
-            <w:r>
-              <w:t>por</w:t>
-            </w:r>
-            <w:r>
-              <w:rPr>
-                <w:spacing w:val="-5"/>
-              </w:rPr>
-              <w:t xml:space="preserve"> </w:t>
-            </w:r>
-            <w:r>
-              <w:t>primera</w:t>
-            </w:r>
-            <w:r>
-              <w:rPr>
-                <w:spacing w:val="-6"/>
-              </w:rPr>
-              <w:t xml:space="preserve"> </w:t>
-            </w:r>
-            <w:r>
-              <w:t>vez,</w:t>
-            </w:r>
-            <w:r>
-              <w:rPr>
-                <w:spacing w:val="-6"/>
-              </w:rPr>
-              <w:t xml:space="preserve"> </w:t>
-            </w:r>
-            <w:r>
-              <w:t>se</w:t>
-            </w:r>
-            <w:r>
-              <w:rPr>
-                <w:spacing w:val="-5"/>
-              </w:rPr>
-              <w:t xml:space="preserve"> </w:t>
-            </w:r>
-            <w:r>
-              <w:t>mostrará</w:t>
-            </w:r>
-            <w:r>
-              <w:rPr>
-                <w:spacing w:val="-3"/>
-              </w:rPr>
-              <w:t xml:space="preserve"> </w:t>
-            </w:r>
-            <w:r>
-              <w:t>una pantalla</w:t>
-            </w:r>
-            <w:r>
-              <w:rPr>
-                <w:spacing w:val="-10"/>
-              </w:rPr>
-              <w:t xml:space="preserve"> </w:t>
-            </w:r>
-            <w:r>
-              <w:t>donde</w:t>
-            </w:r>
-            <w:r>
-              <w:rPr>
-                <w:spacing w:val="-8"/>
-              </w:rPr>
-              <w:t xml:space="preserve"> </w:t>
-            </w:r>
-            <w:r>
-              <w:t>el</w:t>
-            </w:r>
-            <w:r>
-              <w:rPr>
-                <w:spacing w:val="-7"/>
-              </w:rPr>
-              <w:t xml:space="preserve"> </w:t>
-            </w:r>
-            <w:r>
-              <w:t>usuario</w:t>
-            </w:r>
-            <w:r>
-              <w:rPr>
-                <w:spacing w:val="-10"/>
-              </w:rPr>
-              <w:t xml:space="preserve"> </w:t>
-            </w:r>
-            <w:r>
-              <w:t>podrá</w:t>
-            </w:r>
-            <w:r>
-              <w:rPr>
-                <w:spacing w:val="-8"/>
-              </w:rPr>
-              <w:t xml:space="preserve"> </w:t>
-            </w:r>
-            <w:r>
-              <w:t>registrarse</w:t>
-            </w:r>
-          </w:p>
-        </w:tc>
-      </w:tr>
-    </w:tbl>
-    <w:p>
-      <w:pPr>
-        <w:pStyle w:val="TableParagraph"/>
-        <w:spacing w:line="252" w:lineRule="auto"/>
-        <w:sectPr>
-          <w:pgSz w:w="11910" w:h="16840"/>
-          <w:pgMar w:top="1620" w:right="1559" w:bottom="1820" w:left="1700" w:header="708" w:footer="1634" w:gutter="0"/>
-          <w:cols w:space="720"/>
-        </w:sectPr>
-      </w:pPr>
-    </w:p>
-    <w:p>
-      <w:pPr>
-        <w:pStyle w:val="Textoindependiente"/>
-        <w:spacing w:before="10" w:after="1"/>
-        <w:rPr>
-          <w:b/>
-          <w:sz w:val="7"/>
-        </w:rPr>
-      </w:pPr>
-    </w:p>
-    <w:tbl>
-      <w:tblPr>
-        <w:tblStyle w:val="TableNormal"/>
-        <w:tblW w:w="0" w:type="auto"/>
-        <w:tblInd w:w="62" w:type="dxa"/>
-        <w:tblBorders>
-          <w:top w:val="single" w:sz="4" w:space="0" w:color="000000"/>
-          <w:left w:val="single" w:sz="4" w:space="0" w:color="000000"/>
-          <w:bottom w:val="single" w:sz="4" w:space="0" w:color="000000"/>
-          <w:right w:val="single" w:sz="4" w:space="0" w:color="000000"/>
-          <w:insideH w:val="single" w:sz="4" w:space="0" w:color="000000"/>
-          <w:insideV w:val="single" w:sz="4" w:space="0" w:color="000000"/>
-        </w:tblBorders>
-        <w:tblLayout w:type="fixed"/>
-        <w:tblLook w:val="01E0" w:firstRow="1" w:lastRow="1" w:firstColumn="1" w:lastColumn="1" w:noHBand="0" w:noVBand="0"/>
-      </w:tblPr>
-      <w:tblGrid>
-        <w:gridCol w:w="2677"/>
-        <w:gridCol w:w="5769"/>
-      </w:tblGrid>
-      <w:tr>
-        <w:trPr>
-          <w:trHeight w:val="508"/>
-        </w:trPr>
-        <w:tc>
-          <w:tcPr>
-            <w:tcW w:w="2677" w:type="dxa"/>
-            <w:tcBorders>
-              <w:left w:val="single" w:sz="24" w:space="0" w:color="000000"/>
-              <w:right w:val="single" w:sz="24" w:space="0" w:color="000000"/>
-            </w:tcBorders>
-            <w:shd w:val="clear" w:color="auto" w:fill="F1F1F1"/>
-          </w:tcPr>
-          <w:p>
-            <w:pPr>
-              <w:pStyle w:val="TableParagraph"/>
-              <w:spacing w:before="120"/>
-            </w:pPr>
-            <w:r>
-              <w:rPr>
-                <w:spacing w:val="-2"/>
-              </w:rPr>
-              <w:t>Prioridad</w:t>
-            </w:r>
-          </w:p>
-        </w:tc>
-        <w:tc>
-          <w:tcPr>
-            <w:tcW w:w="5769" w:type="dxa"/>
-            <w:tcBorders>
-              <w:top w:val="single" w:sz="24" w:space="0" w:color="000000"/>
-              <w:left w:val="single" w:sz="24" w:space="0" w:color="000000"/>
-              <w:right w:val="single" w:sz="24" w:space="0" w:color="000000"/>
-            </w:tcBorders>
-          </w:tcPr>
-          <w:p>
-            <w:pPr>
-              <w:pStyle w:val="TableParagraph"/>
-              <w:spacing w:before="120"/>
-              <w:ind w:left="108"/>
-              <w:rPr>
-                <w:b/>
-              </w:rPr>
-            </w:pPr>
-            <w:r>
-              <w:rPr>
-                <w:b/>
-                <w:spacing w:val="-4"/>
-                <w:u w:val="single"/>
-              </w:rPr>
-              <w:t>Alta</w:t>
-            </w:r>
-          </w:p>
-        </w:tc>
-      </w:tr>
-      <w:tr>
-        <w:trPr>
-          <w:trHeight w:val="508"/>
-        </w:trPr>
-        <w:tc>
-          <w:tcPr>
-            <w:tcW w:w="2677" w:type="dxa"/>
-            <w:tcBorders>
-              <w:left w:val="single" w:sz="24" w:space="0" w:color="000000"/>
-              <w:bottom w:val="single" w:sz="24" w:space="0" w:color="000000"/>
-              <w:right w:val="single" w:sz="24" w:space="0" w:color="000000"/>
-            </w:tcBorders>
-            <w:shd w:val="clear" w:color="auto" w:fill="F1F1F1"/>
-          </w:tcPr>
-          <w:p>
-            <w:pPr>
-              <w:pStyle w:val="TableParagraph"/>
-              <w:spacing w:before="119"/>
-            </w:pPr>
-            <w:r>
-              <w:rPr>
-                <w:w w:val="105"/>
-              </w:rPr>
-              <w:t>Casos</w:t>
-            </w:r>
-            <w:r>
-              <w:rPr>
-                <w:spacing w:val="-21"/>
-                <w:w w:val="105"/>
-              </w:rPr>
-              <w:t xml:space="preserve"> </w:t>
-            </w:r>
-            <w:r>
-              <w:rPr>
-                <w:w w:val="105"/>
-              </w:rPr>
-              <w:t>de</w:t>
-            </w:r>
-            <w:r>
-              <w:rPr>
-                <w:spacing w:val="-18"/>
-                <w:w w:val="105"/>
-              </w:rPr>
-              <w:t xml:space="preserve"> </w:t>
-            </w:r>
-            <w:r>
-              <w:rPr>
-                <w:w w:val="105"/>
-              </w:rPr>
-              <w:t>uso</w:t>
-            </w:r>
-            <w:r>
-              <w:rPr>
-                <w:spacing w:val="-21"/>
-                <w:w w:val="105"/>
-              </w:rPr>
-              <w:t xml:space="preserve"> </w:t>
-            </w:r>
-            <w:r>
-              <w:rPr>
-                <w:spacing w:val="-2"/>
-                <w:w w:val="105"/>
-              </w:rPr>
-              <w:t>asociados</w:t>
-            </w:r>
-          </w:p>
-        </w:tc>
-        <w:tc>
-          <w:tcPr>
-            <w:tcW w:w="5769" w:type="dxa"/>
-            <w:tcBorders>
-              <w:left w:val="single" w:sz="24" w:space="0" w:color="000000"/>
-              <w:bottom w:val="single" w:sz="24" w:space="0" w:color="000000"/>
-              <w:right w:val="single" w:sz="24" w:space="0" w:color="000000"/>
-            </w:tcBorders>
-          </w:tcPr>
-          <w:p>
-            <w:pPr>
-              <w:pStyle w:val="TableParagraph"/>
               <w:spacing w:before="119"/>
               <w:ind w:left="108"/>
               <w:rPr>
+                <w:spacing w:val="-2"/>
+              </w:rPr>
+            </w:pPr>
+            <w:r>
+              <w:rPr>
                 <w:b/>
-              </w:rPr>
-            </w:pPr>
+                <w:w w:val="85"/>
+                <w:u w:val="single"/>
+              </w:rPr>
+              <w:t>2,</w:t>
+            </w:r>
+            <w:r>
+              <w:rPr>
+                <w:b/>
+                <w:spacing w:val="-7"/>
+                <w:w w:val="85"/>
+                <w:u w:val="single"/>
+              </w:rPr>
+              <w:t xml:space="preserve"> </w:t>
+            </w:r>
             <w:r>
               <w:rPr>
                 <w:b/>
                 <w:spacing w:val="-10"/>
                 <w:u w:val="single"/>
               </w:rPr>
-              <w:t>1</w:t>
+              <w:t>6</w:t>
             </w:r>
           </w:p>
         </w:tc>
@@ -6476,11 +7276,36 @@
     <w:p>
       <w:pPr>
         <w:pStyle w:val="Textoindependiente"/>
+        <w:spacing w:before="10" w:after="1"/>
+        <w:rPr>
+          <w:b/>
+          <w:sz w:val="7"/>
+        </w:rPr>
+      </w:pPr>
+    </w:p>
+    <w:p>
+      <w:pPr>
+        <w:pStyle w:val="Textoindependiente"/>
         <w:rPr>
           <w:b/>
           <w:sz w:val="20"/>
         </w:rPr>
       </w:pPr>
+    </w:p>
+    <w:p>
+      <w:pPr>
+        <w:rPr>
+          <w:b/>
+          <w:sz w:val="20"/>
+        </w:rPr>
+      </w:pPr>
+      <w:r>
+        <w:rPr>
+          <w:b/>
+          <w:sz w:val="20"/>
+        </w:rPr>
+        <w:br w:type="page"/>
+      </w:r>
     </w:p>
     <w:p>
       <w:pPr>
@@ -6576,2392 +7401,6 @@
                 <w:b/>
                 <w:spacing w:val="-5"/>
               </w:rPr>
-              <w:t>RF2</w:t>
-            </w:r>
-          </w:p>
-        </w:tc>
-      </w:tr>
-      <w:tr>
-        <w:trPr>
-          <w:trHeight w:val="511"/>
-        </w:trPr>
-        <w:tc>
-          <w:tcPr>
-            <w:tcW w:w="2677" w:type="dxa"/>
-            <w:tcBorders>
-              <w:top w:val="single" w:sz="4" w:space="0" w:color="000000"/>
-              <w:bottom w:val="single" w:sz="4" w:space="0" w:color="000000"/>
-            </w:tcBorders>
-            <w:shd w:val="clear" w:color="auto" w:fill="F1F1F1"/>
-          </w:tcPr>
-          <w:p>
-            <w:pPr>
-              <w:pStyle w:val="TableParagraph"/>
-            </w:pPr>
-            <w:r>
-              <w:rPr>
-                <w:spacing w:val="-2"/>
-              </w:rPr>
-              <w:t>Nombre</w:t>
-            </w:r>
-            <w:r>
-              <w:rPr>
-                <w:spacing w:val="-17"/>
-              </w:rPr>
-              <w:t xml:space="preserve"> </w:t>
-            </w:r>
-            <w:r>
-              <w:rPr>
-                <w:spacing w:val="-2"/>
-              </w:rPr>
-              <w:t>de</w:t>
-            </w:r>
-            <w:r>
-              <w:rPr>
-                <w:spacing w:val="-16"/>
-              </w:rPr>
-              <w:t xml:space="preserve"> </w:t>
-            </w:r>
-            <w:r>
-              <w:rPr>
-                <w:spacing w:val="-2"/>
-              </w:rPr>
-              <w:t>requisito</w:t>
-            </w:r>
-          </w:p>
-        </w:tc>
-        <w:tc>
-          <w:tcPr>
-            <w:tcW w:w="5769" w:type="dxa"/>
-            <w:tcBorders>
-              <w:top w:val="single" w:sz="4" w:space="0" w:color="000000"/>
-              <w:bottom w:val="single" w:sz="4" w:space="0" w:color="000000"/>
-            </w:tcBorders>
-          </w:tcPr>
-          <w:p>
-            <w:pPr>
-              <w:pStyle w:val="TableParagraph"/>
-              <w:ind w:left="108"/>
-            </w:pPr>
-            <w:r>
-              <w:rPr>
-                <w:spacing w:val="-4"/>
-              </w:rPr>
-              <w:t>Autenticación</w:t>
-            </w:r>
-            <w:r>
-              <w:rPr>
-                <w:spacing w:val="-19"/>
-              </w:rPr>
-              <w:t xml:space="preserve"> </w:t>
-            </w:r>
-            <w:r>
-              <w:rPr>
-                <w:spacing w:val="-4"/>
-              </w:rPr>
-              <w:t>de</w:t>
-            </w:r>
-            <w:r>
-              <w:rPr>
-                <w:spacing w:val="-15"/>
-              </w:rPr>
-              <w:t xml:space="preserve"> </w:t>
-            </w:r>
-            <w:r>
-              <w:rPr>
-                <w:spacing w:val="-4"/>
-              </w:rPr>
-              <w:t>usuarios</w:t>
-            </w:r>
-          </w:p>
-        </w:tc>
-      </w:tr>
-      <w:tr>
-        <w:trPr>
-          <w:trHeight w:val="774"/>
-        </w:trPr>
-        <w:tc>
-          <w:tcPr>
-            <w:tcW w:w="2677" w:type="dxa"/>
-            <w:tcBorders>
-              <w:top w:val="single" w:sz="4" w:space="0" w:color="000000"/>
-              <w:bottom w:val="single" w:sz="4" w:space="0" w:color="000000"/>
-            </w:tcBorders>
-            <w:shd w:val="clear" w:color="auto" w:fill="F1F1F1"/>
-          </w:tcPr>
-          <w:p>
-            <w:pPr>
-              <w:pStyle w:val="TableParagraph"/>
-              <w:spacing w:before="119"/>
-            </w:pPr>
-            <w:r>
-              <w:rPr>
-                <w:spacing w:val="-2"/>
-              </w:rPr>
-              <w:t>Descripción</w:t>
-            </w:r>
-            <w:r>
-              <w:rPr>
-                <w:spacing w:val="-11"/>
-              </w:rPr>
-              <w:t xml:space="preserve"> </w:t>
-            </w:r>
-            <w:r>
-              <w:rPr>
-                <w:spacing w:val="-2"/>
-              </w:rPr>
-              <w:t>del</w:t>
-            </w:r>
-            <w:r>
-              <w:rPr>
-                <w:spacing w:val="-11"/>
-              </w:rPr>
-              <w:t xml:space="preserve"> </w:t>
-            </w:r>
-            <w:r>
-              <w:rPr>
-                <w:spacing w:val="-2"/>
-              </w:rPr>
-              <w:t>requisito</w:t>
-            </w:r>
-          </w:p>
-        </w:tc>
-        <w:tc>
-          <w:tcPr>
-            <w:tcW w:w="5769" w:type="dxa"/>
-            <w:tcBorders>
-              <w:top w:val="single" w:sz="4" w:space="0" w:color="000000"/>
-              <w:bottom w:val="single" w:sz="4" w:space="0" w:color="000000"/>
-            </w:tcBorders>
-          </w:tcPr>
-          <w:p>
-            <w:pPr>
-              <w:pStyle w:val="TableParagraph"/>
-              <w:spacing w:before="119" w:line="252" w:lineRule="auto"/>
-              <w:ind w:left="108" w:right="39"/>
-            </w:pPr>
-            <w:r>
-              <w:rPr>
-                <w:spacing w:val="-4"/>
-              </w:rPr>
-              <w:t>La</w:t>
-            </w:r>
-            <w:r>
-              <w:rPr>
-                <w:spacing w:val="-18"/>
-              </w:rPr>
-              <w:t xml:space="preserve"> </w:t>
-            </w:r>
-            <w:r>
-              <w:rPr>
-                <w:spacing w:val="-4"/>
-              </w:rPr>
-              <w:t>aplicación</w:t>
-            </w:r>
-            <w:r>
-              <w:rPr>
-                <w:spacing w:val="-18"/>
-              </w:rPr>
-              <w:t xml:space="preserve"> </w:t>
-            </w:r>
-            <w:r>
-              <w:rPr>
-                <w:spacing w:val="-4"/>
-              </w:rPr>
-              <w:t>permitirá</w:t>
-            </w:r>
-            <w:r>
-              <w:rPr>
-                <w:spacing w:val="-18"/>
-              </w:rPr>
-              <w:t xml:space="preserve"> </w:t>
-            </w:r>
-            <w:r>
-              <w:rPr>
-                <w:spacing w:val="-4"/>
-              </w:rPr>
-              <w:t>al</w:t>
-            </w:r>
-            <w:r>
-              <w:rPr>
-                <w:spacing w:val="-18"/>
-              </w:rPr>
-              <w:t xml:space="preserve"> </w:t>
-            </w:r>
-            <w:r>
-              <w:rPr>
-                <w:spacing w:val="-4"/>
-              </w:rPr>
-              <w:t>usuario</w:t>
-            </w:r>
-            <w:r>
-              <w:rPr>
-                <w:spacing w:val="-17"/>
-              </w:rPr>
-              <w:t xml:space="preserve"> </w:t>
-            </w:r>
-            <w:r>
-              <w:rPr>
-                <w:spacing w:val="-4"/>
-              </w:rPr>
-              <w:t>registrarse,</w:t>
-            </w:r>
-            <w:r>
-              <w:rPr>
-                <w:spacing w:val="-20"/>
-              </w:rPr>
-              <w:t xml:space="preserve"> </w:t>
-            </w:r>
-            <w:r>
-              <w:rPr>
-                <w:spacing w:val="-4"/>
-              </w:rPr>
-              <w:t>iniciar</w:t>
-            </w:r>
-            <w:r>
-              <w:rPr>
-                <w:spacing w:val="-17"/>
-              </w:rPr>
-              <w:t xml:space="preserve"> </w:t>
-            </w:r>
-            <w:r>
-              <w:rPr>
-                <w:spacing w:val="-4"/>
-              </w:rPr>
-              <w:t xml:space="preserve">sesión </w:t>
-            </w:r>
-            <w:r>
-              <w:t>y</w:t>
-            </w:r>
-            <w:r>
-              <w:rPr>
-                <w:spacing w:val="-1"/>
-              </w:rPr>
-              <w:t xml:space="preserve"> </w:t>
-            </w:r>
-            <w:r>
-              <w:t>cerrar</w:t>
-            </w:r>
-            <w:r>
-              <w:rPr>
-                <w:spacing w:val="-5"/>
-              </w:rPr>
-              <w:t xml:space="preserve"> </w:t>
-            </w:r>
-            <w:r>
-              <w:t>sesión</w:t>
-            </w:r>
-            <w:r>
-              <w:rPr>
-                <w:spacing w:val="-3"/>
-              </w:rPr>
-              <w:t xml:space="preserve"> </w:t>
-            </w:r>
-            <w:r>
-              <w:t>utilizando</w:t>
-            </w:r>
-            <w:r>
-              <w:rPr>
-                <w:spacing w:val="-5"/>
-              </w:rPr>
-              <w:t xml:space="preserve"> </w:t>
-            </w:r>
-            <w:r>
-              <w:t>sus</w:t>
-            </w:r>
-            <w:r>
-              <w:rPr>
-                <w:spacing w:val="-1"/>
-              </w:rPr>
-              <w:t xml:space="preserve"> </w:t>
-            </w:r>
-            <w:r>
-              <w:t>credenciales.</w:t>
-            </w:r>
-          </w:p>
-        </w:tc>
-      </w:tr>
-      <w:tr>
-        <w:trPr>
-          <w:trHeight w:val="510"/>
-        </w:trPr>
-        <w:tc>
-          <w:tcPr>
-            <w:tcW w:w="2677" w:type="dxa"/>
-            <w:tcBorders>
-              <w:top w:val="single" w:sz="4" w:space="0" w:color="000000"/>
-              <w:bottom w:val="single" w:sz="4" w:space="0" w:color="000000"/>
-            </w:tcBorders>
-            <w:shd w:val="clear" w:color="auto" w:fill="F1F1F1"/>
-          </w:tcPr>
-          <w:p>
-            <w:pPr>
-              <w:pStyle w:val="TableParagraph"/>
-            </w:pPr>
-            <w:r>
-              <w:rPr>
-                <w:spacing w:val="-2"/>
-              </w:rPr>
-              <w:t>Prioridad</w:t>
-            </w:r>
-          </w:p>
-        </w:tc>
-        <w:tc>
-          <w:tcPr>
-            <w:tcW w:w="5769" w:type="dxa"/>
-            <w:tcBorders>
-              <w:top w:val="single" w:sz="4" w:space="0" w:color="000000"/>
-              <w:bottom w:val="single" w:sz="4" w:space="0" w:color="000000"/>
-            </w:tcBorders>
-          </w:tcPr>
-          <w:p>
-            <w:pPr>
-              <w:pStyle w:val="TableParagraph"/>
-              <w:ind w:left="108"/>
-              <w:rPr>
-                <w:b/>
-              </w:rPr>
-            </w:pPr>
-            <w:r>
-              <w:rPr>
-                <w:b/>
-                <w:spacing w:val="-4"/>
-                <w:u w:val="single"/>
-              </w:rPr>
-              <w:t>Alta</w:t>
-            </w:r>
-          </w:p>
-        </w:tc>
-      </w:tr>
-      <w:tr>
-        <w:trPr>
-          <w:trHeight w:val="508"/>
-        </w:trPr>
-        <w:tc>
-          <w:tcPr>
-            <w:tcW w:w="2677" w:type="dxa"/>
-            <w:tcBorders>
-              <w:top w:val="single" w:sz="4" w:space="0" w:color="000000"/>
-            </w:tcBorders>
-            <w:shd w:val="clear" w:color="auto" w:fill="F1F1F1"/>
-          </w:tcPr>
-          <w:p>
-            <w:pPr>
-              <w:pStyle w:val="TableParagraph"/>
-              <w:spacing w:before="119"/>
-            </w:pPr>
-            <w:r>
-              <w:rPr>
-                <w:w w:val="105"/>
-              </w:rPr>
-              <w:t>Casos</w:t>
-            </w:r>
-            <w:r>
-              <w:rPr>
-                <w:spacing w:val="-21"/>
-                <w:w w:val="105"/>
-              </w:rPr>
-              <w:t xml:space="preserve"> </w:t>
-            </w:r>
-            <w:r>
-              <w:rPr>
-                <w:w w:val="105"/>
-              </w:rPr>
-              <w:t>de</w:t>
-            </w:r>
-            <w:r>
-              <w:rPr>
-                <w:spacing w:val="-18"/>
-                <w:w w:val="105"/>
-              </w:rPr>
-              <w:t xml:space="preserve"> </w:t>
-            </w:r>
-            <w:r>
-              <w:rPr>
-                <w:w w:val="105"/>
-              </w:rPr>
-              <w:t>uso</w:t>
-            </w:r>
-            <w:r>
-              <w:rPr>
-                <w:spacing w:val="-21"/>
-                <w:w w:val="105"/>
-              </w:rPr>
-              <w:t xml:space="preserve"> </w:t>
-            </w:r>
-            <w:r>
-              <w:rPr>
-                <w:spacing w:val="-2"/>
-                <w:w w:val="105"/>
-              </w:rPr>
-              <w:t>asociados</w:t>
-            </w:r>
-          </w:p>
-        </w:tc>
-        <w:tc>
-          <w:tcPr>
-            <w:tcW w:w="5769" w:type="dxa"/>
-            <w:tcBorders>
-              <w:top w:val="single" w:sz="4" w:space="0" w:color="000000"/>
-            </w:tcBorders>
-          </w:tcPr>
-          <w:p>
-            <w:pPr>
-              <w:pStyle w:val="TableParagraph"/>
-              <w:spacing w:before="119"/>
-              <w:ind w:left="108"/>
-              <w:rPr>
-                <w:b/>
-              </w:rPr>
-            </w:pPr>
-            <w:r>
-              <w:rPr>
-                <w:b/>
-                <w:spacing w:val="-10"/>
-                <w:u w:val="single"/>
-              </w:rPr>
-              <w:t>1</w:t>
-            </w:r>
-          </w:p>
-        </w:tc>
-      </w:tr>
-    </w:tbl>
-    <w:p>
-      <w:pPr>
-        <w:pStyle w:val="Textoindependiente"/>
-        <w:rPr>
-          <w:b/>
-          <w:sz w:val="20"/>
-        </w:rPr>
-      </w:pPr>
-    </w:p>
-    <w:p>
-      <w:pPr>
-        <w:pStyle w:val="Textoindependiente"/>
-        <w:spacing w:before="47"/>
-        <w:rPr>
-          <w:b/>
-          <w:sz w:val="20"/>
-        </w:rPr>
-      </w:pPr>
-    </w:p>
-    <w:tbl>
-      <w:tblPr>
-        <w:tblStyle w:val="TableNormal"/>
-        <w:tblW w:w="0" w:type="auto"/>
-        <w:tblInd w:w="62" w:type="dxa"/>
-        <w:tblBorders>
-          <w:top w:val="single" w:sz="24" w:space="0" w:color="000000"/>
-          <w:left w:val="single" w:sz="24" w:space="0" w:color="000000"/>
-          <w:bottom w:val="single" w:sz="24" w:space="0" w:color="000000"/>
-          <w:right w:val="single" w:sz="24" w:space="0" w:color="000000"/>
-          <w:insideH w:val="single" w:sz="24" w:space="0" w:color="000000"/>
-          <w:insideV w:val="single" w:sz="24" w:space="0" w:color="000000"/>
-        </w:tblBorders>
-        <w:tblLayout w:type="fixed"/>
-        <w:tblLook w:val="01E0" w:firstRow="1" w:lastRow="1" w:firstColumn="1" w:lastColumn="1" w:noHBand="0" w:noVBand="0"/>
-      </w:tblPr>
-      <w:tblGrid>
-        <w:gridCol w:w="2677"/>
-        <w:gridCol w:w="5769"/>
-      </w:tblGrid>
-      <w:tr>
-        <w:trPr>
-          <w:trHeight w:val="506"/>
-        </w:trPr>
-        <w:tc>
-          <w:tcPr>
-            <w:tcW w:w="2677" w:type="dxa"/>
-            <w:tcBorders>
-              <w:bottom w:val="single" w:sz="4" w:space="0" w:color="000000"/>
-            </w:tcBorders>
-            <w:shd w:val="clear" w:color="auto" w:fill="F1F1F1"/>
-          </w:tcPr>
-          <w:p>
-            <w:pPr>
-              <w:pStyle w:val="TableParagraph"/>
-              <w:spacing w:before="120"/>
-            </w:pPr>
-            <w:r>
-              <w:t>Número</w:t>
-            </w:r>
-            <w:r>
-              <w:rPr>
-                <w:spacing w:val="-23"/>
-              </w:rPr>
-              <w:t xml:space="preserve"> </w:t>
-            </w:r>
-            <w:r>
-              <w:t>de</w:t>
-            </w:r>
-            <w:r>
-              <w:rPr>
-                <w:spacing w:val="-21"/>
-              </w:rPr>
-              <w:t xml:space="preserve"> </w:t>
-            </w:r>
-            <w:r>
-              <w:rPr>
-                <w:spacing w:val="-2"/>
-              </w:rPr>
-              <w:t>requisito</w:t>
-            </w:r>
-          </w:p>
-        </w:tc>
-        <w:tc>
-          <w:tcPr>
-            <w:tcW w:w="5769" w:type="dxa"/>
-            <w:tcBorders>
-              <w:bottom w:val="single" w:sz="4" w:space="0" w:color="000000"/>
-            </w:tcBorders>
-          </w:tcPr>
-          <w:p>
-            <w:pPr>
-              <w:pStyle w:val="TableParagraph"/>
-              <w:spacing w:before="120"/>
-              <w:ind w:left="108"/>
-              <w:rPr>
-                <w:b/>
-              </w:rPr>
-            </w:pPr>
-            <w:r>
-              <w:rPr>
-                <w:b/>
-                <w:spacing w:val="-5"/>
-              </w:rPr>
-              <w:t>RF3</w:t>
-            </w:r>
-          </w:p>
-        </w:tc>
-      </w:tr>
-      <w:tr>
-        <w:trPr>
-          <w:trHeight w:val="508"/>
-        </w:trPr>
-        <w:tc>
-          <w:tcPr>
-            <w:tcW w:w="2677" w:type="dxa"/>
-            <w:tcBorders>
-              <w:top w:val="single" w:sz="4" w:space="0" w:color="000000"/>
-              <w:bottom w:val="single" w:sz="4" w:space="0" w:color="000000"/>
-            </w:tcBorders>
-            <w:shd w:val="clear" w:color="auto" w:fill="F1F1F1"/>
-          </w:tcPr>
-          <w:p>
-            <w:pPr>
-              <w:pStyle w:val="TableParagraph"/>
-            </w:pPr>
-            <w:r>
-              <w:rPr>
-                <w:spacing w:val="-2"/>
-              </w:rPr>
-              <w:t>Nombre</w:t>
-            </w:r>
-            <w:r>
-              <w:rPr>
-                <w:spacing w:val="-17"/>
-              </w:rPr>
-              <w:t xml:space="preserve"> </w:t>
-            </w:r>
-            <w:r>
-              <w:rPr>
-                <w:spacing w:val="-2"/>
-              </w:rPr>
-              <w:t>de</w:t>
-            </w:r>
-            <w:r>
-              <w:rPr>
-                <w:spacing w:val="-16"/>
-              </w:rPr>
-              <w:t xml:space="preserve"> </w:t>
-            </w:r>
-            <w:r>
-              <w:rPr>
-                <w:spacing w:val="-2"/>
-              </w:rPr>
-              <w:t>requisito</w:t>
-            </w:r>
-          </w:p>
-        </w:tc>
-        <w:tc>
-          <w:tcPr>
-            <w:tcW w:w="5769" w:type="dxa"/>
-            <w:tcBorders>
-              <w:top w:val="single" w:sz="4" w:space="0" w:color="000000"/>
-              <w:bottom w:val="single" w:sz="4" w:space="0" w:color="000000"/>
-            </w:tcBorders>
-          </w:tcPr>
-          <w:p>
-            <w:pPr>
-              <w:pStyle w:val="TableParagraph"/>
-              <w:ind w:left="108"/>
-            </w:pPr>
-            <w:r>
-              <w:rPr>
-                <w:spacing w:val="-4"/>
-              </w:rPr>
-              <w:t>Registro</w:t>
-            </w:r>
-            <w:r>
-              <w:rPr>
-                <w:spacing w:val="-14"/>
-              </w:rPr>
-              <w:t xml:space="preserve"> </w:t>
-            </w:r>
-            <w:r>
-              <w:rPr>
-                <w:spacing w:val="-4"/>
-              </w:rPr>
-              <w:t>del</w:t>
-            </w:r>
-            <w:r>
-              <w:rPr>
-                <w:spacing w:val="-16"/>
-              </w:rPr>
-              <w:t xml:space="preserve"> </w:t>
-            </w:r>
-            <w:r>
-              <w:rPr>
-                <w:spacing w:val="-4"/>
-              </w:rPr>
-              <w:t>estado</w:t>
-            </w:r>
-            <w:r>
-              <w:rPr>
-                <w:spacing w:val="-14"/>
-              </w:rPr>
-              <w:t xml:space="preserve"> </w:t>
-            </w:r>
-            <w:r>
-              <w:rPr>
-                <w:spacing w:val="-4"/>
-              </w:rPr>
-              <w:t>emocional</w:t>
-            </w:r>
-          </w:p>
-        </w:tc>
-      </w:tr>
-      <w:tr>
-        <w:trPr>
-          <w:trHeight w:val="777"/>
-        </w:trPr>
-        <w:tc>
-          <w:tcPr>
-            <w:tcW w:w="2677" w:type="dxa"/>
-            <w:tcBorders>
-              <w:top w:val="single" w:sz="4" w:space="0" w:color="000000"/>
-              <w:bottom w:val="single" w:sz="4" w:space="0" w:color="000000"/>
-            </w:tcBorders>
-            <w:shd w:val="clear" w:color="auto" w:fill="F1F1F1"/>
-          </w:tcPr>
-          <w:p>
-            <w:pPr>
-              <w:pStyle w:val="TableParagraph"/>
-            </w:pPr>
-            <w:r>
-              <w:rPr>
-                <w:spacing w:val="-2"/>
-              </w:rPr>
-              <w:t>Descripción</w:t>
-            </w:r>
-            <w:r>
-              <w:rPr>
-                <w:spacing w:val="-11"/>
-              </w:rPr>
-              <w:t xml:space="preserve"> </w:t>
-            </w:r>
-            <w:r>
-              <w:rPr>
-                <w:spacing w:val="-2"/>
-              </w:rPr>
-              <w:t>del</w:t>
-            </w:r>
-            <w:r>
-              <w:rPr>
-                <w:spacing w:val="-11"/>
-              </w:rPr>
-              <w:t xml:space="preserve"> </w:t>
-            </w:r>
-            <w:r>
-              <w:rPr>
-                <w:spacing w:val="-2"/>
-              </w:rPr>
-              <w:t>requisito</w:t>
-            </w:r>
-          </w:p>
-        </w:tc>
-        <w:tc>
-          <w:tcPr>
-            <w:tcW w:w="5769" w:type="dxa"/>
-            <w:tcBorders>
-              <w:top w:val="single" w:sz="4" w:space="0" w:color="000000"/>
-              <w:bottom w:val="single" w:sz="4" w:space="0" w:color="000000"/>
-            </w:tcBorders>
-          </w:tcPr>
-          <w:p>
-            <w:pPr>
-              <w:pStyle w:val="TableParagraph"/>
-              <w:spacing w:line="252" w:lineRule="auto"/>
-              <w:ind w:left="108"/>
-            </w:pPr>
-            <w:r>
-              <w:rPr>
-                <w:spacing w:val="-2"/>
-              </w:rPr>
-              <w:t>El</w:t>
-            </w:r>
-            <w:r>
-              <w:rPr>
-                <w:spacing w:val="-28"/>
-              </w:rPr>
-              <w:t xml:space="preserve"> </w:t>
-            </w:r>
-            <w:r>
-              <w:rPr>
-                <w:spacing w:val="-2"/>
-              </w:rPr>
-              <w:t>usuario</w:t>
-            </w:r>
-            <w:r>
-              <w:rPr>
-                <w:spacing w:val="-29"/>
-              </w:rPr>
-              <w:t xml:space="preserve"> </w:t>
-            </w:r>
-            <w:r>
-              <w:rPr>
-                <w:spacing w:val="-2"/>
-              </w:rPr>
-              <w:t>podrá</w:t>
-            </w:r>
-            <w:r>
-              <w:rPr>
-                <w:spacing w:val="-26"/>
-              </w:rPr>
-              <w:t xml:space="preserve"> </w:t>
-            </w:r>
-            <w:r>
-              <w:rPr>
-                <w:spacing w:val="-2"/>
-              </w:rPr>
-              <w:t>registrar</w:t>
-            </w:r>
-            <w:r>
-              <w:rPr>
-                <w:spacing w:val="-29"/>
-              </w:rPr>
-              <w:t xml:space="preserve"> </w:t>
-            </w:r>
-            <w:r>
-              <w:rPr>
-                <w:spacing w:val="-2"/>
-              </w:rPr>
-              <w:t>su</w:t>
-            </w:r>
-            <w:r>
-              <w:rPr>
-                <w:spacing w:val="-28"/>
-              </w:rPr>
-              <w:t xml:space="preserve"> </w:t>
-            </w:r>
-            <w:r>
-              <w:rPr>
-                <w:spacing w:val="-2"/>
-              </w:rPr>
-              <w:t>estado</w:t>
-            </w:r>
-            <w:r>
-              <w:rPr>
-                <w:spacing w:val="-29"/>
-              </w:rPr>
-              <w:t xml:space="preserve"> </w:t>
-            </w:r>
-            <w:r>
-              <w:rPr>
-                <w:spacing w:val="-2"/>
-              </w:rPr>
-              <w:t>emocional</w:t>
-            </w:r>
-            <w:r>
-              <w:rPr>
-                <w:spacing w:val="-25"/>
-              </w:rPr>
-              <w:t xml:space="preserve"> </w:t>
-            </w:r>
-            <w:r>
-              <w:rPr>
-                <w:spacing w:val="-2"/>
-              </w:rPr>
-              <w:t>y</w:t>
-            </w:r>
-            <w:r>
-              <w:rPr>
-                <w:spacing w:val="-25"/>
-              </w:rPr>
-              <w:t xml:space="preserve"> </w:t>
-            </w:r>
-            <w:r>
-              <w:rPr>
-                <w:spacing w:val="-2"/>
-              </w:rPr>
-              <w:t>añadir</w:t>
-            </w:r>
-            <w:r>
-              <w:rPr>
-                <w:spacing w:val="-26"/>
-              </w:rPr>
-              <w:t xml:space="preserve"> </w:t>
-            </w:r>
-            <w:r>
-              <w:rPr>
-                <w:spacing w:val="-2"/>
-              </w:rPr>
-              <w:t xml:space="preserve">una </w:t>
-            </w:r>
-            <w:r>
-              <w:t>descripción de forma opcional</w:t>
-            </w:r>
-          </w:p>
-        </w:tc>
-      </w:tr>
-      <w:tr>
-        <w:trPr>
-          <w:trHeight w:val="510"/>
-        </w:trPr>
-        <w:tc>
-          <w:tcPr>
-            <w:tcW w:w="2677" w:type="dxa"/>
-            <w:tcBorders>
-              <w:top w:val="single" w:sz="4" w:space="0" w:color="000000"/>
-              <w:bottom w:val="single" w:sz="4" w:space="0" w:color="000000"/>
-            </w:tcBorders>
-            <w:shd w:val="clear" w:color="auto" w:fill="F1F1F1"/>
-          </w:tcPr>
-          <w:p>
-            <w:pPr>
-              <w:pStyle w:val="TableParagraph"/>
-            </w:pPr>
-            <w:r>
-              <w:rPr>
-                <w:spacing w:val="-2"/>
-              </w:rPr>
-              <w:t>Prioridad</w:t>
-            </w:r>
-          </w:p>
-        </w:tc>
-        <w:tc>
-          <w:tcPr>
-            <w:tcW w:w="5769" w:type="dxa"/>
-            <w:tcBorders>
-              <w:top w:val="single" w:sz="4" w:space="0" w:color="000000"/>
-              <w:bottom w:val="single" w:sz="4" w:space="0" w:color="000000"/>
-            </w:tcBorders>
-          </w:tcPr>
-          <w:p>
-            <w:pPr>
-              <w:pStyle w:val="TableParagraph"/>
-              <w:ind w:left="108"/>
-              <w:rPr>
-                <w:b/>
-              </w:rPr>
-            </w:pPr>
-            <w:r>
-              <w:rPr>
-                <w:b/>
-                <w:spacing w:val="-4"/>
-                <w:u w:val="single"/>
-              </w:rPr>
-              <w:t>Alta</w:t>
-            </w:r>
-          </w:p>
-        </w:tc>
-      </w:tr>
-      <w:tr>
-        <w:trPr>
-          <w:trHeight w:val="508"/>
-        </w:trPr>
-        <w:tc>
-          <w:tcPr>
-            <w:tcW w:w="2677" w:type="dxa"/>
-            <w:tcBorders>
-              <w:top w:val="single" w:sz="4" w:space="0" w:color="000000"/>
-            </w:tcBorders>
-            <w:shd w:val="clear" w:color="auto" w:fill="F1F1F1"/>
-          </w:tcPr>
-          <w:p>
-            <w:pPr>
-              <w:pStyle w:val="TableParagraph"/>
-              <w:spacing w:before="119"/>
-            </w:pPr>
-            <w:r>
-              <w:rPr>
-                <w:w w:val="105"/>
-              </w:rPr>
-              <w:t>Casos</w:t>
-            </w:r>
-            <w:r>
-              <w:rPr>
-                <w:spacing w:val="-21"/>
-                <w:w w:val="105"/>
-              </w:rPr>
-              <w:t xml:space="preserve"> </w:t>
-            </w:r>
-            <w:r>
-              <w:rPr>
-                <w:w w:val="105"/>
-              </w:rPr>
-              <w:t>de</w:t>
-            </w:r>
-            <w:r>
-              <w:rPr>
-                <w:spacing w:val="-18"/>
-                <w:w w:val="105"/>
-              </w:rPr>
-              <w:t xml:space="preserve"> </w:t>
-            </w:r>
-            <w:r>
-              <w:rPr>
-                <w:w w:val="105"/>
-              </w:rPr>
-              <w:t>uso</w:t>
-            </w:r>
-            <w:r>
-              <w:rPr>
-                <w:spacing w:val="-21"/>
-                <w:w w:val="105"/>
-              </w:rPr>
-              <w:t xml:space="preserve"> </w:t>
-            </w:r>
-            <w:r>
-              <w:rPr>
-                <w:spacing w:val="-2"/>
-                <w:w w:val="105"/>
-              </w:rPr>
-              <w:t>asociados</w:t>
-            </w:r>
-          </w:p>
-        </w:tc>
-        <w:tc>
-          <w:tcPr>
-            <w:tcW w:w="5769" w:type="dxa"/>
-            <w:tcBorders>
-              <w:top w:val="single" w:sz="4" w:space="0" w:color="000000"/>
-            </w:tcBorders>
-          </w:tcPr>
-          <w:p>
-            <w:pPr>
-              <w:pStyle w:val="TableParagraph"/>
-              <w:spacing w:before="119"/>
-              <w:ind w:left="108"/>
-              <w:rPr>
-                <w:b/>
-              </w:rPr>
-            </w:pPr>
-            <w:r>
-              <w:rPr>
-                <w:b/>
-                <w:w w:val="85"/>
-                <w:u w:val="single"/>
-              </w:rPr>
-              <w:t>2,</w:t>
-            </w:r>
-            <w:r>
-              <w:rPr>
-                <w:b/>
-                <w:spacing w:val="-7"/>
-                <w:w w:val="85"/>
-                <w:u w:val="single"/>
-              </w:rPr>
-              <w:t xml:space="preserve"> </w:t>
-            </w:r>
-            <w:r>
-              <w:rPr>
-                <w:b/>
-                <w:spacing w:val="-10"/>
-                <w:u w:val="single"/>
-              </w:rPr>
-              <w:t>6</w:t>
-            </w:r>
-          </w:p>
-        </w:tc>
-      </w:tr>
-    </w:tbl>
-    <w:p>
-      <w:pPr>
-        <w:pStyle w:val="Textoindependiente"/>
-        <w:rPr>
-          <w:b/>
-          <w:sz w:val="20"/>
-        </w:rPr>
-      </w:pPr>
-    </w:p>
-    <w:p>
-      <w:pPr>
-        <w:pStyle w:val="Textoindependiente"/>
-        <w:spacing w:before="44"/>
-        <w:rPr>
-          <w:b/>
-          <w:sz w:val="20"/>
-        </w:rPr>
-      </w:pPr>
-    </w:p>
-    <w:tbl>
-      <w:tblPr>
-        <w:tblStyle w:val="TableNormal"/>
-        <w:tblW w:w="0" w:type="auto"/>
-        <w:tblInd w:w="62" w:type="dxa"/>
-        <w:tblBorders>
-          <w:top w:val="single" w:sz="24" w:space="0" w:color="000000"/>
-          <w:left w:val="single" w:sz="24" w:space="0" w:color="000000"/>
-          <w:bottom w:val="single" w:sz="24" w:space="0" w:color="000000"/>
-          <w:right w:val="single" w:sz="24" w:space="0" w:color="000000"/>
-          <w:insideH w:val="single" w:sz="24" w:space="0" w:color="000000"/>
-          <w:insideV w:val="single" w:sz="24" w:space="0" w:color="000000"/>
-        </w:tblBorders>
-        <w:tblLayout w:type="fixed"/>
-        <w:tblLook w:val="01E0" w:firstRow="1" w:lastRow="1" w:firstColumn="1" w:lastColumn="1" w:noHBand="0" w:noVBand="0"/>
-      </w:tblPr>
-      <w:tblGrid>
-        <w:gridCol w:w="2677"/>
-        <w:gridCol w:w="5769"/>
-      </w:tblGrid>
-      <w:tr>
-        <w:trPr>
-          <w:trHeight w:val="509"/>
-        </w:trPr>
-        <w:tc>
-          <w:tcPr>
-            <w:tcW w:w="2677" w:type="dxa"/>
-            <w:tcBorders>
-              <w:bottom w:val="single" w:sz="4" w:space="0" w:color="000000"/>
-            </w:tcBorders>
-            <w:shd w:val="clear" w:color="auto" w:fill="F1F1F1"/>
-          </w:tcPr>
-          <w:p>
-            <w:pPr>
-              <w:pStyle w:val="TableParagraph"/>
-              <w:spacing w:before="120"/>
-            </w:pPr>
-            <w:r>
-              <w:t>Número</w:t>
-            </w:r>
-            <w:r>
-              <w:rPr>
-                <w:spacing w:val="-23"/>
-              </w:rPr>
-              <w:t xml:space="preserve"> </w:t>
-            </w:r>
-            <w:r>
-              <w:t>de</w:t>
-            </w:r>
-            <w:r>
-              <w:rPr>
-                <w:spacing w:val="-21"/>
-              </w:rPr>
-              <w:t xml:space="preserve"> </w:t>
-            </w:r>
-            <w:r>
-              <w:rPr>
-                <w:spacing w:val="-2"/>
-              </w:rPr>
-              <w:t>requisito</w:t>
-            </w:r>
-          </w:p>
-        </w:tc>
-        <w:tc>
-          <w:tcPr>
-            <w:tcW w:w="5769" w:type="dxa"/>
-            <w:tcBorders>
-              <w:bottom w:val="single" w:sz="4" w:space="0" w:color="000000"/>
-            </w:tcBorders>
-          </w:tcPr>
-          <w:p>
-            <w:pPr>
-              <w:pStyle w:val="TableParagraph"/>
-              <w:spacing w:before="120"/>
-              <w:ind w:left="108"/>
-              <w:rPr>
-                <w:b/>
-              </w:rPr>
-            </w:pPr>
-            <w:r>
-              <w:rPr>
-                <w:b/>
-                <w:spacing w:val="-5"/>
-              </w:rPr>
-              <w:t>RF4</w:t>
-            </w:r>
-          </w:p>
-        </w:tc>
-      </w:tr>
-      <w:tr>
-        <w:trPr>
-          <w:trHeight w:val="508"/>
-        </w:trPr>
-        <w:tc>
-          <w:tcPr>
-            <w:tcW w:w="2677" w:type="dxa"/>
-            <w:tcBorders>
-              <w:top w:val="single" w:sz="4" w:space="0" w:color="000000"/>
-              <w:bottom w:val="single" w:sz="4" w:space="0" w:color="000000"/>
-            </w:tcBorders>
-            <w:shd w:val="clear" w:color="auto" w:fill="F1F1F1"/>
-          </w:tcPr>
-          <w:p>
-            <w:pPr>
-              <w:pStyle w:val="TableParagraph"/>
-            </w:pPr>
-            <w:r>
-              <w:rPr>
-                <w:spacing w:val="-2"/>
-              </w:rPr>
-              <w:t>Nombre</w:t>
-            </w:r>
-            <w:r>
-              <w:rPr>
-                <w:spacing w:val="-17"/>
-              </w:rPr>
-              <w:t xml:space="preserve"> </w:t>
-            </w:r>
-            <w:r>
-              <w:rPr>
-                <w:spacing w:val="-2"/>
-              </w:rPr>
-              <w:t>de</w:t>
-            </w:r>
-            <w:r>
-              <w:rPr>
-                <w:spacing w:val="-16"/>
-              </w:rPr>
-              <w:t xml:space="preserve"> </w:t>
-            </w:r>
-            <w:r>
-              <w:rPr>
-                <w:spacing w:val="-2"/>
-              </w:rPr>
-              <w:t>requisito</w:t>
-            </w:r>
-          </w:p>
-        </w:tc>
-        <w:tc>
-          <w:tcPr>
-            <w:tcW w:w="5769" w:type="dxa"/>
-            <w:tcBorders>
-              <w:top w:val="single" w:sz="4" w:space="0" w:color="000000"/>
-              <w:bottom w:val="single" w:sz="4" w:space="0" w:color="000000"/>
-            </w:tcBorders>
-          </w:tcPr>
-          <w:p>
-            <w:pPr>
-              <w:pStyle w:val="TableParagraph"/>
-              <w:ind w:left="108"/>
-            </w:pPr>
-            <w:r>
-              <w:rPr>
-                <w:spacing w:val="-4"/>
-              </w:rPr>
-              <w:t>Registro</w:t>
-            </w:r>
-            <w:r>
-              <w:rPr>
-                <w:spacing w:val="-13"/>
-              </w:rPr>
-              <w:t xml:space="preserve"> </w:t>
-            </w:r>
-            <w:r>
-              <w:rPr>
-                <w:spacing w:val="-4"/>
-              </w:rPr>
-              <w:t>actividades</w:t>
-            </w:r>
-            <w:r>
-              <w:rPr>
-                <w:spacing w:val="-12"/>
-              </w:rPr>
-              <w:t xml:space="preserve"> </w:t>
-            </w:r>
-            <w:r>
-              <w:rPr>
-                <w:spacing w:val="-4"/>
-              </w:rPr>
-              <w:t>diarias</w:t>
-            </w:r>
-          </w:p>
-        </w:tc>
-      </w:tr>
-      <w:tr>
-        <w:trPr>
-          <w:trHeight w:val="777"/>
-        </w:trPr>
-        <w:tc>
-          <w:tcPr>
-            <w:tcW w:w="2677" w:type="dxa"/>
-            <w:tcBorders>
-              <w:top w:val="single" w:sz="4" w:space="0" w:color="000000"/>
-              <w:bottom w:val="single" w:sz="4" w:space="0" w:color="000000"/>
-            </w:tcBorders>
-            <w:shd w:val="clear" w:color="auto" w:fill="F1F1F1"/>
-          </w:tcPr>
-          <w:p>
-            <w:pPr>
-              <w:pStyle w:val="TableParagraph"/>
-            </w:pPr>
-            <w:r>
-              <w:rPr>
-                <w:spacing w:val="-2"/>
-              </w:rPr>
-              <w:t>Descripción</w:t>
-            </w:r>
-            <w:r>
-              <w:rPr>
-                <w:spacing w:val="-11"/>
-              </w:rPr>
-              <w:t xml:space="preserve"> </w:t>
-            </w:r>
-            <w:r>
-              <w:rPr>
-                <w:spacing w:val="-2"/>
-              </w:rPr>
-              <w:t>del</w:t>
-            </w:r>
-            <w:r>
-              <w:rPr>
-                <w:spacing w:val="-11"/>
-              </w:rPr>
-              <w:t xml:space="preserve"> </w:t>
-            </w:r>
-            <w:r>
-              <w:rPr>
-                <w:spacing w:val="-2"/>
-              </w:rPr>
-              <w:t>requisito</w:t>
-            </w:r>
-          </w:p>
-        </w:tc>
-        <w:tc>
-          <w:tcPr>
-            <w:tcW w:w="5769" w:type="dxa"/>
-            <w:tcBorders>
-              <w:top w:val="single" w:sz="4" w:space="0" w:color="000000"/>
-              <w:bottom w:val="single" w:sz="4" w:space="0" w:color="000000"/>
-            </w:tcBorders>
-          </w:tcPr>
-          <w:p>
-            <w:pPr>
-              <w:pStyle w:val="TableParagraph"/>
-              <w:spacing w:line="252" w:lineRule="auto"/>
-              <w:ind w:left="108"/>
-            </w:pPr>
-            <w:r>
-              <w:rPr>
-                <w:spacing w:val="-2"/>
-              </w:rPr>
-              <w:t>El</w:t>
-            </w:r>
-            <w:r>
-              <w:rPr>
-                <w:spacing w:val="-31"/>
-              </w:rPr>
-              <w:t xml:space="preserve"> </w:t>
-            </w:r>
-            <w:r>
-              <w:rPr>
-                <w:spacing w:val="-2"/>
-              </w:rPr>
-              <w:t>usuario</w:t>
-            </w:r>
-            <w:r>
-              <w:rPr>
-                <w:spacing w:val="-30"/>
-              </w:rPr>
-              <w:t xml:space="preserve"> </w:t>
-            </w:r>
-            <w:r>
-              <w:rPr>
-                <w:spacing w:val="-2"/>
-              </w:rPr>
-              <w:t>podrá</w:t>
-            </w:r>
-            <w:r>
-              <w:rPr>
-                <w:spacing w:val="-32"/>
-              </w:rPr>
-              <w:t xml:space="preserve"> </w:t>
-            </w:r>
-            <w:r>
-              <w:rPr>
-                <w:spacing w:val="-2"/>
-              </w:rPr>
-              <w:t>añadir</w:t>
-            </w:r>
-            <w:r>
-              <w:rPr>
-                <w:spacing w:val="-30"/>
-              </w:rPr>
-              <w:t xml:space="preserve"> </w:t>
-            </w:r>
-            <w:r>
-              <w:rPr>
-                <w:spacing w:val="-2"/>
-              </w:rPr>
-              <w:t>las</w:t>
-            </w:r>
-            <w:r>
-              <w:rPr>
-                <w:spacing w:val="-30"/>
-              </w:rPr>
-              <w:t xml:space="preserve"> </w:t>
-            </w:r>
-            <w:r>
-              <w:rPr>
-                <w:spacing w:val="-2"/>
-              </w:rPr>
-              <w:t>actividades</w:t>
-            </w:r>
-            <w:r>
-              <w:rPr>
-                <w:spacing w:val="-33"/>
-              </w:rPr>
-              <w:t xml:space="preserve"> </w:t>
-            </w:r>
-            <w:r>
-              <w:rPr>
-                <w:spacing w:val="-2"/>
-              </w:rPr>
-              <w:t>que</w:t>
-            </w:r>
-            <w:r>
-              <w:rPr>
-                <w:spacing w:val="-32"/>
-              </w:rPr>
-              <w:t xml:space="preserve"> </w:t>
-            </w:r>
-            <w:r>
-              <w:rPr>
-                <w:spacing w:val="-2"/>
-              </w:rPr>
-              <w:t>realiza</w:t>
-            </w:r>
-            <w:r>
-              <w:rPr>
-                <w:spacing w:val="-33"/>
-              </w:rPr>
-              <w:t xml:space="preserve"> </w:t>
-            </w:r>
-            <w:r>
-              <w:rPr>
-                <w:spacing w:val="-2"/>
-              </w:rPr>
-              <w:t>a</w:t>
-            </w:r>
-            <w:r>
-              <w:rPr>
-                <w:spacing w:val="-33"/>
-              </w:rPr>
-              <w:t xml:space="preserve"> </w:t>
-            </w:r>
-            <w:r>
-              <w:rPr>
-                <w:spacing w:val="-2"/>
-              </w:rPr>
-              <w:t>lo</w:t>
-            </w:r>
-            <w:r>
-              <w:rPr>
-                <w:spacing w:val="-30"/>
-              </w:rPr>
-              <w:t xml:space="preserve"> </w:t>
-            </w:r>
-            <w:r>
-              <w:rPr>
-                <w:spacing w:val="-2"/>
-              </w:rPr>
-              <w:t xml:space="preserve">largo </w:t>
-            </w:r>
-            <w:r>
-              <w:t>del</w:t>
-            </w:r>
-            <w:r>
-              <w:rPr>
-                <w:spacing w:val="-9"/>
-              </w:rPr>
-              <w:t xml:space="preserve"> </w:t>
-            </w:r>
-            <w:r>
-              <w:t>día</w:t>
-            </w:r>
-            <w:r>
-              <w:rPr>
-                <w:spacing w:val="-7"/>
-              </w:rPr>
-              <w:t xml:space="preserve"> </w:t>
-            </w:r>
-            <w:r>
-              <w:t>para</w:t>
-            </w:r>
-            <w:r>
-              <w:rPr>
-                <w:spacing w:val="-5"/>
-              </w:rPr>
-              <w:t xml:space="preserve"> </w:t>
-            </w:r>
-            <w:r>
-              <w:t>relacionarlas</w:t>
-            </w:r>
-            <w:r>
-              <w:rPr>
-                <w:spacing w:val="-7"/>
-              </w:rPr>
-              <w:t xml:space="preserve"> </w:t>
-            </w:r>
-            <w:r>
-              <w:t>con</w:t>
-            </w:r>
-            <w:r>
-              <w:rPr>
-                <w:spacing w:val="-3"/>
-              </w:rPr>
-              <w:t xml:space="preserve"> </w:t>
-            </w:r>
-            <w:r>
-              <w:t>su</w:t>
-            </w:r>
-            <w:r>
-              <w:rPr>
-                <w:spacing w:val="-6"/>
-              </w:rPr>
-              <w:t xml:space="preserve"> </w:t>
-            </w:r>
-            <w:r>
-              <w:t>estado</w:t>
-            </w:r>
-            <w:r>
-              <w:rPr>
-                <w:spacing w:val="-7"/>
-              </w:rPr>
-              <w:t xml:space="preserve"> </w:t>
-            </w:r>
-            <w:r>
-              <w:t>emocional.</w:t>
-            </w:r>
-          </w:p>
-        </w:tc>
-      </w:tr>
-      <w:tr>
-        <w:trPr>
-          <w:trHeight w:val="508"/>
-        </w:trPr>
-        <w:tc>
-          <w:tcPr>
-            <w:tcW w:w="2677" w:type="dxa"/>
-            <w:tcBorders>
-              <w:top w:val="single" w:sz="4" w:space="0" w:color="000000"/>
-              <w:bottom w:val="single" w:sz="4" w:space="0" w:color="000000"/>
-            </w:tcBorders>
-            <w:shd w:val="clear" w:color="auto" w:fill="F1F1F1"/>
-          </w:tcPr>
-          <w:p>
-            <w:pPr>
-              <w:pStyle w:val="TableParagraph"/>
-            </w:pPr>
-            <w:r>
-              <w:rPr>
-                <w:spacing w:val="-2"/>
-              </w:rPr>
-              <w:t>Prioridad</w:t>
-            </w:r>
-          </w:p>
-        </w:tc>
-        <w:tc>
-          <w:tcPr>
-            <w:tcW w:w="5769" w:type="dxa"/>
-            <w:tcBorders>
-              <w:top w:val="single" w:sz="4" w:space="0" w:color="000000"/>
-              <w:bottom w:val="single" w:sz="4" w:space="0" w:color="000000"/>
-            </w:tcBorders>
-          </w:tcPr>
-          <w:p>
-            <w:pPr>
-              <w:pStyle w:val="TableParagraph"/>
-              <w:ind w:left="108"/>
-              <w:rPr>
-                <w:b/>
-              </w:rPr>
-            </w:pPr>
-            <w:r>
-              <w:rPr>
-                <w:b/>
-                <w:spacing w:val="-2"/>
-                <w:u w:val="single"/>
-              </w:rPr>
-              <w:t>Media</w:t>
-            </w:r>
-          </w:p>
-        </w:tc>
-      </w:tr>
-      <w:tr>
-        <w:trPr>
-          <w:trHeight w:val="511"/>
-        </w:trPr>
-        <w:tc>
-          <w:tcPr>
-            <w:tcW w:w="2677" w:type="dxa"/>
-            <w:tcBorders>
-              <w:top w:val="single" w:sz="4" w:space="0" w:color="000000"/>
-            </w:tcBorders>
-            <w:shd w:val="clear" w:color="auto" w:fill="F1F1F1"/>
-          </w:tcPr>
-          <w:p>
-            <w:pPr>
-              <w:pStyle w:val="TableParagraph"/>
-            </w:pPr>
-            <w:r>
-              <w:rPr>
-                <w:w w:val="105"/>
-              </w:rPr>
-              <w:t>Casos</w:t>
-            </w:r>
-            <w:r>
-              <w:rPr>
-                <w:spacing w:val="-21"/>
-                <w:w w:val="105"/>
-              </w:rPr>
-              <w:t xml:space="preserve"> </w:t>
-            </w:r>
-            <w:r>
-              <w:rPr>
-                <w:w w:val="105"/>
-              </w:rPr>
-              <w:t>de</w:t>
-            </w:r>
-            <w:r>
-              <w:rPr>
-                <w:spacing w:val="-18"/>
-                <w:w w:val="105"/>
-              </w:rPr>
-              <w:t xml:space="preserve"> </w:t>
-            </w:r>
-            <w:r>
-              <w:rPr>
-                <w:w w:val="105"/>
-              </w:rPr>
-              <w:t>uso</w:t>
-            </w:r>
-            <w:r>
-              <w:rPr>
-                <w:spacing w:val="-21"/>
-                <w:w w:val="105"/>
-              </w:rPr>
-              <w:t xml:space="preserve"> </w:t>
-            </w:r>
-            <w:r>
-              <w:rPr>
-                <w:spacing w:val="-2"/>
-                <w:w w:val="105"/>
-              </w:rPr>
-              <w:t>asociados</w:t>
-            </w:r>
-          </w:p>
-        </w:tc>
-        <w:tc>
-          <w:tcPr>
-            <w:tcW w:w="5769" w:type="dxa"/>
-            <w:tcBorders>
-              <w:top w:val="single" w:sz="4" w:space="0" w:color="000000"/>
-            </w:tcBorders>
-          </w:tcPr>
-          <w:p>
-            <w:pPr>
-              <w:pStyle w:val="TableParagraph"/>
-              <w:ind w:left="108"/>
-              <w:rPr>
-                <w:b/>
-              </w:rPr>
-            </w:pPr>
-            <w:r>
-              <w:rPr>
-                <w:b/>
-                <w:spacing w:val="-10"/>
-                <w:u w:val="single"/>
-              </w:rPr>
-              <w:t>2</w:t>
-            </w:r>
-          </w:p>
-        </w:tc>
-      </w:tr>
-    </w:tbl>
-    <w:p>
-      <w:pPr>
-        <w:pStyle w:val="Textoindependiente"/>
-        <w:rPr>
-          <w:b/>
-          <w:sz w:val="20"/>
-        </w:rPr>
-      </w:pPr>
-    </w:p>
-    <w:p>
-      <w:pPr>
-        <w:pStyle w:val="Textoindependiente"/>
-        <w:spacing w:before="43"/>
-        <w:rPr>
-          <w:b/>
-          <w:sz w:val="20"/>
-        </w:rPr>
-      </w:pPr>
-    </w:p>
-    <w:tbl>
-      <w:tblPr>
-        <w:tblStyle w:val="TableNormal"/>
-        <w:tblW w:w="0" w:type="auto"/>
-        <w:tblInd w:w="62" w:type="dxa"/>
-        <w:tblBorders>
-          <w:top w:val="single" w:sz="24" w:space="0" w:color="000000"/>
-          <w:left w:val="single" w:sz="24" w:space="0" w:color="000000"/>
-          <w:bottom w:val="single" w:sz="24" w:space="0" w:color="000000"/>
-          <w:right w:val="single" w:sz="24" w:space="0" w:color="000000"/>
-          <w:insideH w:val="single" w:sz="24" w:space="0" w:color="000000"/>
-          <w:insideV w:val="single" w:sz="24" w:space="0" w:color="000000"/>
-        </w:tblBorders>
-        <w:tblLayout w:type="fixed"/>
-        <w:tblLook w:val="01E0" w:firstRow="1" w:lastRow="1" w:firstColumn="1" w:lastColumn="1" w:noHBand="0" w:noVBand="0"/>
-      </w:tblPr>
-      <w:tblGrid>
-        <w:gridCol w:w="2677"/>
-        <w:gridCol w:w="5374"/>
-        <w:gridCol w:w="395"/>
-      </w:tblGrid>
-      <w:tr>
-        <w:trPr>
-          <w:trHeight w:val="508"/>
-        </w:trPr>
-        <w:tc>
-          <w:tcPr>
-            <w:tcW w:w="2677" w:type="dxa"/>
-            <w:tcBorders>
-              <w:bottom w:val="single" w:sz="4" w:space="0" w:color="000000"/>
-            </w:tcBorders>
-            <w:shd w:val="clear" w:color="auto" w:fill="F1F1F1"/>
-          </w:tcPr>
-          <w:p>
-            <w:pPr>
-              <w:pStyle w:val="TableParagraph"/>
-              <w:spacing w:before="120"/>
-            </w:pPr>
-            <w:r>
-              <w:t>Número</w:t>
-            </w:r>
-            <w:r>
-              <w:rPr>
-                <w:spacing w:val="-23"/>
-              </w:rPr>
-              <w:t xml:space="preserve"> </w:t>
-            </w:r>
-            <w:r>
-              <w:t>de</w:t>
-            </w:r>
-            <w:r>
-              <w:rPr>
-                <w:spacing w:val="-21"/>
-              </w:rPr>
-              <w:t xml:space="preserve"> </w:t>
-            </w:r>
-            <w:r>
-              <w:rPr>
-                <w:spacing w:val="-2"/>
-              </w:rPr>
-              <w:t>requisito</w:t>
-            </w:r>
-          </w:p>
-        </w:tc>
-        <w:tc>
-          <w:tcPr>
-            <w:tcW w:w="5769" w:type="dxa"/>
-            <w:gridSpan w:val="2"/>
-            <w:tcBorders>
-              <w:bottom w:val="single" w:sz="4" w:space="0" w:color="000000"/>
-            </w:tcBorders>
-          </w:tcPr>
-          <w:p>
-            <w:pPr>
-              <w:pStyle w:val="TableParagraph"/>
-              <w:spacing w:before="120"/>
-              <w:ind w:left="108"/>
-              <w:rPr>
-                <w:b/>
-              </w:rPr>
-            </w:pPr>
-            <w:r>
-              <w:rPr>
-                <w:b/>
-                <w:spacing w:val="-5"/>
-              </w:rPr>
-              <w:t>RF5</w:t>
-            </w:r>
-          </w:p>
-        </w:tc>
-      </w:tr>
-      <w:tr>
-        <w:trPr>
-          <w:trHeight w:val="508"/>
-        </w:trPr>
-        <w:tc>
-          <w:tcPr>
-            <w:tcW w:w="2677" w:type="dxa"/>
-            <w:tcBorders>
-              <w:top w:val="single" w:sz="4" w:space="0" w:color="000000"/>
-              <w:bottom w:val="single" w:sz="4" w:space="0" w:color="000000"/>
-            </w:tcBorders>
-            <w:shd w:val="clear" w:color="auto" w:fill="F1F1F1"/>
-          </w:tcPr>
-          <w:p>
-            <w:pPr>
-              <w:pStyle w:val="TableParagraph"/>
-              <w:spacing w:before="119"/>
-            </w:pPr>
-            <w:r>
-              <w:rPr>
-                <w:spacing w:val="-2"/>
-              </w:rPr>
-              <w:t>Nombre</w:t>
-            </w:r>
-            <w:r>
-              <w:rPr>
-                <w:spacing w:val="-17"/>
-              </w:rPr>
-              <w:t xml:space="preserve"> </w:t>
-            </w:r>
-            <w:r>
-              <w:rPr>
-                <w:spacing w:val="-2"/>
-              </w:rPr>
-              <w:t>de</w:t>
-            </w:r>
-            <w:r>
-              <w:rPr>
-                <w:spacing w:val="-16"/>
-              </w:rPr>
-              <w:t xml:space="preserve"> </w:t>
-            </w:r>
-            <w:r>
-              <w:rPr>
-                <w:spacing w:val="-2"/>
-              </w:rPr>
-              <w:t>requisito</w:t>
-            </w:r>
-          </w:p>
-        </w:tc>
-        <w:tc>
-          <w:tcPr>
-            <w:tcW w:w="5769" w:type="dxa"/>
-            <w:gridSpan w:val="2"/>
-            <w:tcBorders>
-              <w:top w:val="single" w:sz="4" w:space="0" w:color="000000"/>
-            </w:tcBorders>
-          </w:tcPr>
-          <w:p>
-            <w:pPr>
-              <w:pStyle w:val="TableParagraph"/>
-              <w:spacing w:before="119"/>
-              <w:ind w:left="108"/>
-            </w:pPr>
-            <w:r>
-              <w:rPr>
-                <w:spacing w:val="-2"/>
-              </w:rPr>
-              <w:t>Comentarios</w:t>
-            </w:r>
-          </w:p>
-        </w:tc>
-      </w:tr>
-      <w:tr>
-        <w:trPr>
-          <w:trHeight w:val="660"/>
-        </w:trPr>
-        <w:tc>
-          <w:tcPr>
-            <w:tcW w:w="8051" w:type="dxa"/>
-            <w:gridSpan w:val="2"/>
-            <w:tcBorders>
-              <w:left w:val="nil"/>
-              <w:bottom w:val="nil"/>
-              <w:right w:val="nil"/>
-            </w:tcBorders>
-          </w:tcPr>
-          <w:p>
-            <w:pPr>
-              <w:pStyle w:val="TableParagraph"/>
-              <w:spacing w:before="20"/>
-              <w:ind w:left="0"/>
-              <w:rPr>
-                <w:b/>
-              </w:rPr>
-            </w:pPr>
-          </w:p>
-          <w:p>
-            <w:pPr>
-              <w:pStyle w:val="TableParagraph"/>
-              <w:spacing w:before="0"/>
-              <w:ind w:left="4714"/>
-            </w:pPr>
-            <w:r>
-              <w:t>DAW</w:t>
-            </w:r>
-            <w:r>
-              <w:rPr>
-                <w:spacing w:val="-16"/>
-              </w:rPr>
-              <w:t xml:space="preserve"> </w:t>
-            </w:r>
-            <w:r>
-              <w:rPr>
-                <w:w w:val="90"/>
-              </w:rPr>
-              <w:t>|</w:t>
-            </w:r>
-            <w:r>
-              <w:rPr>
-                <w:spacing w:val="-7"/>
-                <w:w w:val="90"/>
-              </w:rPr>
-              <w:t xml:space="preserve"> </w:t>
-            </w:r>
-            <w:r>
-              <w:t>PROPUESTA</w:t>
-            </w:r>
-            <w:r>
-              <w:rPr>
-                <w:spacing w:val="-16"/>
-              </w:rPr>
-              <w:t xml:space="preserve"> </w:t>
-            </w:r>
-            <w:r>
-              <w:t>DE</w:t>
-            </w:r>
-            <w:r>
-              <w:rPr>
-                <w:spacing w:val="-18"/>
-              </w:rPr>
-              <w:t xml:space="preserve"> </w:t>
-            </w:r>
-            <w:r>
-              <w:rPr>
-                <w:spacing w:val="-2"/>
-              </w:rPr>
-              <w:t>PROYECTO</w:t>
-            </w:r>
-          </w:p>
-        </w:tc>
-        <w:tc>
-          <w:tcPr>
-            <w:tcW w:w="395" w:type="dxa"/>
-            <w:tcBorders>
-              <w:left w:val="nil"/>
-              <w:bottom w:val="nil"/>
-              <w:right w:val="nil"/>
-            </w:tcBorders>
-            <w:shd w:val="clear" w:color="auto" w:fill="619DD1"/>
-          </w:tcPr>
-          <w:p>
-            <w:pPr>
-              <w:pStyle w:val="TableParagraph"/>
-              <w:spacing w:before="20"/>
-              <w:ind w:left="0"/>
-              <w:rPr>
-                <w:b/>
-              </w:rPr>
-            </w:pPr>
-          </w:p>
-          <w:p>
-            <w:pPr>
-              <w:pStyle w:val="TableParagraph"/>
-              <w:spacing w:before="0"/>
-              <w:ind w:left="182"/>
-            </w:pPr>
-            <w:r>
-              <w:rPr>
-                <w:color w:val="FFFFFF"/>
-                <w:spacing w:val="-10"/>
-              </w:rPr>
-              <w:t>7</w:t>
-            </w:r>
-          </w:p>
-        </w:tc>
-      </w:tr>
-    </w:tbl>
-    <w:p>
-      <w:pPr>
-        <w:pStyle w:val="TableParagraph"/>
-        <w:sectPr>
-          <w:headerReference w:type="default" r:id="rId21"/>
-          <w:footerReference w:type="default" r:id="rId22"/>
-          <w:pgSz w:w="11910" w:h="16840"/>
-          <w:pgMar w:top="1620" w:right="1559" w:bottom="280" w:left="1700" w:header="708" w:footer="0" w:gutter="0"/>
-          <w:cols w:space="720"/>
-        </w:sectPr>
-      </w:pPr>
-    </w:p>
-    <w:p>
-      <w:pPr>
-        <w:pStyle w:val="Textoindependiente"/>
-        <w:spacing w:before="10" w:after="1"/>
-        <w:rPr>
-          <w:b/>
-          <w:sz w:val="7"/>
-        </w:rPr>
-      </w:pPr>
-    </w:p>
-    <w:tbl>
-      <w:tblPr>
-        <w:tblStyle w:val="TableNormal"/>
-        <w:tblW w:w="0" w:type="auto"/>
-        <w:tblInd w:w="62" w:type="dxa"/>
-        <w:tblBorders>
-          <w:top w:val="single" w:sz="4" w:space="0" w:color="000000"/>
-          <w:left w:val="single" w:sz="4" w:space="0" w:color="000000"/>
-          <w:bottom w:val="single" w:sz="4" w:space="0" w:color="000000"/>
-          <w:right w:val="single" w:sz="4" w:space="0" w:color="000000"/>
-          <w:insideH w:val="single" w:sz="4" w:space="0" w:color="000000"/>
-          <w:insideV w:val="single" w:sz="4" w:space="0" w:color="000000"/>
-        </w:tblBorders>
-        <w:tblLayout w:type="fixed"/>
-        <w:tblLook w:val="01E0" w:firstRow="1" w:lastRow="1" w:firstColumn="1" w:lastColumn="1" w:noHBand="0" w:noVBand="0"/>
-      </w:tblPr>
-      <w:tblGrid>
-        <w:gridCol w:w="2677"/>
-        <w:gridCol w:w="5769"/>
-      </w:tblGrid>
-      <w:tr>
-        <w:trPr>
-          <w:trHeight w:val="777"/>
-        </w:trPr>
-        <w:tc>
-          <w:tcPr>
-            <w:tcW w:w="2677" w:type="dxa"/>
-            <w:tcBorders>
-              <w:left w:val="single" w:sz="24" w:space="0" w:color="000000"/>
-              <w:right w:val="single" w:sz="24" w:space="0" w:color="000000"/>
-            </w:tcBorders>
-            <w:shd w:val="clear" w:color="auto" w:fill="F1F1F1"/>
-          </w:tcPr>
-          <w:p>
-            <w:pPr>
-              <w:pStyle w:val="TableParagraph"/>
-              <w:spacing w:before="120"/>
-            </w:pPr>
-            <w:r>
-              <w:rPr>
-                <w:spacing w:val="-2"/>
-              </w:rPr>
-              <w:t>Descripción</w:t>
-            </w:r>
-            <w:r>
-              <w:rPr>
-                <w:spacing w:val="-11"/>
-              </w:rPr>
-              <w:t xml:space="preserve"> </w:t>
-            </w:r>
-            <w:r>
-              <w:rPr>
-                <w:spacing w:val="-2"/>
-              </w:rPr>
-              <w:t>del</w:t>
-            </w:r>
-            <w:r>
-              <w:rPr>
-                <w:spacing w:val="-11"/>
-              </w:rPr>
-              <w:t xml:space="preserve"> </w:t>
-            </w:r>
-            <w:r>
-              <w:rPr>
-                <w:spacing w:val="-2"/>
-              </w:rPr>
-              <w:t>requisito</w:t>
-            </w:r>
-          </w:p>
-        </w:tc>
-        <w:tc>
-          <w:tcPr>
-            <w:tcW w:w="5769" w:type="dxa"/>
-            <w:tcBorders>
-              <w:top w:val="single" w:sz="24" w:space="0" w:color="000000"/>
-              <w:left w:val="single" w:sz="24" w:space="0" w:color="000000"/>
-              <w:right w:val="single" w:sz="24" w:space="0" w:color="000000"/>
-            </w:tcBorders>
-          </w:tcPr>
-          <w:p>
-            <w:pPr>
-              <w:pStyle w:val="TableParagraph"/>
-              <w:spacing w:before="120" w:line="252" w:lineRule="auto"/>
-              <w:ind w:left="108" w:right="39"/>
-            </w:pPr>
-            <w:r>
-              <w:t>El</w:t>
-            </w:r>
-            <w:r>
-              <w:rPr>
-                <w:spacing w:val="-17"/>
-              </w:rPr>
-              <w:t xml:space="preserve"> </w:t>
-            </w:r>
-            <w:r>
-              <w:t>usuario</w:t>
-            </w:r>
-            <w:r>
-              <w:rPr>
-                <w:spacing w:val="-17"/>
-              </w:rPr>
-              <w:t xml:space="preserve"> </w:t>
-            </w:r>
-            <w:r>
-              <w:t>podrá</w:t>
-            </w:r>
-            <w:r>
-              <w:rPr>
-                <w:spacing w:val="-16"/>
-              </w:rPr>
-              <w:t xml:space="preserve"> </w:t>
-            </w:r>
-            <w:r>
-              <w:t>realizar</w:t>
-            </w:r>
-            <w:r>
-              <w:rPr>
-                <w:spacing w:val="-17"/>
-              </w:rPr>
-              <w:t xml:space="preserve"> </w:t>
-            </w:r>
-            <w:r>
-              <w:t>comentarios</w:t>
-            </w:r>
-            <w:r>
-              <w:rPr>
-                <w:spacing w:val="-16"/>
-              </w:rPr>
-              <w:t xml:space="preserve"> </w:t>
-            </w:r>
-            <w:r>
-              <w:t>relacionados</w:t>
-            </w:r>
-            <w:r>
-              <w:rPr>
-                <w:spacing w:val="-17"/>
-              </w:rPr>
-              <w:t xml:space="preserve"> </w:t>
-            </w:r>
-            <w:r>
-              <w:t>con</w:t>
-            </w:r>
-            <w:r>
-              <w:rPr>
-                <w:spacing w:val="-16"/>
-              </w:rPr>
-              <w:t xml:space="preserve"> </w:t>
-            </w:r>
-            <w:r>
-              <w:t>el estado</w:t>
-            </w:r>
-            <w:r>
-              <w:rPr>
-                <w:spacing w:val="-1"/>
-              </w:rPr>
-              <w:t xml:space="preserve"> </w:t>
-            </w:r>
-            <w:r>
-              <w:t>emocional</w:t>
-            </w:r>
-            <w:r>
-              <w:rPr>
-                <w:spacing w:val="-1"/>
-              </w:rPr>
-              <w:t xml:space="preserve"> </w:t>
-            </w:r>
-            <w:r>
-              <w:t>o</w:t>
-            </w:r>
-            <w:r>
-              <w:rPr>
-                <w:spacing w:val="-1"/>
-              </w:rPr>
-              <w:t xml:space="preserve"> </w:t>
-            </w:r>
-            <w:r>
-              <w:t>las actividades diarias.</w:t>
-            </w:r>
-          </w:p>
-        </w:tc>
-      </w:tr>
-      <w:tr>
-        <w:trPr>
-          <w:trHeight w:val="508"/>
-        </w:trPr>
-        <w:tc>
-          <w:tcPr>
-            <w:tcW w:w="2677" w:type="dxa"/>
-            <w:tcBorders>
-              <w:left w:val="single" w:sz="24" w:space="0" w:color="000000"/>
-              <w:right w:val="single" w:sz="24" w:space="0" w:color="000000"/>
-            </w:tcBorders>
-            <w:shd w:val="clear" w:color="auto" w:fill="F1F1F1"/>
-          </w:tcPr>
-          <w:p>
-            <w:pPr>
-              <w:pStyle w:val="TableParagraph"/>
-              <w:spacing w:before="119"/>
-            </w:pPr>
-            <w:r>
-              <w:rPr>
-                <w:spacing w:val="-2"/>
-              </w:rPr>
-              <w:t>Prioridad</w:t>
-            </w:r>
-          </w:p>
-        </w:tc>
-        <w:tc>
-          <w:tcPr>
-            <w:tcW w:w="5769" w:type="dxa"/>
-            <w:tcBorders>
-              <w:left w:val="single" w:sz="24" w:space="0" w:color="000000"/>
-              <w:right w:val="single" w:sz="24" w:space="0" w:color="000000"/>
-            </w:tcBorders>
-          </w:tcPr>
-          <w:p>
-            <w:pPr>
-              <w:pStyle w:val="TableParagraph"/>
-              <w:spacing w:before="119"/>
-              <w:ind w:left="108"/>
-              <w:rPr>
-                <w:b/>
-              </w:rPr>
-            </w:pPr>
-            <w:r>
-              <w:rPr>
-                <w:b/>
-                <w:spacing w:val="-2"/>
-                <w:u w:val="single"/>
-              </w:rPr>
-              <w:t>Media</w:t>
-            </w:r>
-          </w:p>
-        </w:tc>
-      </w:tr>
-      <w:tr>
-        <w:trPr>
-          <w:trHeight w:val="508"/>
-        </w:trPr>
-        <w:tc>
-          <w:tcPr>
-            <w:tcW w:w="2677" w:type="dxa"/>
-            <w:tcBorders>
-              <w:left w:val="single" w:sz="24" w:space="0" w:color="000000"/>
-              <w:bottom w:val="single" w:sz="24" w:space="0" w:color="000000"/>
-              <w:right w:val="single" w:sz="24" w:space="0" w:color="000000"/>
-            </w:tcBorders>
-            <w:shd w:val="clear" w:color="auto" w:fill="F1F1F1"/>
-          </w:tcPr>
-          <w:p>
-            <w:pPr>
-              <w:pStyle w:val="TableParagraph"/>
-              <w:spacing w:before="119"/>
-            </w:pPr>
-            <w:r>
-              <w:rPr>
-                <w:w w:val="105"/>
-              </w:rPr>
-              <w:t>Casos</w:t>
-            </w:r>
-            <w:r>
-              <w:rPr>
-                <w:spacing w:val="-21"/>
-                <w:w w:val="105"/>
-              </w:rPr>
-              <w:t xml:space="preserve"> </w:t>
-            </w:r>
-            <w:r>
-              <w:rPr>
-                <w:w w:val="105"/>
-              </w:rPr>
-              <w:t>de</w:t>
-            </w:r>
-            <w:r>
-              <w:rPr>
-                <w:spacing w:val="-18"/>
-                <w:w w:val="105"/>
-              </w:rPr>
-              <w:t xml:space="preserve"> </w:t>
-            </w:r>
-            <w:r>
-              <w:rPr>
-                <w:w w:val="105"/>
-              </w:rPr>
-              <w:t>uso</w:t>
-            </w:r>
-            <w:r>
-              <w:rPr>
-                <w:spacing w:val="-21"/>
-                <w:w w:val="105"/>
-              </w:rPr>
-              <w:t xml:space="preserve"> </w:t>
-            </w:r>
-            <w:r>
-              <w:rPr>
-                <w:spacing w:val="-2"/>
-                <w:w w:val="105"/>
-              </w:rPr>
-              <w:t>asociados</w:t>
-            </w:r>
-          </w:p>
-        </w:tc>
-        <w:tc>
-          <w:tcPr>
-            <w:tcW w:w="5769" w:type="dxa"/>
-            <w:tcBorders>
-              <w:left w:val="single" w:sz="24" w:space="0" w:color="000000"/>
-              <w:bottom w:val="single" w:sz="24" w:space="0" w:color="000000"/>
-              <w:right w:val="single" w:sz="24" w:space="0" w:color="000000"/>
-            </w:tcBorders>
-          </w:tcPr>
-          <w:p>
-            <w:pPr>
-              <w:pStyle w:val="TableParagraph"/>
-              <w:spacing w:before="119"/>
-              <w:ind w:left="108"/>
-              <w:rPr>
-                <w:b/>
-              </w:rPr>
-            </w:pPr>
-            <w:r>
-              <w:rPr>
-                <w:b/>
-                <w:w w:val="85"/>
-                <w:u w:val="single"/>
-              </w:rPr>
-              <w:t>2,</w:t>
-            </w:r>
-            <w:r>
-              <w:rPr>
-                <w:b/>
-                <w:spacing w:val="-7"/>
-                <w:w w:val="85"/>
-                <w:u w:val="single"/>
-              </w:rPr>
-              <w:t xml:space="preserve"> </w:t>
-            </w:r>
-            <w:r>
-              <w:rPr>
-                <w:b/>
-                <w:spacing w:val="-10"/>
-                <w:u w:val="single"/>
-              </w:rPr>
-              <w:t>6</w:t>
-            </w:r>
-          </w:p>
-        </w:tc>
-      </w:tr>
-    </w:tbl>
-    <w:p>
-      <w:pPr>
-        <w:pStyle w:val="Textoindependiente"/>
-        <w:rPr>
-          <w:b/>
-          <w:sz w:val="20"/>
-        </w:rPr>
-      </w:pPr>
-    </w:p>
-    <w:p>
-      <w:pPr>
-        <w:pStyle w:val="Textoindependiente"/>
-        <w:spacing w:before="45"/>
-        <w:rPr>
-          <w:b/>
-          <w:sz w:val="20"/>
-        </w:rPr>
-      </w:pPr>
-    </w:p>
-    <w:tbl>
-      <w:tblPr>
-        <w:tblStyle w:val="TableNormal"/>
-        <w:tblW w:w="0" w:type="auto"/>
-        <w:tblInd w:w="62" w:type="dxa"/>
-        <w:tblBorders>
-          <w:top w:val="single" w:sz="24" w:space="0" w:color="000000"/>
-          <w:left w:val="single" w:sz="24" w:space="0" w:color="000000"/>
-          <w:bottom w:val="single" w:sz="24" w:space="0" w:color="000000"/>
-          <w:right w:val="single" w:sz="24" w:space="0" w:color="000000"/>
-          <w:insideH w:val="single" w:sz="24" w:space="0" w:color="000000"/>
-          <w:insideV w:val="single" w:sz="24" w:space="0" w:color="000000"/>
-        </w:tblBorders>
-        <w:tblLayout w:type="fixed"/>
-        <w:tblLook w:val="01E0" w:firstRow="1" w:lastRow="1" w:firstColumn="1" w:lastColumn="1" w:noHBand="0" w:noVBand="0"/>
-      </w:tblPr>
-      <w:tblGrid>
-        <w:gridCol w:w="2677"/>
-        <w:gridCol w:w="5769"/>
-      </w:tblGrid>
-      <w:tr>
-        <w:trPr>
-          <w:trHeight w:val="506"/>
-        </w:trPr>
-        <w:tc>
-          <w:tcPr>
-            <w:tcW w:w="2677" w:type="dxa"/>
-            <w:tcBorders>
-              <w:bottom w:val="single" w:sz="4" w:space="0" w:color="000000"/>
-            </w:tcBorders>
-            <w:shd w:val="clear" w:color="auto" w:fill="F1F1F1"/>
-          </w:tcPr>
-          <w:p>
-            <w:pPr>
-              <w:pStyle w:val="TableParagraph"/>
-              <w:spacing w:before="120"/>
-            </w:pPr>
-            <w:r>
-              <w:t>Número</w:t>
-            </w:r>
-            <w:r>
-              <w:rPr>
-                <w:spacing w:val="-23"/>
-              </w:rPr>
-              <w:t xml:space="preserve"> </w:t>
-            </w:r>
-            <w:r>
-              <w:t>de</w:t>
-            </w:r>
-            <w:r>
-              <w:rPr>
-                <w:spacing w:val="-21"/>
-              </w:rPr>
-              <w:t xml:space="preserve"> </w:t>
-            </w:r>
-            <w:r>
-              <w:rPr>
-                <w:spacing w:val="-2"/>
-              </w:rPr>
-              <w:t>requisito</w:t>
-            </w:r>
-          </w:p>
-        </w:tc>
-        <w:tc>
-          <w:tcPr>
-            <w:tcW w:w="5769" w:type="dxa"/>
-            <w:tcBorders>
-              <w:bottom w:val="single" w:sz="4" w:space="0" w:color="000000"/>
-            </w:tcBorders>
-          </w:tcPr>
-          <w:p>
-            <w:pPr>
-              <w:pStyle w:val="TableParagraph"/>
-              <w:spacing w:before="120"/>
-              <w:ind w:left="108"/>
-              <w:rPr>
-                <w:b/>
-              </w:rPr>
-            </w:pPr>
-            <w:r>
-              <w:rPr>
-                <w:b/>
-                <w:spacing w:val="-5"/>
-              </w:rPr>
               <w:t>RF6</w:t>
             </w:r>
           </w:p>
@@ -10221,7 +8660,7 @@
                     <pic:cNvPicPr/>
                   </pic:nvPicPr>
                   <pic:blipFill>
-                    <a:blip r:embed="rId23" cstate="print"/>
+                    <a:blip r:embed="rId11" cstate="print"/>
                     <a:stretch>
                       <a:fillRect/>
                     </a:stretch>
@@ -10395,14 +8834,13 @@
       <w:r>
         <w:rPr>
           <w:b/>
-          <w:noProof/>
           <w:sz w:val="16"/>
         </w:rPr>
         <w:drawing>
-          <wp:inline distT="0" distB="0" distL="0" distR="0" wp14:anchorId="1EE85CDD" wp14:editId="2BF8549A">
-            <wp:extent cx="5493385" cy="3662045"/>
-            <wp:effectExtent l="0" t="0" r="0" b="0"/>
-            <wp:docPr id="2069640878" name="Imagen 81" descr="Interfaz de usuario gráfica, Aplicación&#10;&#10;El contenido generado por IA puede ser incorrecto."/>
+          <wp:inline distT="0" distB="0" distL="0" distR="0" wp14:anchorId="5EA7AE1D" wp14:editId="4AC9F215">
+            <wp:extent cx="5493385" cy="2564130"/>
+            <wp:effectExtent l="0" t="0" r="0" b="7620"/>
+            <wp:docPr id="43282352" name="Imagen 1" descr="Interfaz de usuario gráfica, Texto, Aplicación, Chat o mensaje de texto&#10;&#10;El contenido generado por IA puede ser incorrecto."/>
             <wp:cNvGraphicFramePr>
               <a:graphicFrameLocks xmlns:a="http://schemas.openxmlformats.org/drawingml/2006/main" noChangeAspect="1"/>
             </wp:cNvGraphicFramePr>
@@ -10410,17 +8848,11 @@
               <a:graphicData uri="http://schemas.openxmlformats.org/drawingml/2006/picture">
                 <pic:pic xmlns:pic="http://schemas.openxmlformats.org/drawingml/2006/picture">
                   <pic:nvPicPr>
-                    <pic:cNvPr id="2069640878" name="Imagen 81" descr="Interfaz de usuario gráfica, Aplicación&#10;&#10;El contenido generado por IA puede ser incorrecto."/>
+                    <pic:cNvPr id="43282352" name="Imagen 1" descr="Interfaz de usuario gráfica, Texto, Aplicación, Chat o mensaje de texto&#10;&#10;El contenido generado por IA puede ser incorrecto."/>
                     <pic:cNvPicPr/>
                   </pic:nvPicPr>
                   <pic:blipFill>
-                    <a:blip r:embed="rId24" cstate="print">
-                      <a:extLst>
-                        <a:ext uri="{28A0092B-C50C-407E-A947-70E740481C1C}">
-                          <a14:useLocalDpi xmlns:a14="http://schemas.microsoft.com/office/drawing/2010/main" val="0"/>
-                        </a:ext>
-                      </a:extLst>
-                    </a:blip>
+                    <a:blip r:embed="rId12"/>
                     <a:stretch>
                       <a:fillRect/>
                     </a:stretch>
@@ -10428,7 +8860,7 @@
                   <pic:spPr>
                     <a:xfrm>
                       <a:off x="0" y="0"/>
-                      <a:ext cx="5493385" cy="3662045"/>
+                      <a:ext cx="5493385" cy="2564130"/>
                     </a:xfrm>
                     <a:prstGeom prst="rect">
                       <a:avLst/>
@@ -10440,6 +8872,298 @@
           </wp:inline>
         </w:drawing>
       </w:r>
+      <w:r>
+        <w:rPr>
+          <w:b/>
+          <w:sz w:val="16"/>
+        </w:rPr>
+        <w:br/>
+      </w:r>
+    </w:p>
+    <w:p>
+      <w:pPr>
+        <w:rPr>
+          <w:b/>
+          <w:sz w:val="16"/>
+        </w:rPr>
+      </w:pPr>
+      <w:r>
+        <w:rPr>
+          <w:b/>
+          <w:sz w:val="16"/>
+        </w:rPr>
+        <w:lastRenderedPageBreak/>
+        <w:drawing>
+          <wp:inline distT="0" distB="0" distL="0" distR="0" wp14:anchorId="7311EC22" wp14:editId="062B7011">
+            <wp:extent cx="5493385" cy="2605405"/>
+            <wp:effectExtent l="0" t="0" r="0" b="4445"/>
+            <wp:docPr id="479239575" name="Imagen 1" descr="Interfaz de usuario gráfica, Sitio web&#10;&#10;El contenido generado por IA puede ser incorrecto."/>
+            <wp:cNvGraphicFramePr>
+              <a:graphicFrameLocks xmlns:a="http://schemas.openxmlformats.org/drawingml/2006/main" noChangeAspect="1"/>
+            </wp:cNvGraphicFramePr>
+            <a:graphic xmlns:a="http://schemas.openxmlformats.org/drawingml/2006/main">
+              <a:graphicData uri="http://schemas.openxmlformats.org/drawingml/2006/picture">
+                <pic:pic xmlns:pic="http://schemas.openxmlformats.org/drawingml/2006/picture">
+                  <pic:nvPicPr>
+                    <pic:cNvPr id="479239575" name="Imagen 1" descr="Interfaz de usuario gráfica, Sitio web&#10;&#10;El contenido generado por IA puede ser incorrecto."/>
+                    <pic:cNvPicPr/>
+                  </pic:nvPicPr>
+                  <pic:blipFill>
+                    <a:blip r:embed="rId13"/>
+                    <a:stretch>
+                      <a:fillRect/>
+                    </a:stretch>
+                  </pic:blipFill>
+                  <pic:spPr>
+                    <a:xfrm>
+                      <a:off x="0" y="0"/>
+                      <a:ext cx="5493385" cy="2605405"/>
+                    </a:xfrm>
+                    <a:prstGeom prst="rect">
+                      <a:avLst/>
+                    </a:prstGeom>
+                  </pic:spPr>
+                </pic:pic>
+              </a:graphicData>
+            </a:graphic>
+          </wp:inline>
+        </w:drawing>
+      </w:r>
+      <w:r>
+        <w:rPr>
+          <w:b/>
+          <w:sz w:val="16"/>
+        </w:rPr>
+        <w:br/>
+      </w:r>
+    </w:p>
+    <w:p>
+      <w:pPr>
+        <w:jc w:val="center"/>
+        <w:rPr>
+          <w:b/>
+          <w:sz w:val="16"/>
+        </w:rPr>
+      </w:pPr>
+      <w:r>
+        <w:rPr>
+          <w:b/>
+          <w:sz w:val="16"/>
+        </w:rPr>
+        <w:drawing>
+          <wp:inline distT="0" distB="0" distL="0" distR="0" wp14:anchorId="78904144" wp14:editId="705E2377">
+            <wp:extent cx="3934374" cy="3896269"/>
+            <wp:effectExtent l="0" t="0" r="9525" b="9525"/>
+            <wp:docPr id="406176499" name="Imagen 1" descr="Interfaz de usuario gráfica, Texto, Aplicación, Chat o mensaje de texto&#10;&#10;El contenido generado por IA puede ser incorrecto."/>
+            <wp:cNvGraphicFramePr>
+              <a:graphicFrameLocks xmlns:a="http://schemas.openxmlformats.org/drawingml/2006/main" noChangeAspect="1"/>
+            </wp:cNvGraphicFramePr>
+            <a:graphic xmlns:a="http://schemas.openxmlformats.org/drawingml/2006/main">
+              <a:graphicData uri="http://schemas.openxmlformats.org/drawingml/2006/picture">
+                <pic:pic xmlns:pic="http://schemas.openxmlformats.org/drawingml/2006/picture">
+                  <pic:nvPicPr>
+                    <pic:cNvPr id="406176499" name="Imagen 1" descr="Interfaz de usuario gráfica, Texto, Aplicación, Chat o mensaje de texto&#10;&#10;El contenido generado por IA puede ser incorrecto."/>
+                    <pic:cNvPicPr/>
+                  </pic:nvPicPr>
+                  <pic:blipFill>
+                    <a:blip r:embed="rId14"/>
+                    <a:stretch>
+                      <a:fillRect/>
+                    </a:stretch>
+                  </pic:blipFill>
+                  <pic:spPr>
+                    <a:xfrm>
+                      <a:off x="0" y="0"/>
+                      <a:ext cx="3934374" cy="3896269"/>
+                    </a:xfrm>
+                    <a:prstGeom prst="rect">
+                      <a:avLst/>
+                    </a:prstGeom>
+                  </pic:spPr>
+                </pic:pic>
+              </a:graphicData>
+            </a:graphic>
+          </wp:inline>
+        </w:drawing>
+      </w:r>
+      <w:r>
+        <w:rPr>
+          <w:b/>
+          <w:sz w:val="16"/>
+        </w:rPr>
+        <w:br/>
+      </w:r>
+    </w:p>
+    <w:p>
+      <w:pPr>
+        <w:jc w:val="center"/>
+        <w:rPr>
+          <w:b/>
+          <w:sz w:val="16"/>
+        </w:rPr>
+      </w:pPr>
+      <w:r>
+        <w:rPr>
+          <w:b/>
+          <w:sz w:val="16"/>
+        </w:rPr>
+        <w:lastRenderedPageBreak/>
+        <w:drawing>
+          <wp:inline distT="0" distB="0" distL="0" distR="0" wp14:anchorId="58BB2C76" wp14:editId="2FB7F933">
+            <wp:extent cx="3943900" cy="4067743"/>
+            <wp:effectExtent l="0" t="0" r="0" b="9525"/>
+            <wp:docPr id="1565451169" name="Imagen 1" descr="Interfaz de usuario gráfica, Texto, Aplicación, Chat o mensaje de texto&#10;&#10;El contenido generado por IA puede ser incorrecto."/>
+            <wp:cNvGraphicFramePr>
+              <a:graphicFrameLocks xmlns:a="http://schemas.openxmlformats.org/drawingml/2006/main" noChangeAspect="1"/>
+            </wp:cNvGraphicFramePr>
+            <a:graphic xmlns:a="http://schemas.openxmlformats.org/drawingml/2006/main">
+              <a:graphicData uri="http://schemas.openxmlformats.org/drawingml/2006/picture">
+                <pic:pic xmlns:pic="http://schemas.openxmlformats.org/drawingml/2006/picture">
+                  <pic:nvPicPr>
+                    <pic:cNvPr id="1565451169" name="Imagen 1" descr="Interfaz de usuario gráfica, Texto, Aplicación, Chat o mensaje de texto&#10;&#10;El contenido generado por IA puede ser incorrecto."/>
+                    <pic:cNvPicPr/>
+                  </pic:nvPicPr>
+                  <pic:blipFill>
+                    <a:blip r:embed="rId15"/>
+                    <a:stretch>
+                      <a:fillRect/>
+                    </a:stretch>
+                  </pic:blipFill>
+                  <pic:spPr>
+                    <a:xfrm>
+                      <a:off x="0" y="0"/>
+                      <a:ext cx="3943900" cy="4067743"/>
+                    </a:xfrm>
+                    <a:prstGeom prst="rect">
+                      <a:avLst/>
+                    </a:prstGeom>
+                  </pic:spPr>
+                </pic:pic>
+              </a:graphicData>
+            </a:graphic>
+          </wp:inline>
+        </w:drawing>
+      </w:r>
+      <w:r>
+        <w:rPr>
+          <w:b/>
+          <w:sz w:val="16"/>
+        </w:rPr>
+        <w:br/>
+      </w:r>
+    </w:p>
+    <w:p>
+      <w:pPr>
+        <w:rPr>
+          <w:b/>
+          <w:sz w:val="16"/>
+        </w:rPr>
+      </w:pPr>
+      <w:r>
+        <w:rPr>
+          <w:b/>
+          <w:sz w:val="16"/>
+        </w:rPr>
+        <w:drawing>
+          <wp:inline distT="0" distB="0" distL="0" distR="0" wp14:anchorId="084AD40A" wp14:editId="612F3A09">
+            <wp:extent cx="5493385" cy="1508125"/>
+            <wp:effectExtent l="0" t="0" r="0" b="0"/>
+            <wp:docPr id="631805118" name="Imagen 1" descr="Interfaz de usuario gráfica, Aplicación, Sitio web&#10;&#10;El contenido generado por IA puede ser incorrecto."/>
+            <wp:cNvGraphicFramePr>
+              <a:graphicFrameLocks xmlns:a="http://schemas.openxmlformats.org/drawingml/2006/main" noChangeAspect="1"/>
+            </wp:cNvGraphicFramePr>
+            <a:graphic xmlns:a="http://schemas.openxmlformats.org/drawingml/2006/main">
+              <a:graphicData uri="http://schemas.openxmlformats.org/drawingml/2006/picture">
+                <pic:pic xmlns:pic="http://schemas.openxmlformats.org/drawingml/2006/picture">
+                  <pic:nvPicPr>
+                    <pic:cNvPr id="631805118" name="Imagen 1" descr="Interfaz de usuario gráfica, Aplicación, Sitio web&#10;&#10;El contenido generado por IA puede ser incorrecto."/>
+                    <pic:cNvPicPr/>
+                  </pic:nvPicPr>
+                  <pic:blipFill>
+                    <a:blip r:embed="rId16"/>
+                    <a:stretch>
+                      <a:fillRect/>
+                    </a:stretch>
+                  </pic:blipFill>
+                  <pic:spPr>
+                    <a:xfrm>
+                      <a:off x="0" y="0"/>
+                      <a:ext cx="5493385" cy="1508125"/>
+                    </a:xfrm>
+                    <a:prstGeom prst="rect">
+                      <a:avLst/>
+                    </a:prstGeom>
+                  </pic:spPr>
+                </pic:pic>
+              </a:graphicData>
+            </a:graphic>
+          </wp:inline>
+        </w:drawing>
+      </w:r>
+      <w:r>
+        <w:rPr>
+          <w:b/>
+          <w:sz w:val="16"/>
+        </w:rPr>
+        <w:br/>
+      </w:r>
+    </w:p>
+    <w:p>
+      <w:pPr>
+        <w:rPr>
+          <w:b/>
+          <w:sz w:val="16"/>
+        </w:rPr>
+      </w:pPr>
+      <w:r>
+        <w:rPr>
+          <w:b/>
+          <w:sz w:val="16"/>
+        </w:rPr>
+        <w:drawing>
+          <wp:inline distT="0" distB="0" distL="0" distR="0" wp14:anchorId="592E0A54" wp14:editId="5D7BEC0B">
+            <wp:extent cx="5493385" cy="1856105"/>
+            <wp:effectExtent l="0" t="0" r="0" b="0"/>
+            <wp:docPr id="140161399" name="Imagen 1" descr="Interfaz de usuario gráfica, Aplicación, Sitio web, Teams&#10;&#10;El contenido generado por IA puede ser incorrecto."/>
+            <wp:cNvGraphicFramePr>
+              <a:graphicFrameLocks xmlns:a="http://schemas.openxmlformats.org/drawingml/2006/main" noChangeAspect="1"/>
+            </wp:cNvGraphicFramePr>
+            <a:graphic xmlns:a="http://schemas.openxmlformats.org/drawingml/2006/main">
+              <a:graphicData uri="http://schemas.openxmlformats.org/drawingml/2006/picture">
+                <pic:pic xmlns:pic="http://schemas.openxmlformats.org/drawingml/2006/picture">
+                  <pic:nvPicPr>
+                    <pic:cNvPr id="140161399" name="Imagen 1" descr="Interfaz de usuario gráfica, Aplicación, Sitio web, Teams&#10;&#10;El contenido generado por IA puede ser incorrecto."/>
+                    <pic:cNvPicPr/>
+                  </pic:nvPicPr>
+                  <pic:blipFill>
+                    <a:blip r:embed="rId17"/>
+                    <a:stretch>
+                      <a:fillRect/>
+                    </a:stretch>
+                  </pic:blipFill>
+                  <pic:spPr>
+                    <a:xfrm>
+                      <a:off x="0" y="0"/>
+                      <a:ext cx="5493385" cy="1856105"/>
+                    </a:xfrm>
+                    <a:prstGeom prst="rect">
+                      <a:avLst/>
+                    </a:prstGeom>
+                  </pic:spPr>
+                </pic:pic>
+              </a:graphicData>
+            </a:graphic>
+          </wp:inline>
+        </w:drawing>
+      </w:r>
+    </w:p>
+    <w:p>
+      <w:pPr>
+        <w:rPr>
+          <w:b/>
+          <w:sz w:val="16"/>
+        </w:rPr>
+      </w:pPr>
     </w:p>
     <w:p>
       <w:pPr>
@@ -10813,7 +9537,7 @@
                           <pic:cNvPicPr/>
                         </pic:nvPicPr>
                         <pic:blipFill>
-                          <a:blip r:embed="rId25" cstate="print"/>
+                          <a:blip r:embed="rId18" cstate="print"/>
                           <a:stretch>
                             <a:fillRect/>
                           </a:stretch>
@@ -17228,6 +15952,7 @@
       <w:r>
         <w:rPr>
           <w:b/>
+          <w:noProof/>
           <w:sz w:val="16"/>
         </w:rPr>
         <w:lastRenderedPageBreak/>
@@ -17982,19 +16707,7 @@
           <w:rPr>
             <w:rStyle w:val="Hipervnculo"/>
           </w:rPr>
-          <w:t>https://e</w:t>
-        </w:r>
-        <w:r>
-          <w:rPr>
-            <w:rStyle w:val="Hipervnculo"/>
-          </w:rPr>
-          <w:t>s</w:t>
-        </w:r>
-        <w:r>
-          <w:rPr>
-            <w:rStyle w:val="Hipervnculo"/>
-          </w:rPr>
-          <w:t>.react.dev/</w:t>
+          <w:t>https://es.react.dev/</w:t>
         </w:r>
       </w:hyperlink>
     </w:p>
@@ -18975,20 +17688,6 @@
       <w:pStyle w:val="Textoindependiente"/>
       <w:spacing w:line="14" w:lineRule="auto"/>
       <w:rPr>
-        <w:sz w:val="2"/>
-      </w:rPr>
-    </w:pPr>
-  </w:p>
-</w:ftr>
-</file>
-
-<file path=word/footer3.xml><?xml version="1.0" encoding="utf-8"?>
-<w:ftr xmlns:wpc="http://schemas.microsoft.com/office/word/2010/wordprocessingCanvas" xmlns:cx="http://schemas.microsoft.com/office/drawing/2014/chartex" xmlns:cx1="http://schemas.microsoft.com/office/drawing/2015/9/8/chartex" xmlns:cx2="http://schemas.microsoft.com/office/drawing/2015/10/21/chartex" xmlns:cx3="http://schemas.microsoft.com/office/drawing/2016/5/9/chartex" xmlns:cx4="http://schemas.microsoft.com/office/drawing/2016/5/10/chartex" xmlns:cx5="http://schemas.microsoft.com/office/drawing/2016/5/11/chartex" xmlns:cx6="http://schemas.microsoft.com/office/drawing/2016/5/12/chartex" xmlns:cx7="http://schemas.microsoft.com/office/drawing/2016/5/13/chartex" xmlns:cx8="http://schemas.microsoft.com/office/drawing/2016/5/14/chartex" xmlns:mc="http://schemas.openxmlformats.org/markup-compatibility/2006" xmlns:aink="http://schemas.microsoft.com/office/drawing/2016/ink" xmlns:am3d="http://schemas.microsoft.com/office/drawing/2017/model3d" xmlns:o="urn:schemas-microsoft-com:office:office" xmlns:oel="http://schemas.microsoft.com/office/2019/extlst" xmlns:r="http://schemas.openxmlformats.org/officeDocument/2006/relationships" xmlns:m="http://schemas.openxmlformats.org/officeDocument/2006/math" xmlns:v="urn:schemas-microsoft-com:vml" xmlns:wp14="http://schemas.microsoft.com/office/word/2010/wordprocessingDrawing" xmlns:wp="http://schemas.openxmlformats.org/drawingml/2006/wordprocessingDrawing" xmlns:w10="urn:schemas-microsoft-com:office:word" xmlns:w="http://schemas.openxmlformats.org/wordprocessingml/2006/main" xmlns:w14="http://schemas.microsoft.com/office/word/2010/wordml" xmlns:w15="http://schemas.microsoft.com/office/word/2012/wordml" xmlns:w16cex="http://schemas.microsoft.com/office/word/2018/wordml/cex" xmlns:w16cid="http://schemas.microsoft.com/office/word/2016/wordml/cid" xmlns:w16="http://schemas.microsoft.com/office/word/2018/wordml" xmlns:w16du="http://schemas.microsoft.com/office/word/2023/wordml/word16du" xmlns:w16sdtdh="http://schemas.microsoft.com/office/word/2020/wordml/sdtdatahash" xmlns:w16sdtfl="http://schemas.microsoft.com/office/word/2024/wordml/sdtformatlock" xmlns:w16se="http://schemas.microsoft.com/office/word/2015/wordml/symex" xmlns:wpg="http://schemas.microsoft.com/office/word/2010/wordprocessingGroup" xmlns:wpi="http://schemas.microsoft.com/office/word/2010/wordprocessingInk" xmlns:wne="http://schemas.microsoft.com/office/word/2006/wordml" xmlns:wps="http://schemas.microsoft.com/office/word/2010/wordprocessingShape" mc:Ignorable="w14 w15 w16se w16cid w16 w16cex w16sdtdh w16sdtfl w16du wp14">
-  <w:p>
-    <w:pPr>
-      <w:pStyle w:val="Textoindependiente"/>
-      <w:spacing w:line="14" w:lineRule="auto"/>
-      <w:rPr>
         <w:sz w:val="20"/>
       </w:rPr>
     </w:pPr>
@@ -19229,7 +17928,7 @@
               <v:stroke joinstyle="miter"/>
               <v:path gradientshapeok="t" o:connecttype="rect"/>
             </v:shapetype>
-            <v:shape id="Textbox 24" o:spid="_x0000_s1095" type="#_x0000_t202" style="position:absolute;margin-left:319.85pt;margin-top:760.95pt;width:187.8pt;height:15.5pt;z-index:-16035328;visibility:visible;mso-wrap-style:square;mso-wrap-distance-left:0;mso-wrap-distance-top:0;mso-wrap-distance-right:0;mso-wrap-distance-bottom:0;mso-position-horizontal:absolute;mso-position-horizontal-relative:page;mso-position-vertical:absolute;mso-position-vertical-relative:page;v-text-anchor:top" o:gfxdata="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" filled="f" stroked="f">
+            <v:shape id="Textbox 24" o:spid="_x0000_s1094" type="#_x0000_t202" style="position:absolute;margin-left:319.85pt;margin-top:760.95pt;width:187.8pt;height:15.5pt;z-index:-16035328;visibility:visible;mso-wrap-style:square;mso-wrap-distance-left:0;mso-wrap-distance-top:0;mso-wrap-distance-right:0;mso-wrap-distance-bottom:0;mso-position-horizontal:absolute;mso-position-horizontal-relative:page;mso-position-vertical:absolute;mso-position-vertical-relative:page;v-text-anchor:top" o:gfxdata="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" filled="f" stroked="f">
               <v:textbox inset="0,0,0,0">
                 <w:txbxContent>
                   <w:p>
@@ -19374,7 +18073,133 @@
       <mc:AlternateContent>
         <mc:Choice Requires="wps">
           <w:drawing>
-            <wp:anchor distT="0" distB="0" distL="0" distR="0" simplePos="0" relativeHeight="487276032" behindDoc="1" locked="0" layoutInCell="1" allowOverlap="1" wp14:anchorId="7B8C460A" wp14:editId="4F67DC9A">
+            <wp:anchor distT="0" distB="0" distL="0" distR="0" simplePos="0" relativeHeight="487276544" behindDoc="1" locked="0" layoutInCell="1" allowOverlap="1" wp14:anchorId="5E86DA3B" wp14:editId="68B3067A">
+              <wp:simplePos x="0" y="0"/>
+              <wp:positionH relativeFrom="page">
+                <wp:posOffset>5419725</wp:posOffset>
+              </wp:positionH>
+              <wp:positionV relativeFrom="page">
+                <wp:posOffset>514350</wp:posOffset>
+              </wp:positionV>
+              <wp:extent cx="996950" cy="209550"/>
+              <wp:effectExtent l="0" t="0" r="0" b="0"/>
+              <wp:wrapNone/>
+              <wp:docPr id="3" name="Textbox 3"/>
+              <wp:cNvGraphicFramePr>
+                <a:graphicFrameLocks xmlns:a="http://schemas.openxmlformats.org/drawingml/2006/main"/>
+              </wp:cNvGraphicFramePr>
+              <a:graphic xmlns:a="http://schemas.openxmlformats.org/drawingml/2006/main">
+                <a:graphicData uri="http://schemas.microsoft.com/office/word/2010/wordprocessingShape">
+                  <wps:wsp>
+                    <wps:cNvSpPr txBox="1">
+                      <a:spLocks/>
+                    </wps:cNvSpPr>
+                    <wps:spPr>
+                      <a:xfrm>
+                        <a:off x="0" y="0"/>
+                        <a:ext cx="996950" cy="209550"/>
+                      </a:xfrm>
+                      <a:prstGeom prst="rect">
+                        <a:avLst/>
+                      </a:prstGeom>
+                    </wps:spPr>
+                    <wps:txbx>
+                      <w:txbxContent>
+                        <w:p>
+                          <w:pPr>
+                            <w:spacing w:before="20"/>
+                          </w:pPr>
+                          <w:proofErr w:type="spellStart"/>
+                          <w:r>
+                            <w:t>Serapi</w:t>
+                          </w:r>
+                          <w:proofErr w:type="spellEnd"/>
+                          <w:r>
+                            <w:t xml:space="preserve"> </w:t>
+                          </w:r>
+                          <w:proofErr w:type="spellStart"/>
+                          <w:r>
+                            <w:t>to</w:t>
+                          </w:r>
+                          <w:proofErr w:type="spellEnd"/>
+                          <w:r>
+                            <w:t xml:space="preserve"> </w:t>
+                          </w:r>
+                          <w:proofErr w:type="spellStart"/>
+                          <w:r>
+                            <w:t>kanjo</w:t>
+                          </w:r>
+                          <w:proofErr w:type="spellEnd"/>
+                        </w:p>
+                      </w:txbxContent>
+                    </wps:txbx>
+                    <wps:bodyPr wrap="square" lIns="0" tIns="0" rIns="0" bIns="0" rtlCol="0">
+                      <a:noAutofit/>
+                    </wps:bodyPr>
+                  </wps:wsp>
+                </a:graphicData>
+              </a:graphic>
+              <wp14:sizeRelH relativeFrom="margin">
+                <wp14:pctWidth>0</wp14:pctWidth>
+              </wp14:sizeRelH>
+              <wp14:sizeRelV relativeFrom="margin">
+                <wp14:pctHeight>0</wp14:pctHeight>
+              </wp14:sizeRelV>
+            </wp:anchor>
+          </w:drawing>
+        </mc:Choice>
+        <mc:Fallback>
+          <w:pict>
+            <v:shapetype w14:anchorId="5E86DA3B" id="_x0000_t202" coordsize="21600,21600" o:spt="202" path="m,l,21600r21600,l21600,xe">
+              <v:stroke joinstyle="miter"/>
+              <v:path gradientshapeok="t" o:connecttype="rect"/>
+            </v:shapetype>
+            <v:shape id="Textbox 3" o:spid="_x0000_s1090" type="#_x0000_t202" style="position:absolute;margin-left:426.75pt;margin-top:40.5pt;width:78.5pt;height:16.5pt;z-index:-16039936;visibility:visible;mso-wrap-style:square;mso-width-percent:0;mso-height-percent:0;mso-wrap-distance-left:0;mso-wrap-distance-top:0;mso-wrap-distance-right:0;mso-wrap-distance-bottom:0;mso-position-horizontal:absolute;mso-position-horizontal-relative:page;mso-position-vertical:absolute;mso-position-vertical-relative:page;mso-width-percent:0;mso-height-percent:0;mso-width-relative:margin;mso-height-relative:margin;v-text-anchor:top" o:gfxdata="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" filled="f" stroked="f">
+              <v:textbox inset="0,0,0,0">
+                <w:txbxContent>
+                  <w:p>
+                    <w:pPr>
+                      <w:spacing w:before="20"/>
+                    </w:pPr>
+                    <w:proofErr w:type="spellStart"/>
+                    <w:r>
+                      <w:t>Serapi</w:t>
+                    </w:r>
+                    <w:proofErr w:type="spellEnd"/>
+                    <w:r>
+                      <w:t xml:space="preserve"> </w:t>
+                    </w:r>
+                    <w:proofErr w:type="spellStart"/>
+                    <w:r>
+                      <w:t>to</w:t>
+                    </w:r>
+                    <w:proofErr w:type="spellEnd"/>
+                    <w:r>
+                      <w:t xml:space="preserve"> </w:t>
+                    </w:r>
+                    <w:proofErr w:type="spellStart"/>
+                    <w:r>
+                      <w:t>kanjo</w:t>
+                    </w:r>
+                    <w:proofErr w:type="spellEnd"/>
+                  </w:p>
+                </w:txbxContent>
+              </v:textbox>
+              <w10:wrap anchorx="page" anchory="page"/>
+            </v:shape>
+          </w:pict>
+        </mc:Fallback>
+      </mc:AlternateContent>
+    </w:r>
+    <w:r>
+      <w:rPr>
+        <w:noProof/>
+        <w:sz w:val="20"/>
+      </w:rPr>
+      <mc:AlternateContent>
+        <mc:Choice Requires="wps">
+          <w:drawing>
+            <wp:anchor distT="0" distB="0" distL="0" distR="0" simplePos="0" relativeHeight="487276032" behindDoc="1" locked="0" layoutInCell="1" allowOverlap="1" wp14:anchorId="7B8C460A" wp14:editId="26082891">
               <wp:simplePos x="0" y="0"/>
               <wp:positionH relativeFrom="page">
                 <wp:posOffset>989380</wp:posOffset>
@@ -19445,102 +18270,8 @@
         </mc:Choice>
         <mc:Fallback>
           <w:pict>
-            <v:shape w14:anchorId="0037DFBA" id="Graphic 2" o:spid="_x0000_s1026" style="position:absolute;margin-left:77.9pt;margin-top:35.4pt;width:432.45pt;height:25.2pt;z-index:-16040448;visibility:visible;mso-wrap-style:square;mso-wrap-distance-left:0;mso-wrap-distance-top:0;mso-wrap-distance-right:0;mso-wrap-distance-bottom:0;mso-position-horizontal:absolute;mso-position-horizontal-relative:page;mso-position-vertical:absolute;mso-position-vertical-relative:page;v-text-anchor:top" coordsize="5492115,320040" o:gfxdata="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" path="m5491861,l,,,320040r5491861,l5491861,xe" fillcolor="#619dd1" stroked="f">
+            <v:shape w14:anchorId="6D8C9E56" id="Graphic 2" o:spid="_x0000_s1026" style="position:absolute;margin-left:77.9pt;margin-top:35.4pt;width:432.45pt;height:25.2pt;z-index:-16040448;visibility:visible;mso-wrap-style:square;mso-wrap-distance-left:0;mso-wrap-distance-top:0;mso-wrap-distance-right:0;mso-wrap-distance-bottom:0;mso-position-horizontal:absolute;mso-position-horizontal-relative:page;mso-position-vertical:absolute;mso-position-vertical-relative:page;v-text-anchor:top" coordsize="5492115,320040" o:gfxdata="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" path="m5491861,l,,,320040r5491861,l5491861,xe" fillcolor="#619dd1" stroked="f">
               <v:path arrowok="t"/>
-              <w10:wrap anchorx="page" anchory="page"/>
-            </v:shape>
-          </w:pict>
-        </mc:Fallback>
-      </mc:AlternateContent>
-    </w:r>
-    <w:r>
-      <w:rPr>
-        <w:noProof/>
-        <w:sz w:val="20"/>
-      </w:rPr>
-      <mc:AlternateContent>
-        <mc:Choice Requires="wps">
-          <w:drawing>
-            <wp:anchor distT="0" distB="0" distL="0" distR="0" simplePos="0" relativeHeight="487276544" behindDoc="1" locked="0" layoutInCell="1" allowOverlap="1" wp14:anchorId="5E86DA3B" wp14:editId="766F04EA">
-              <wp:simplePos x="0" y="0"/>
-              <wp:positionH relativeFrom="page">
-                <wp:posOffset>5958078</wp:posOffset>
-              </wp:positionH>
-              <wp:positionV relativeFrom="page">
-                <wp:posOffset>512493</wp:posOffset>
-              </wp:positionV>
-              <wp:extent cx="463550" cy="196850"/>
-              <wp:effectExtent l="0" t="0" r="0" b="0"/>
-              <wp:wrapNone/>
-              <wp:docPr id="3" name="Textbox 3"/>
-              <wp:cNvGraphicFramePr>
-                <a:graphicFrameLocks xmlns:a="http://schemas.openxmlformats.org/drawingml/2006/main"/>
-              </wp:cNvGraphicFramePr>
-              <a:graphic xmlns:a="http://schemas.openxmlformats.org/drawingml/2006/main">
-                <a:graphicData uri="http://schemas.microsoft.com/office/word/2010/wordprocessingShape">
-                  <wps:wsp>
-                    <wps:cNvSpPr txBox="1">
-                      <a:spLocks/>
-                    </wps:cNvSpPr>
-                    <wps:spPr>
-                      <a:xfrm>
-                        <a:off x="0" y="0"/>
-                        <a:ext cx="463550" cy="196850"/>
-                      </a:xfrm>
-                      <a:prstGeom prst="rect">
-                        <a:avLst/>
-                      </a:prstGeom>
-                    </wps:spPr>
-                    <wps:txbx>
-                      <w:txbxContent>
-                        <w:p>
-                          <w:pPr>
-                            <w:spacing w:before="20"/>
-                            <w:ind w:left="20"/>
-                          </w:pPr>
-                          <w:r>
-                            <w:rPr>
-                              <w:color w:val="FFFFFF"/>
-                              <w:spacing w:val="-5"/>
-                            </w:rPr>
-                            <w:t>TÍTULO</w:t>
-                          </w:r>
-                        </w:p>
-                      </w:txbxContent>
-                    </wps:txbx>
-                    <wps:bodyPr wrap="square" lIns="0" tIns="0" rIns="0" bIns="0" rtlCol="0">
-                      <a:noAutofit/>
-                    </wps:bodyPr>
-                  </wps:wsp>
-                </a:graphicData>
-              </a:graphic>
-            </wp:anchor>
-          </w:drawing>
-        </mc:Choice>
-        <mc:Fallback>
-          <w:pict>
-            <v:shapetype w14:anchorId="5E86DA3B" id="_x0000_t202" coordsize="21600,21600" o:spt="202" path="m,l,21600r21600,l21600,xe">
-              <v:stroke joinstyle="miter"/>
-              <v:path gradientshapeok="t" o:connecttype="rect"/>
-            </v:shapetype>
-            <v:shape id="Textbox 3" o:spid="_x0000_s1090" type="#_x0000_t202" style="position:absolute;margin-left:469.15pt;margin-top:40.35pt;width:36.5pt;height:15.5pt;z-index:-16039936;visibility:visible;mso-wrap-style:square;mso-wrap-distance-left:0;mso-wrap-distance-top:0;mso-wrap-distance-right:0;mso-wrap-distance-bottom:0;mso-position-horizontal:absolute;mso-position-horizontal-relative:page;mso-position-vertical:absolute;mso-position-vertical-relative:page;v-text-anchor:top" o:gfxdata="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" filled="f" stroked="f">
-              <v:textbox inset="0,0,0,0">
-                <w:txbxContent>
-                  <w:p>
-                    <w:pPr>
-                      <w:spacing w:before="20"/>
-                      <w:ind w:left="20"/>
-                    </w:pPr>
-                    <w:r>
-                      <w:rPr>
-                        <w:color w:val="FFFFFF"/>
-                        <w:spacing w:val="-5"/>
-                      </w:rPr>
-                      <w:t>TÍTULO</w:t>
-                    </w:r>
-                  </w:p>
-                </w:txbxContent>
-              </v:textbox>
               <w10:wrap anchorx="page" anchory="page"/>
             </v:shape>
           </w:pict>
@@ -19552,201 +18283,6 @@
 </file>
 
 <file path=word/header2.xml><?xml version="1.0" encoding="utf-8"?>
-<w:hdr xmlns:wpc="http://schemas.microsoft.com/office/word/2010/wordprocessingCanvas" xmlns:cx="http://schemas.microsoft.com/office/drawing/2014/chartex" xmlns:cx1="http://schemas.microsoft.com/office/drawing/2015/9/8/chartex" xmlns:cx2="http://schemas.microsoft.com/office/drawing/2015/10/21/chartex" xmlns:cx3="http://schemas.microsoft.com/office/drawing/2016/5/9/chartex" xmlns:cx4="http://schemas.microsoft.com/office/drawing/2016/5/10/chartex" xmlns:cx5="http://schemas.microsoft.com/office/drawing/2016/5/11/chartex" xmlns:cx6="http://schemas.microsoft.com/office/drawing/2016/5/12/chartex" xmlns:cx7="http://schemas.microsoft.com/office/drawing/2016/5/13/chartex" xmlns:cx8="http://schemas.microsoft.com/office/drawing/2016/5/14/chartex" xmlns:mc="http://schemas.openxmlformats.org/markup-compatibility/2006" xmlns:aink="http://schemas.microsoft.com/office/drawing/2016/ink" xmlns:am3d="http://schemas.microsoft.com/office/drawing/2017/model3d" xmlns:o="urn:schemas-microsoft-com:office:office" xmlns:oel="http://schemas.microsoft.com/office/2019/extlst" xmlns:r="http://schemas.openxmlformats.org/officeDocument/2006/relationships" xmlns:m="http://schemas.openxmlformats.org/officeDocument/2006/math" xmlns:v="urn:schemas-microsoft-com:vml" xmlns:wp14="http://schemas.microsoft.com/office/word/2010/wordprocessingDrawing" xmlns:wp="http://schemas.openxmlformats.org/drawingml/2006/wordprocessingDrawing" xmlns:w10="urn:schemas-microsoft-com:office:word" xmlns:w="http://schemas.openxmlformats.org/wordprocessingml/2006/main" xmlns:w14="http://schemas.microsoft.com/office/word/2010/wordml" xmlns:w15="http://schemas.microsoft.com/office/word/2012/wordml" xmlns:w16cex="http://schemas.microsoft.com/office/word/2018/wordml/cex" xmlns:w16cid="http://schemas.microsoft.com/office/word/2016/wordml/cid" xmlns:w16="http://schemas.microsoft.com/office/word/2018/wordml" xmlns:w16du="http://schemas.microsoft.com/office/word/2023/wordml/word16du" xmlns:w16sdtdh="http://schemas.microsoft.com/office/word/2020/wordml/sdtdatahash" xmlns:w16sdtfl="http://schemas.microsoft.com/office/word/2024/wordml/sdtformatlock" xmlns:w16se="http://schemas.microsoft.com/office/word/2015/wordml/symex" xmlns:wpg="http://schemas.microsoft.com/office/word/2010/wordprocessingGroup" xmlns:wpi="http://schemas.microsoft.com/office/word/2010/wordprocessingInk" xmlns:wne="http://schemas.microsoft.com/office/word/2006/wordml" xmlns:wps="http://schemas.microsoft.com/office/word/2010/wordprocessingShape" mc:Ignorable="w14 w15 w16se w16cid w16 w16cex w16sdtdh w16sdtfl w16du wp14">
-  <w:p>
-    <w:pPr>
-      <w:pStyle w:val="Textoindependiente"/>
-      <w:spacing w:line="14" w:lineRule="auto"/>
-      <w:rPr>
-        <w:sz w:val="20"/>
-      </w:rPr>
-    </w:pPr>
-    <w:r>
-      <w:rPr>
-        <w:noProof/>
-        <w:sz w:val="20"/>
-      </w:rPr>
-      <mc:AlternateContent>
-        <mc:Choice Requires="wps">
-          <w:drawing>
-            <wp:anchor distT="0" distB="0" distL="0" distR="0" simplePos="0" relativeHeight="487278592" behindDoc="1" locked="0" layoutInCell="1" allowOverlap="1" wp14:anchorId="110FF988" wp14:editId="2CE48ED4">
-              <wp:simplePos x="0" y="0"/>
-              <wp:positionH relativeFrom="page">
-                <wp:posOffset>989380</wp:posOffset>
-              </wp:positionH>
-              <wp:positionV relativeFrom="page">
-                <wp:posOffset>449579</wp:posOffset>
-              </wp:positionV>
-              <wp:extent cx="5492115" cy="320040"/>
-              <wp:effectExtent l="0" t="0" r="0" b="0"/>
-              <wp:wrapNone/>
-              <wp:docPr id="19" name="Graphic 19"/>
-              <wp:cNvGraphicFramePr>
-                <a:graphicFrameLocks xmlns:a="http://schemas.openxmlformats.org/drawingml/2006/main"/>
-              </wp:cNvGraphicFramePr>
-              <a:graphic xmlns:a="http://schemas.openxmlformats.org/drawingml/2006/main">
-                <a:graphicData uri="http://schemas.microsoft.com/office/word/2010/wordprocessingShape">
-                  <wps:wsp>
-                    <wps:cNvSpPr>
-                      <a:spLocks/>
-                    </wps:cNvSpPr>
-                    <wps:spPr>
-                      <a:xfrm>
-                        <a:off x="0" y="0"/>
-                        <a:ext cx="5492115" cy="320040"/>
-                      </a:xfrm>
-                      <a:custGeom>
-                        <a:avLst/>
-                        <a:gdLst/>
-                        <a:ahLst/>
-                        <a:cxnLst/>
-                        <a:rect l="l" t="t" r="r" b="b"/>
-                        <a:pathLst>
-                          <a:path w="5492115" h="320040">
-                            <a:moveTo>
-                              <a:pt x="5491861" y="0"/>
-                            </a:moveTo>
-                            <a:lnTo>
-                              <a:pt x="0" y="0"/>
-                            </a:lnTo>
-                            <a:lnTo>
-                              <a:pt x="0" y="320040"/>
-                            </a:lnTo>
-                            <a:lnTo>
-                              <a:pt x="5491861" y="320040"/>
-                            </a:lnTo>
-                            <a:lnTo>
-                              <a:pt x="5491861" y="0"/>
-                            </a:lnTo>
-                            <a:close/>
-                          </a:path>
-                        </a:pathLst>
-                      </a:custGeom>
-                      <a:solidFill>
-                        <a:srgbClr val="619DD1"/>
-                      </a:solidFill>
-                    </wps:spPr>
-                    <wps:bodyPr wrap="square" lIns="0" tIns="0" rIns="0" bIns="0" rtlCol="0">
-                      <a:prstTxWarp prst="textNoShape">
-                        <a:avLst/>
-                      </a:prstTxWarp>
-                      <a:noAutofit/>
-                    </wps:bodyPr>
-                  </wps:wsp>
-                </a:graphicData>
-              </a:graphic>
-            </wp:anchor>
-          </w:drawing>
-        </mc:Choice>
-        <mc:Fallback>
-          <w:pict>
-            <v:shape w14:anchorId="0B1511A2" id="Graphic 19" o:spid="_x0000_s1026" style="position:absolute;margin-left:77.9pt;margin-top:35.4pt;width:432.45pt;height:25.2pt;z-index:-16037888;visibility:visible;mso-wrap-style:square;mso-wrap-distance-left:0;mso-wrap-distance-top:0;mso-wrap-distance-right:0;mso-wrap-distance-bottom:0;mso-position-horizontal:absolute;mso-position-horizontal-relative:page;mso-position-vertical:absolute;mso-position-vertical-relative:page;v-text-anchor:top" coordsize="5492115,320040" o:gfxdata="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" path="m5491861,l,,,320040r5491861,l5491861,xe" fillcolor="#619dd1" stroked="f">
-              <v:path arrowok="t"/>
-              <w10:wrap anchorx="page" anchory="page"/>
-            </v:shape>
-          </w:pict>
-        </mc:Fallback>
-      </mc:AlternateContent>
-    </w:r>
-    <w:r>
-      <w:rPr>
-        <w:noProof/>
-        <w:sz w:val="20"/>
-      </w:rPr>
-      <mc:AlternateContent>
-        <mc:Choice Requires="wps">
-          <w:drawing>
-            <wp:anchor distT="0" distB="0" distL="0" distR="0" simplePos="0" relativeHeight="487279104" behindDoc="1" locked="0" layoutInCell="1" allowOverlap="1" wp14:anchorId="57482C3D" wp14:editId="06D5F61B">
-              <wp:simplePos x="0" y="0"/>
-              <wp:positionH relativeFrom="page">
-                <wp:posOffset>5958078</wp:posOffset>
-              </wp:positionH>
-              <wp:positionV relativeFrom="page">
-                <wp:posOffset>512493</wp:posOffset>
-              </wp:positionV>
-              <wp:extent cx="463550" cy="196850"/>
-              <wp:effectExtent l="0" t="0" r="0" b="0"/>
-              <wp:wrapNone/>
-              <wp:docPr id="20" name="Textbox 20"/>
-              <wp:cNvGraphicFramePr>
-                <a:graphicFrameLocks xmlns:a="http://schemas.openxmlformats.org/drawingml/2006/main"/>
-              </wp:cNvGraphicFramePr>
-              <a:graphic xmlns:a="http://schemas.openxmlformats.org/drawingml/2006/main">
-                <a:graphicData uri="http://schemas.microsoft.com/office/word/2010/wordprocessingShape">
-                  <wps:wsp>
-                    <wps:cNvSpPr txBox="1">
-                      <a:spLocks/>
-                    </wps:cNvSpPr>
-                    <wps:spPr>
-                      <a:xfrm>
-                        <a:off x="0" y="0"/>
-                        <a:ext cx="463550" cy="196850"/>
-                      </a:xfrm>
-                      <a:prstGeom prst="rect">
-                        <a:avLst/>
-                      </a:prstGeom>
-                    </wps:spPr>
-                    <wps:txbx>
-                      <w:txbxContent>
-                        <w:p>
-                          <w:pPr>
-                            <w:spacing w:before="20"/>
-                            <w:ind w:left="20"/>
-                          </w:pPr>
-                          <w:r>
-                            <w:rPr>
-                              <w:color w:val="FFFFFF"/>
-                              <w:spacing w:val="-5"/>
-                            </w:rPr>
-                            <w:t>TÍTULO</w:t>
-                          </w:r>
-                        </w:p>
-                      </w:txbxContent>
-                    </wps:txbx>
-                    <wps:bodyPr wrap="square" lIns="0" tIns="0" rIns="0" bIns="0" rtlCol="0">
-                      <a:noAutofit/>
-                    </wps:bodyPr>
-                  </wps:wsp>
-                </a:graphicData>
-              </a:graphic>
-            </wp:anchor>
-          </w:drawing>
-        </mc:Choice>
-        <mc:Fallback>
-          <w:pict>
-            <v:shapetype w14:anchorId="57482C3D" id="_x0000_t202" coordsize="21600,21600" o:spt="202" path="m,l,21600r21600,l21600,xe">
-              <v:stroke joinstyle="miter"/>
-              <v:path gradientshapeok="t" o:connecttype="rect"/>
-            </v:shapetype>
-            <v:shape id="Textbox 20" o:spid="_x0000_s1093" type="#_x0000_t202" style="position:absolute;margin-left:469.15pt;margin-top:40.35pt;width:36.5pt;height:15.5pt;z-index:-16037376;visibility:visible;mso-wrap-style:square;mso-wrap-distance-left:0;mso-wrap-distance-top:0;mso-wrap-distance-right:0;mso-wrap-distance-bottom:0;mso-position-horizontal:absolute;mso-position-horizontal-relative:page;mso-position-vertical:absolute;mso-position-vertical-relative:page;v-text-anchor:top" o:gfxdata="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" filled="f" stroked="f">
-              <v:textbox inset="0,0,0,0">
-                <w:txbxContent>
-                  <w:p>
-                    <w:pPr>
-                      <w:spacing w:before="20"/>
-                      <w:ind w:left="20"/>
-                    </w:pPr>
-                    <w:r>
-                      <w:rPr>
-                        <w:color w:val="FFFFFF"/>
-                        <w:spacing w:val="-5"/>
-                      </w:rPr>
-                      <w:t>TÍTULO</w:t>
-                    </w:r>
-                  </w:p>
-                </w:txbxContent>
-              </v:textbox>
-              <w10:wrap anchorx="page" anchory="page"/>
-            </v:shape>
-          </w:pict>
-        </mc:Fallback>
-      </mc:AlternateContent>
-    </w:r>
-  </w:p>
-</w:hdr>
-</file>
-
-<file path=word/header3.xml><?xml version="1.0" encoding="utf-8"?>
 <w:hdr xmlns:wpc="http://schemas.microsoft.com/office/word/2010/wordprocessingCanvas" xmlns:cx="http://schemas.microsoft.com/office/drawing/2014/chartex" xmlns:cx1="http://schemas.microsoft.com/office/drawing/2015/9/8/chartex" xmlns:cx2="http://schemas.microsoft.com/office/drawing/2015/10/21/chartex" xmlns:cx3="http://schemas.microsoft.com/office/drawing/2016/5/9/chartex" xmlns:cx4="http://schemas.microsoft.com/office/drawing/2016/5/10/chartex" xmlns:cx5="http://schemas.microsoft.com/office/drawing/2016/5/11/chartex" xmlns:cx6="http://schemas.microsoft.com/office/drawing/2016/5/12/chartex" xmlns:cx7="http://schemas.microsoft.com/office/drawing/2016/5/13/chartex" xmlns:cx8="http://schemas.microsoft.com/office/drawing/2016/5/14/chartex" xmlns:mc="http://schemas.openxmlformats.org/markup-compatibility/2006" xmlns:aink="http://schemas.microsoft.com/office/drawing/2016/ink" xmlns:am3d="http://schemas.microsoft.com/office/drawing/2017/model3d" xmlns:o="urn:schemas-microsoft-com:office:office" xmlns:oel="http://schemas.microsoft.com/office/2019/extlst" xmlns:r="http://schemas.openxmlformats.org/officeDocument/2006/relationships" xmlns:m="http://schemas.openxmlformats.org/officeDocument/2006/math" xmlns:v="urn:schemas-microsoft-com:vml" xmlns:wp14="http://schemas.microsoft.com/office/word/2010/wordprocessingDrawing" xmlns:wp="http://schemas.openxmlformats.org/drawingml/2006/wordprocessingDrawing" xmlns:w10="urn:schemas-microsoft-com:office:word" xmlns:w="http://schemas.openxmlformats.org/wordprocessingml/2006/main" xmlns:w14="http://schemas.microsoft.com/office/word/2010/wordml" xmlns:w15="http://schemas.microsoft.com/office/word/2012/wordml" xmlns:w16cex="http://schemas.microsoft.com/office/word/2018/wordml/cex" xmlns:w16cid="http://schemas.microsoft.com/office/word/2016/wordml/cid" xmlns:w16="http://schemas.microsoft.com/office/word/2018/wordml" xmlns:w16du="http://schemas.microsoft.com/office/word/2023/wordml/word16du" xmlns:w16sdtdh="http://schemas.microsoft.com/office/word/2020/wordml/sdtdatahash" xmlns:w16sdtfl="http://schemas.microsoft.com/office/word/2024/wordml/sdtformatlock" xmlns:w16se="http://schemas.microsoft.com/office/word/2015/wordml/symex" xmlns:wpg="http://schemas.microsoft.com/office/word/2010/wordprocessingGroup" xmlns:wpi="http://schemas.microsoft.com/office/word/2010/wordprocessingInk" xmlns:wne="http://schemas.microsoft.com/office/word/2006/wordml" xmlns:wps="http://schemas.microsoft.com/office/word/2010/wordprocessingShape" mc:Ignorable="w14 w15 w16se w16cid w16 w16cex w16sdtdh w16sdtfl w16du wp14">
   <w:p>
     <w:pPr>
@@ -19913,7 +18449,7 @@
               <v:stroke joinstyle="miter"/>
               <v:path gradientshapeok="t" o:connecttype="rect"/>
             </v:shapetype>
-            <v:shape id="Textbox 22" o:spid="_x0000_s1094" type="#_x0000_t202" style="position:absolute;margin-left:469.15pt;margin-top:40.35pt;width:36.5pt;height:15.5pt;z-index:-16036352;visibility:visible;mso-wrap-style:square;mso-wrap-distance-left:0;mso-wrap-distance-top:0;mso-wrap-distance-right:0;mso-wrap-distance-bottom:0;mso-position-horizontal:absolute;mso-position-horizontal-relative:page;mso-position-vertical:absolute;mso-position-vertical-relative:page;v-text-anchor:top" o:gfxdata="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" filled="f" stroked="f">
+            <v:shape id="Textbox 22" o:spid="_x0000_s1093" type="#_x0000_t202" style="position:absolute;margin-left:469.15pt;margin-top:40.35pt;width:36.5pt;height:15.5pt;z-index:-16036352;visibility:visible;mso-wrap-style:square;mso-wrap-distance-left:0;mso-wrap-distance-top:0;mso-wrap-distance-right:0;mso-wrap-distance-bottom:0;mso-position-horizontal:absolute;mso-position-horizontal-relative:page;mso-position-vertical:absolute;mso-position-vertical-relative:page;v-text-anchor:top" o:gfxdata="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" filled="f" stroked="f">
               <v:textbox inset="0,0,0,0">
                 <w:txbxContent>
                   <w:p>
@@ -21102,6 +19638,7 @@
   <w:style w:type="character" w:default="1" w:styleId="Fuentedeprrafopredeter">
     <w:name w:val="Default Paragraph Font"/>
     <w:uiPriority w:val="1"/>
+    <w:semiHidden/>
     <w:unhideWhenUsed/>
   </w:style>
   <w:style w:type="table" w:default="1" w:styleId="Tablanormal">
@@ -21224,6 +19761,56 @@
     <w:rPr>
       <w:color w:val="800080" w:themeColor="followedHyperlink"/>
       <w:u w:val="single"/>
+    </w:rPr>
+  </w:style>
+  <w:style w:type="paragraph" w:styleId="Encabezado">
+    <w:name w:val="header"/>
+    <w:basedOn w:val="Normal"/>
+    <w:link w:val="EncabezadoCar"/>
+    <w:uiPriority w:val="99"/>
+    <w:unhideWhenUsed/>
+    <w:rsid w:val="00C757B7"/>
+    <w:pPr>
+      <w:tabs>
+        <w:tab w:val="center" w:pos="4252"/>
+        <w:tab w:val="right" w:pos="8504"/>
+      </w:tabs>
+    </w:pPr>
+  </w:style>
+  <w:style w:type="character" w:customStyle="1" w:styleId="EncabezadoCar">
+    <w:name w:val="Encabezado Car"/>
+    <w:basedOn w:val="Fuentedeprrafopredeter"/>
+    <w:link w:val="Encabezado"/>
+    <w:uiPriority w:val="99"/>
+    <w:rsid w:val="00C757B7"/>
+    <w:rPr>
+      <w:rFonts w:ascii="Trebuchet MS" w:eastAsia="Trebuchet MS" w:hAnsi="Trebuchet MS" w:cs="Trebuchet MS"/>
+      <w:lang w:val="es-ES"/>
+    </w:rPr>
+  </w:style>
+  <w:style w:type="paragraph" w:styleId="Piedepgina">
+    <w:name w:val="footer"/>
+    <w:basedOn w:val="Normal"/>
+    <w:link w:val="PiedepginaCar"/>
+    <w:uiPriority w:val="99"/>
+    <w:unhideWhenUsed/>
+    <w:rsid w:val="00C757B7"/>
+    <w:pPr>
+      <w:tabs>
+        <w:tab w:val="center" w:pos="4252"/>
+        <w:tab w:val="right" w:pos="8504"/>
+      </w:tabs>
+    </w:pPr>
+  </w:style>
+  <w:style w:type="character" w:customStyle="1" w:styleId="PiedepginaCar">
+    <w:name w:val="Pie de página Car"/>
+    <w:basedOn w:val="Fuentedeprrafopredeter"/>
+    <w:link w:val="Piedepgina"/>
+    <w:uiPriority w:val="99"/>
+    <w:rsid w:val="00C757B7"/>
+    <w:rPr>
+      <w:rFonts w:ascii="Trebuchet MS" w:eastAsia="Trebuchet MS" w:hAnsi="Trebuchet MS" w:cs="Trebuchet MS"/>
+      <w:lang w:val="es-ES"/>
     </w:rPr>
   </w:style>
 </w:styles>
